--- a/Division 296 - prudential brief.docx
+++ b/Division 296 - prudential brief.docx
@@ -6,23 +6,23 @@
       <w:tblPr>
         <w:tblW w:type="dxa" w:w="9906"/>
         <w:tblBorders>
-          <w:top w:val="single" w:color="auto" w:sz="4"/>
-          <w:left w:val="single" w:color="auto" w:sz="4"/>
-          <w:bottom w:val="single" w:color="auto" w:sz="4"/>
-          <w:right w:val="single" w:color="auto" w:sz="4"/>
-          <w:insideH w:val="single" w:color="auto" w:sz="4"/>
-          <w:insideV w:val="single" w:color="auto" w:sz="4"/>
+          <w:top w:val="none" w:color="FFFFFF" w:sz="0"/>
+          <w:left w:val="none" w:color="FFFFFF" w:sz="0"/>
+          <w:bottom w:val="single" w:color="00B398" w:sz="8"/>
+          <w:right w:val="none" w:color="FFFFFF" w:sz="0"/>
+          <w:insideH w:val="none" w:color="FFFFFF" w:sz="0"/>
+          <w:insideV w:val="none" w:color="FFFFFF" w:sz="0"/>
         </w:tblBorders>
         <w:tblLayout w:type="fixed"/>
       </w:tblPr>
       <w:tblGrid>
-        <w:gridCol w:w="4953"/>
-        <w:gridCol w:w="4953"/>
+        <w:gridCol w:w="5944"/>
+        <w:gridCol w:w="3962"/>
       </w:tblGrid>
       <w:tr>
         <w:tc>
           <w:tcPr>
-            <w:tcW w:type="dxa" w:w="4953"/>
+            <w:tcW w:type="dxa" w:w="5944"/>
             <w:tcBorders>
               <w:top w:val="none" w:color="FFFFFF" w:sz="0"/>
               <w:left w:val="none" w:color="FFFFFF" w:sz="0"/>
@@ -41,50 +41,22 @@
               <w:spacing w:after="0"/>
             </w:pPr>
             <w:r>
-              <w:drawing>
-                <wp:inline distT="0" distB="0" distL="0" distR="0">
-                  <wp:extent cx="1028700" cy="257175"/>
-                  <wp:effectExtent t="0" r="0" b="0" l="0"/>
-                  <wp:docPr id="1" name="" descr="" title=""/>
-                  <wp:cNvGraphicFramePr>
-                    <a:graphicFrameLocks xmlns:a="http://schemas.openxmlformats.org/drawingml/2006/main" noChangeAspect="1"/>
-                  </wp:cNvGraphicFramePr>
-                  <a:graphic xmlns:a="http://schemas.openxmlformats.org/drawingml/2006/main">
-                    <a:graphicData uri="http://schemas.openxmlformats.org/drawingml/2006/picture">
-                      <pic:pic xmlns:pic="http://schemas.openxmlformats.org/drawingml/2006/picture">
-                        <pic:nvPicPr>
-                          <pic:cNvPr id="0" name="" descr=""/>
-                          <pic:cNvPicPr>
-                            <a:picLocks noChangeAspect="1" noChangeArrowheads="1"/>
-                          </pic:cNvPicPr>
-                        </pic:nvPicPr>
-                        <pic:blipFill>
-                          <a:blip r:embed="rId8" cstate="none"/>
-                          <a:srcRect/>
-                          <a:stretch>
-                            <a:fillRect/>
-                          </a:stretch>
-                        </pic:blipFill>
-                        <pic:spPr bwMode="auto">
-                          <a:xfrm>
-                            <a:off x="0" y="0"/>
-                            <a:ext cx="1028700" cy="257175"/>
-                          </a:xfrm>
-                          <a:prstGeom prst="rect">
-                            <a:avLst/>
-                          </a:prstGeom>
-                        </pic:spPr>
-                      </pic:pic>
-                    </a:graphicData>
-                  </a:graphic>
-                </wp:inline>
-              </w:drawing>
-            </w:r>
-          </w:p>
-        </w:tc>
-        <w:tc>
-          <w:tcPr>
-            <w:tcW w:type="dxa" w:w="4953"/>
+              <w:rPr>
+                <w:rFonts w:ascii="Arial" w:cs="Arial" w:eastAsia="Arial" w:hAnsi="Arial"/>
+                <w:b/>
+                <w:bCs/>
+                <w:caps/>
+                <w:color w:val="00B398"/>
+                <w:sz w:val="17"/>
+                <w:szCs w:val="17"/>
+              </w:rPr>
+              <w:t xml:space="preserve">Prudential research note</w:t>
+            </w:r>
+          </w:p>
+        </w:tc>
+        <w:tc>
+          <w:tcPr>
+            <w:tcW w:type="dxa" w:w="3962"/>
             <w:tcBorders>
               <w:top w:val="none" w:color="FFFFFF" w:sz="0"/>
               <w:left w:val="none" w:color="FFFFFF" w:sz="0"/>
@@ -92,7 +64,7 @@
               <w:right w:val="none" w:color="FFFFFF" w:sz="0"/>
             </w:tcBorders>
             <w:tcMar>
-              <w:top w:type="dxa" w:w="40"/>
+              <w:top w:type="dxa" w:w="0"/>
               <w:left w:type="dxa" w:w="0"/>
               <w:bottom w:type="dxa" w:w="0"/>
               <w:right w:type="dxa" w:w="0"/>
@@ -100,24 +72,6 @@
           </w:tcPr>
           <w:p>
             <w:pPr>
-              <w:spacing w:after="20"/>
-              <w:jc w:val="right"/>
-            </w:pPr>
-            <w:r>
-              <w:rPr>
-                <w:rFonts w:ascii="Arial" w:cs="Arial" w:eastAsia="Arial" w:hAnsi="Arial"/>
-                <w:b/>
-                <w:bCs/>
-                <w:caps/>
-                <w:color w:val="890C58"/>
-                <w:sz w:val="15"/>
-                <w:szCs w:val="15"/>
-              </w:rPr>
-              <w:t xml:space="preserve">OFFICIAL — SENSITIVE</w:t>
-            </w:r>
-          </w:p>
-          <w:p>
-            <w:pPr>
               <w:spacing w:after="0"/>
               <w:jc w:val="right"/>
             </w:pPr>
@@ -136,7 +90,7 @@
     </w:tbl>
     <w:p>
       <w:pPr>
-        <w:spacing w:after="50" w:before="220" w:line="340"/>
+        <w:spacing w:after="50" w:before="200" w:line="340"/>
       </w:pPr>
       <w:r>
         <w:rPr>
@@ -152,24 +106,40 @@
     </w:p>
     <w:p>
       <w:pPr>
+        <w:spacing w:after="50" w:line="265"/>
+      </w:pPr>
+      <w:r>
+        <w:rPr>
+          <w:rFonts w:ascii="Arial" w:cs="Arial" w:eastAsia="Arial" w:hAnsi="Arial"/>
+          <w:color w:val="52514E"/>
+          <w:sz w:val="19"/>
+          <w:szCs w:val="19"/>
+        </w:rPr>
+        <w:t xml:space="preserve">What Australia's new tax on large superannuation balances asks of prudential regulation — and what it does not</w:t>
+      </w:r>
+    </w:p>
+    <w:p>
+      <w:pPr>
         <w:pBdr>
-          <w:bottom w:val="single" w:color="00B398" w:sz="12" w:space="8"/>
+          <w:bottom w:val="single" w:color="D9D8D2" w:sz="8" w:space="7"/>
         </w:pBdr>
-        <w:spacing w:after="40" w:line="270"/>
-      </w:pPr>
-      <w:r>
-        <w:rPr>
-          <w:rFonts w:ascii="Arial" w:cs="Arial" w:eastAsia="Arial" w:hAnsi="Arial"/>
-          <w:color w:val="52514E"/>
-          <w:sz w:val="20"/>
-          <w:szCs w:val="20"/>
-        </w:rPr>
-        <w:t xml:space="preserve">What the new tax on large superannuation balances asks of us — and what it does not</w:t>
-      </w:r>
-    </w:p>
-    <w:p>
-      <w:pPr>
-        <w:spacing w:after="140" w:before="0" w:line="264"/>
+        <w:spacing w:after="30" w:line="235"/>
+      </w:pPr>
+      <w:r>
+        <w:rPr>
+          <w:rFonts w:ascii="Arial" w:cs="Arial" w:eastAsia="Arial" w:hAnsi="Arial"/>
+          <w:i/>
+          <w:iCs/>
+          <w:color w:val="898781"/>
+          <w:sz w:val="14"/>
+          <w:szCs w:val="14"/>
+        </w:rPr>
+        <w:t xml:space="preserve">Prepared from publicly available sources. Not an official publication of any regulator, and not affiliated with or endorsed by APRA, the ATO or Treasury.</w:t>
+      </w:r>
+    </w:p>
+    <w:p>
+      <w:pPr>
+        <w:spacing w:after="130" w:before="0" w:line="264"/>
       </w:pPr>
       <w:r>
         <w:rPr>
@@ -248,7 +218,7 @@
                 <w:sz w:val="18"/>
                 <w:szCs w:val="18"/>
               </w:rPr>
-              <w:t xml:space="preserve">This is not a proposal. Division 296 has been law since March and started on 1 July 2026. We are already inside the first measurement year. The final regulations were registered twelve days before it began, and the Tax Office guidance explaining how to do the calculation is still unwritten.</w:t>
+              <w:t xml:space="preserve">This is not a proposal. Division 296 has been law since March 2026 and commenced on 1 July 2026. The first measurement year is already running. The final regulations were registered twelve days before it began, and the ATO guidance explaining how to perform the calculation is still unwritten.</w:t>
             </w:r>
           </w:p>
           <w:p>
@@ -267,7 +237,7 @@
                 <w:sz w:val="18"/>
                 <w:szCs w:val="18"/>
               </w:rPr>
-              <w:t xml:space="preserve">It is not a liquidity event, and we should say so. In our own System Risk Stress Test, six large funds absorbed $174 billion of cumulative liquidity demand — just under 16 per cent of net assets — while largely avoiding sales of unlisted assets, primarily selling listed equities instead. Division 296 outflows are a small fraction of that. Leading with a liquidity warning would be wrong, and people in the room will know it.</w:t>
+              <w:t xml:space="preserve">It is not a liquidity event, and the evidence says so. In APRA's own System Risk Stress Test, six large funds absorbed $174 billion of cumulative liquidity demand — just under 16 per cent of net assets — while largely avoiding sales of unlisted assets, primarily selling listed equities instead. Division 296 outflows are a small fraction of that. A framing built on forced asset sales would not survive scrutiny.</w:t>
             </w:r>
           </w:p>
           <w:p>
@@ -286,7 +256,7 @@
                 <w:sz w:val="18"/>
                 <w:szCs w:val="18"/>
               </w:rPr>
-              <w:t xml:space="preserve">The real change is that a trustee judgement now feeds an individual member's personal tax bill. Every large fund we supervise must split fund earnings between members on a 'fair and reasonable' basis it designs itself, and report that figure to the Tax Office. Two funds holding identical assets for identical members can lawfully report different numbers. No standard governs how that judgement is made, signed off or independently checked.</w:t>
+              <w:t xml:space="preserve">The material change is that a trustee judgement now feeds an individual member's personal tax bill. Every large APRA-regulated fund must split fund earnings between members on a 'fair and reasonable' basis it designs itself, and report that figure to the ATO. Two funds holding identical assets for identical members can lawfully report different numbers. No prudential instrument governs how that judgement is made, signed off or independently checked.</w:t>
             </w:r>
           </w:p>
           <w:p>
@@ -305,7 +275,7 @@
                 <w:sz w:val="18"/>
                 <w:szCs w:val="18"/>
               </w:rPr>
-              <w:t xml:space="preserve">The framework mostly already covers this. Of 23 instruments we examined, 11 need no change at all and only one needs amending — our own reporting standard, which cannot see above $1 million. What would add most value is guidance confirming that existing obligations apply to this measure, supervision focused on the cohort least able to absorb it, and a prudential perspective reflected in the attribution work still under way.</w:t>
+              <w:t xml:space="preserve">The prudential framework mostly already covers this. Of 27 instruments examined, 11 need no change at all and only one needs amending — SRS 611.0, APRA's own member accounts collection, which cannot see above $1 million. The gaps are guidance, supervisory attention, and data — not authority.</w:t>
             </w:r>
           </w:p>
         </w:tc>
@@ -350,6 +320,490 @@
         <w:drawing>
           <wp:inline distT="0" distB="0" distL="0" distR="0">
             <wp:extent cx="6143625" cy="3190875"/>
+            <wp:effectExtent t="0" r="0" b="0" l="0"/>
+            <wp:docPr id="1" name="" descr="" title=""/>
+            <wp:cNvGraphicFramePr>
+              <a:graphicFrameLocks xmlns:a="http://schemas.openxmlformats.org/drawingml/2006/main" noChangeAspect="1"/>
+            </wp:cNvGraphicFramePr>
+            <a:graphic xmlns:a="http://schemas.openxmlformats.org/drawingml/2006/main">
+              <a:graphicData uri="http://schemas.openxmlformats.org/drawingml/2006/picture">
+                <pic:pic xmlns:pic="http://schemas.openxmlformats.org/drawingml/2006/picture">
+                  <pic:nvPicPr>
+                    <pic:cNvPr id="0" name="" descr=""/>
+                    <pic:cNvPicPr>
+                      <a:picLocks noChangeAspect="1" noChangeArrowheads="1"/>
+                    </pic:cNvPicPr>
+                  </pic:nvPicPr>
+                  <pic:blipFill>
+                    <a:blip r:embed="rId8" cstate="none"/>
+                    <a:srcRect/>
+                    <a:stretch>
+                      <a:fillRect/>
+                    </a:stretch>
+                  </pic:blipFill>
+                  <pic:spPr bwMode="auto">
+                    <a:xfrm>
+                      <a:off x="0" y="0"/>
+                      <a:ext cx="6143625" cy="3190875"/>
+                    </a:xfrm>
+                    <a:prstGeom prst="rect">
+                      <a:avLst/>
+                    </a:prstGeom>
+                  </pic:spPr>
+                </pic:pic>
+              </a:graphicData>
+            </a:graphic>
+          </wp:inline>
+        </w:drawing>
+      </w:r>
+    </w:p>
+    <w:p>
+      <w:pPr>
+        <w:spacing w:after="120"/>
+        <w:jc w:val="center"/>
+      </w:pPr>
+      <w:r>
+        <w:rPr>
+          <w:rFonts w:ascii="Arial" w:cs="Arial" w:eastAsia="Arial" w:hAnsi="Arial"/>
+          <w:i/>
+          <w:iCs/>
+          <w:color w:val="898781"/>
+          <w:sz w:val="13"/>
+          <w:szCs w:val="13"/>
+        </w:rPr>
+        <w:t xml:space="preserve">Figure 1 — What Division 296 charges, and on which slice of a member's balance.</w:t>
+      </w:r>
+    </w:p>
+    <w:tbl>
+      <w:tblPr>
+        <w:tblW w:type="dxa" w:w="9906"/>
+        <w:tblBorders>
+          <w:top w:val="single" w:color="auto" w:sz="4"/>
+          <w:left w:val="single" w:color="auto" w:sz="4"/>
+          <w:bottom w:val="single" w:color="auto" w:sz="4"/>
+          <w:right w:val="single" w:color="auto" w:sz="4"/>
+          <w:insideH w:val="single" w:color="auto" w:sz="4"/>
+          <w:insideV w:val="single" w:color="auto" w:sz="4"/>
+        </w:tblBorders>
+        <w:tblLayout w:type="fixed"/>
+      </w:tblPr>
+      <w:tblGrid>
+        <w:gridCol w:w="3302"/>
+        <w:gridCol w:w="3302"/>
+        <w:gridCol w:w="3302"/>
+      </w:tblGrid>
+      <w:tr>
+        <w:tc>
+          <w:tcPr>
+            <w:tcW w:type="dxa" w:w="3302"/>
+            <w:tcBorders>
+              <w:top w:val="single" w:color="0072CE" w:sz="14"/>
+              <w:left w:val="single" w:color="FFFFFF" w:sz="8"/>
+              <w:bottom w:val="none" w:color="FFFFFF" w:sz="0"/>
+              <w:right w:val="single" w:color="FFFFFF" w:sz="8"/>
+            </w:tcBorders>
+            <w:shd w:fill="F4F9FC" w:color="auto" w:val="clear"/>
+            <w:tcMar>
+              <w:top w:type="dxa" w:w="130"/>
+              <w:left w:type="dxa" w:w="150"/>
+              <w:bottom w:type="dxa" w:w="130"/>
+              <w:right w:type="dxa" w:w="150"/>
+            </w:tcMar>
+          </w:tcPr>
+          <w:p>
+            <w:pPr>
+              <w:spacing w:after="30" w:line="300"/>
+            </w:pPr>
+            <w:r>
+              <w:rPr>
+                <w:rFonts w:ascii="Arial" w:cs="Arial" w:eastAsia="Arial" w:hAnsi="Arial"/>
+                <w:b/>
+                <w:bCs/>
+                <w:color w:val="012169"/>
+                <w:sz w:val="34"/>
+                <w:szCs w:val="34"/>
+              </w:rPr>
+              <w:t xml:space="preserve">$3m / $10m</w:t>
+            </w:r>
+          </w:p>
+          <w:p>
+            <w:pPr>
+              <w:spacing w:after="0" w:line="230"/>
+            </w:pPr>
+            <w:r>
+              <w:rPr>
+                <w:rFonts w:ascii="Arial" w:cs="Arial" w:eastAsia="Arial" w:hAnsi="Arial"/>
+                <w:color w:val="52514E"/>
+                <w:sz w:val="14"/>
+                <w:szCs w:val="14"/>
+              </w:rPr>
+              <w:t xml:space="preserve">The two thresholds, both now indexed. Extra tax applies only to the share of earnings above them — so someone just over $3m pays very little.</w:t>
+            </w:r>
+            <w:r>
+              <w:rPr>
+                <w:rFonts w:ascii="Arial" w:cs="Arial" w:eastAsia="Arial" w:hAnsi="Arial"/>
+                <w:b/>
+                <w:bCs/>
+                <w:color w:val="00806D"/>
+                <w:sz w:val="13"/>
+                <w:szCs w:val="13"/>
+                <w:vertAlign w:val="superscript"/>
+              </w:rPr>
+              <w:t xml:space="preserve"> [S]</w:t>
+            </w:r>
+          </w:p>
+        </w:tc>
+        <w:tc>
+          <w:tcPr>
+            <w:tcW w:type="dxa" w:w="3302"/>
+            <w:tcBorders>
+              <w:top w:val="single" w:color="0072CE" w:sz="14"/>
+              <w:left w:val="single" w:color="FFFFFF" w:sz="8"/>
+              <w:bottom w:val="none" w:color="FFFFFF" w:sz="0"/>
+              <w:right w:val="single" w:color="FFFFFF" w:sz="8"/>
+            </w:tcBorders>
+            <w:shd w:fill="F4F9FC" w:color="auto" w:val="clear"/>
+            <w:tcMar>
+              <w:top w:type="dxa" w:w="130"/>
+              <w:left w:type="dxa" w:w="150"/>
+              <w:bottom w:type="dxa" w:w="130"/>
+              <w:right w:type="dxa" w:w="150"/>
+            </w:tcMar>
+          </w:tcPr>
+          <w:p>
+            <w:pPr>
+              <w:spacing w:after="30" w:line="300"/>
+            </w:pPr>
+            <w:r>
+              <w:rPr>
+                <w:rFonts w:ascii="Arial" w:cs="Arial" w:eastAsia="Arial" w:hAnsi="Arial"/>
+                <w:b/>
+                <w:bCs/>
+                <w:color w:val="012169"/>
+                <w:sz w:val="34"/>
+                <w:szCs w:val="34"/>
+              </w:rPr>
+              <w:t xml:space="preserve">$1m+</w:t>
+            </w:r>
+          </w:p>
+          <w:p>
+            <w:pPr>
+              <w:spacing w:after="0" w:line="230"/>
+            </w:pPr>
+            <w:r>
+              <w:rPr>
+                <w:rFonts w:ascii="Arial" w:cs="Arial" w:eastAsia="Arial" w:hAnsi="Arial"/>
+                <w:color w:val="52514E"/>
+                <w:sz w:val="14"/>
+                <w:szCs w:val="14"/>
+              </w:rPr>
+              <w:t xml:space="preserve">APRA's highest member balance bracket — one third of the lower threshold. The affected population cannot be counted or located from APRA's own collections.</w:t>
+            </w:r>
+            <w:r>
+              <w:rPr>
+                <w:rFonts w:ascii="Arial" w:cs="Arial" w:eastAsia="Arial" w:hAnsi="Arial"/>
+                <w:b/>
+                <w:bCs/>
+                <w:color w:val="00806D"/>
+                <w:sz w:val="13"/>
+                <w:szCs w:val="13"/>
+                <w:vertAlign w:val="superscript"/>
+              </w:rPr>
+              <w:t xml:space="preserve"> [S]</w:t>
+            </w:r>
+          </w:p>
+        </w:tc>
+        <w:tc>
+          <w:tcPr>
+            <w:tcW w:type="dxa" w:w="3302"/>
+            <w:tcBorders>
+              <w:top w:val="single" w:color="0072CE" w:sz="14"/>
+              <w:left w:val="single" w:color="FFFFFF" w:sz="8"/>
+              <w:bottom w:val="none" w:color="FFFFFF" w:sz="0"/>
+              <w:right w:val="single" w:color="FFFFFF" w:sz="8"/>
+            </w:tcBorders>
+            <w:shd w:fill="F4F9FC" w:color="auto" w:val="clear"/>
+            <w:tcMar>
+              <w:top w:type="dxa" w:w="130"/>
+              <w:left w:type="dxa" w:w="150"/>
+              <w:bottom w:type="dxa" w:w="130"/>
+              <w:right w:type="dxa" w:w="150"/>
+            </w:tcMar>
+          </w:tcPr>
+          <w:p>
+            <w:pPr>
+              <w:spacing w:after="30" w:line="300"/>
+            </w:pPr>
+            <w:r>
+              <w:rPr>
+                <w:rFonts w:ascii="Arial" w:cs="Arial" w:eastAsia="Arial" w:hAnsi="Arial"/>
+                <w:b/>
+                <w:bCs/>
+                <w:color w:val="012169"/>
+                <w:sz w:val="34"/>
+                <w:szCs w:val="34"/>
+              </w:rPr>
+              <w:t xml:space="preserve">30 Jun 2027</w:t>
+            </w:r>
+          </w:p>
+          <w:p>
+            <w:pPr>
+              <w:spacing w:after="0" w:line="230"/>
+            </w:pPr>
+            <w:r>
+              <w:rPr>
+                <w:rFonts w:ascii="Arial" w:cs="Arial" w:eastAsia="Arial" w:hAnsi="Arial"/>
+                <w:color w:val="52514E"/>
+                <w:sz w:val="14"/>
+                <w:szCs w:val="14"/>
+              </w:rPr>
+              <w:t xml:space="preserve">First measurement of balances. The attribution method needs to be settled, documented and reproducible well before it.</w:t>
+            </w:r>
+            <w:r>
+              <w:rPr>
+                <w:rFonts w:ascii="Arial" w:cs="Arial" w:eastAsia="Arial" w:hAnsi="Arial"/>
+                <w:b/>
+                <w:bCs/>
+                <w:color w:val="00806D"/>
+                <w:sz w:val="13"/>
+                <w:szCs w:val="13"/>
+                <w:vertAlign w:val="superscript"/>
+              </w:rPr>
+              <w:t xml:space="preserve"> [S]</w:t>
+            </w:r>
+          </w:p>
+        </w:tc>
+      </w:tr>
+    </w:tbl>
+    <w:p>
+      <w:r>
+        <w:br w:type="page"/>
+      </w:r>
+    </w:p>
+    <w:p>
+      <w:pPr>
+        <w:spacing w:after="60" w:before="0"/>
+      </w:pPr>
+      <w:r>
+        <w:rPr>
+          <w:rFonts w:ascii="Arial" w:cs="Arial" w:eastAsia="Arial" w:hAnsi="Arial"/>
+          <w:b/>
+          <w:bCs/>
+          <w:color w:val="0072CE"/>
+          <w:sz w:val="19"/>
+          <w:szCs w:val="19"/>
+        </w:rPr>
+        <w:t xml:space="preserve">Why this is a prudential matter, not just a tax matter</w:t>
+      </w:r>
+    </w:p>
+    <w:p>
+      <w:pPr>
+        <w:pStyle w:val="ListParagraph"/>
+        <w:numPr>
+          <w:ilvl w:val="0"/>
+          <w:numId w:val="2"/>
+        </w:numPr>
+        <w:spacing w:after="50" w:before="0" w:line="258"/>
+      </w:pPr>
+      <w:r>
+        <w:rPr>
+          <w:rFonts w:ascii="Arial" w:cs="Arial" w:eastAsia="Arial" w:hAnsi="Arial"/>
+          <w:color w:val="1A1A1A"/>
+          <w:sz w:val="17"/>
+          <w:szCs w:val="17"/>
+        </w:rPr>
+        <w:t xml:space="preserve">The tax is assessed on the member, but the work lands on the trustee — a calculation and attribution function that did not exist before, and that no prudential standard was written for.</w:t>
+      </w:r>
+      <w:r>
+        <w:rPr>
+          <w:rFonts w:ascii="Arial" w:cs="Arial" w:eastAsia="Arial" w:hAnsi="Arial"/>
+          <w:b/>
+          <w:bCs/>
+          <w:color w:val="0072CE"/>
+          <w:sz w:val="13"/>
+          <w:szCs w:val="13"/>
+          <w:vertAlign w:val="superscript"/>
+        </w:rPr>
+        <w:t xml:space="preserve"> [I]</w:t>
+      </w:r>
+    </w:p>
+    <w:p>
+      <w:pPr>
+        <w:pStyle w:val="ListParagraph"/>
+        <w:numPr>
+          <w:ilvl w:val="0"/>
+          <w:numId w:val="2"/>
+        </w:numPr>
+        <w:spacing w:after="50" w:before="0" w:line="258"/>
+      </w:pPr>
+      <w:r>
+        <w:rPr>
+          <w:rFonts w:ascii="Arial" w:cs="Arial" w:eastAsia="Arial" w:hAnsi="Arial"/>
+          <w:color w:val="1A1A1A"/>
+          <w:sz w:val="17"/>
+          <w:szCs w:val="17"/>
+        </w:rPr>
+        <w:t xml:space="preserve">The attribution standard is a discretion, not a formula. The dividing line is fund size, not which regulator applies, so the loose 'fair and reasonable' test falls on the large funds holding almost all the money.</w:t>
+      </w:r>
+      <w:r>
+        <w:rPr>
+          <w:rFonts w:ascii="Arial" w:cs="Arial" w:eastAsia="Arial" w:hAnsi="Arial"/>
+          <w:b/>
+          <w:bCs/>
+          <w:color w:val="00806D"/>
+          <w:sz w:val="13"/>
+          <w:szCs w:val="13"/>
+          <w:vertAlign w:val="superscript"/>
+        </w:rPr>
+        <w:t xml:space="preserve"> [S]</w:t>
+      </w:r>
+    </w:p>
+    <w:p>
+      <w:pPr>
+        <w:pStyle w:val="ListParagraph"/>
+        <w:numPr>
+          <w:ilvl w:val="0"/>
+          <w:numId w:val="2"/>
+        </w:numPr>
+        <w:spacing w:after="50" w:before="0" w:line="258"/>
+      </w:pPr>
+      <w:r>
+        <w:rPr>
+          <w:rFonts w:ascii="Arial" w:cs="Arial" w:eastAsia="Arial" w:hAnsi="Arial"/>
+          <w:color w:val="1A1A1A"/>
+          <w:sz w:val="17"/>
+          <w:szCs w:val="17"/>
+        </w:rPr>
+        <w:t xml:space="preserve">It is a member-equity problem wearing a tax label. A whole-of-fund tax figure and a daily unit price cannot be reconciled exactly, so any method advantages some members over others — and industry has asked that the judgement sit outside AFCA's reach.</w:t>
+      </w:r>
+      <w:r>
+        <w:rPr>
+          <w:rFonts w:ascii="Arial" w:cs="Arial" w:eastAsia="Arial" w:hAnsi="Arial"/>
+          <w:b/>
+          <w:bCs/>
+          <w:color w:val="E87722"/>
+          <w:sz w:val="13"/>
+          <w:szCs w:val="13"/>
+          <w:vertAlign w:val="superscript"/>
+        </w:rPr>
+        <w:t xml:space="preserve"> [C]</w:t>
+      </w:r>
+    </w:p>
+    <w:p>
+      <w:pPr>
+        <w:pStyle w:val="ListParagraph"/>
+        <w:numPr>
+          <w:ilvl w:val="0"/>
+          <w:numId w:val="2"/>
+        </w:numPr>
+        <w:spacing w:after="50" w:before="0" w:line="258"/>
+      </w:pPr>
+      <w:r>
+        <w:rPr>
+          <w:rFonts w:ascii="Arial" w:cs="Arial" w:eastAsia="Arial" w:hAnsi="Arial"/>
+          <w:color w:val="1A1A1A"/>
+          <w:sz w:val="17"/>
+          <w:szCs w:val="17"/>
+        </w:rPr>
+        <w:t xml:space="preserve">There is a hard new duty on a short clock: 14 days for a fund to tell the ATO when an end benefit will be paid, and 7 to correct an error — attached to debt accounts that must survive mergers, transfers and changes of administrator.</w:t>
+      </w:r>
+      <w:r>
+        <w:rPr>
+          <w:rFonts w:ascii="Arial" w:cs="Arial" w:eastAsia="Arial" w:hAnsi="Arial"/>
+          <w:b/>
+          <w:bCs/>
+          <w:color w:val="00806D"/>
+          <w:sz w:val="13"/>
+          <w:szCs w:val="13"/>
+          <w:vertAlign w:val="superscript"/>
+        </w:rPr>
+        <w:t xml:space="preserve"> [S]</w:t>
+      </w:r>
+    </w:p>
+    <w:p>
+      <w:pPr>
+        <w:pStyle w:val="ListParagraph"/>
+        <w:numPr>
+          <w:ilvl w:val="0"/>
+          <w:numId w:val="2"/>
+        </w:numPr>
+        <w:spacing w:after="50" w:before="0" w:line="258"/>
+      </w:pPr>
+      <w:r>
+        <w:rPr>
+          <w:rFonts w:ascii="Arial" w:cs="Arial" w:eastAsia="Arial" w:hAnsi="Arial"/>
+          <w:color w:val="1A1A1A"/>
+          <w:sz w:val="17"/>
+          <w:szCs w:val="17"/>
+        </w:rPr>
+        <w:t xml:space="preserve">The affected population is largely invisible to the prudential regulator. APRA's highest published balance bracket is $1 million, and because the threshold spans everything a person holds, no per-fund collection could ever produce that view.</w:t>
+      </w:r>
+      <w:r>
+        <w:rPr>
+          <w:rFonts w:ascii="Arial" w:cs="Arial" w:eastAsia="Arial" w:hAnsi="Arial"/>
+          <w:b/>
+          <w:bCs/>
+          <w:color w:val="00806D"/>
+          <w:sz w:val="13"/>
+          <w:szCs w:val="13"/>
+          <w:vertAlign w:val="superscript"/>
+        </w:rPr>
+        <w:t xml:space="preserve"> [S]</w:t>
+      </w:r>
+    </w:p>
+    <w:p>
+      <w:pPr>
+        <w:pBdr>
+          <w:bottom w:val="single" w:color="0072CE" w:sz="6" w:space="4"/>
+        </w:pBdr>
+        <w:spacing w:after="100" w:before="240"/>
+      </w:pPr>
+      <w:r>
+        <w:rPr>
+          <w:rFonts w:ascii="Arial" w:cs="Arial" w:eastAsia="Arial" w:hAnsi="Arial"/>
+          <w:b/>
+          <w:bCs/>
+          <w:color w:val="012169"/>
+          <w:sz w:val="22"/>
+          <w:szCs w:val="22"/>
+        </w:rPr>
+        <w:t xml:space="preserve">Where the prudential risk actually sits</w:t>
+      </w:r>
+    </w:p>
+    <w:p>
+      <w:pPr>
+        <w:spacing w:after="90" w:before="0" w:line="264"/>
+      </w:pPr>
+      <w:r>
+        <w:rPr>
+          <w:rFonts w:ascii="Arial" w:cs="Arial" w:eastAsia="Arial" w:hAnsi="Arial"/>
+          <w:color w:val="1A1A1A"/>
+          <w:sz w:val="17"/>
+          <w:szCs w:val="17"/>
+        </w:rPr>
+        <w:t xml:space="preserve">Each issue is graded on three things: how material it is prudentially, how likely the adverse consequence is to crystallise, and how directly APRA can act on it. </w:t>
+      </w:r>
+      <w:r>
+        <w:rPr>
+          <w:rFonts w:ascii="Arial" w:cs="Arial" w:eastAsia="Arial" w:hAnsi="Arial"/>
+          <w:b/>
+          <w:bCs/>
+          <w:color w:val="1A1A1A"/>
+          <w:sz w:val="17"/>
+          <w:szCs w:val="17"/>
+        </w:rPr>
+        <w:t xml:space="preserve">A serious problem that belongs to Treasury is not automatically a priority for the prudential regulator — the map separates the two.</w:t>
+      </w:r>
+    </w:p>
+    <w:p>
+      <w:pPr>
+        <w:spacing w:after="40" w:before="90"/>
+        <w:jc w:val="center"/>
+      </w:pPr>
+      <w:r>
+        <w:drawing>
+          <wp:inline distT="0" distB="0" distL="0" distR="0">
+            <wp:extent cx="6143625" cy="2286000"/>
             <wp:effectExtent t="0" r="0" b="0" l="0"/>
             <wp:docPr id="1" name="" descr="" title=""/>
             <wp:cNvGraphicFramePr>
@@ -374,7 +828,7 @@
                   <pic:spPr bwMode="auto">
                     <a:xfrm>
                       <a:off x="0" y="0"/>
-                      <a:ext cx="6143625" cy="3190875"/>
+                      <a:ext cx="6143625" cy="2286000"/>
                     </a:xfrm>
                     <a:prstGeom prst="rect">
                       <a:avLst/>
@@ -401,7 +855,23 @@
           <w:sz w:val="13"/>
           <w:szCs w:val="13"/>
         </w:rPr>
-        <w:t xml:space="preserve">Figure 1 — What Division 296 charges, and on which slice of a member's balance.</w:t>
+        <w:t xml:space="preserve">Figure 2 — The graded issues. Position shows materiality against how directly APRA can act; bubble size shows likelihood.</w:t>
+      </w:r>
+    </w:p>
+    <w:p>
+      <w:pPr>
+        <w:spacing w:after="60" w:before="160"/>
+      </w:pPr>
+      <w:r>
+        <w:rPr>
+          <w:rFonts w:ascii="Arial" w:cs="Arial" w:eastAsia="Arial" w:hAnsi="Arial"/>
+          <w:b/>
+          <w:bCs/>
+          <w:color w:val="0072CE"/>
+          <w:sz w:val="19"/>
+          <w:szCs w:val="19"/>
+        </w:rPr>
+        <w:t xml:space="preserve">The graded issues</w:t>
       </w:r>
     </w:p>
     <w:tbl>
@@ -418,31 +888,220 @@
         <w:tblLayout w:type="fixed"/>
       </w:tblPr>
       <w:tblGrid>
-        <w:gridCol w:w="3302"/>
-        <w:gridCol w:w="3302"/>
-        <w:gridCol w:w="3302"/>
+        <w:gridCol w:w="560"/>
+        <w:gridCol w:w="4400"/>
+        <w:gridCol w:w="860"/>
+        <w:gridCol w:w="1150"/>
+        <w:gridCol w:w="2936"/>
       </w:tblGrid>
       <w:tr>
-        <w:tc>
-          <w:tcPr>
-            <w:tcW w:type="dxa" w:w="3302"/>
-            <w:tcBorders>
-              <w:top w:val="single" w:color="0072CE" w:sz="14"/>
-              <w:left w:val="single" w:color="FFFFFF" w:sz="8"/>
-              <w:bottom w:val="none" w:color="FFFFFF" w:sz="0"/>
-              <w:right w:val="single" w:color="FFFFFF" w:sz="8"/>
+        <w:trPr>
+          <w:tblHeader/>
+        </w:trPr>
+        <w:tc>
+          <w:tcPr>
+            <w:tcW w:type="dxa" w:w="560"/>
+            <w:tcBorders>
+              <w:top w:val="single" w:color="0072CE" w:sz="8"/>
+              <w:left w:val="none" w:color="FFFFFF" w:sz="0"/>
+              <w:bottom w:val="single" w:color="D9D8D2" w:sz="3"/>
+              <w:right w:val="none" w:color="FFFFFF" w:sz="0"/>
             </w:tcBorders>
             <w:shd w:fill="F4F9FC" w:color="auto" w:val="clear"/>
             <w:tcMar>
-              <w:top w:type="dxa" w:w="130"/>
-              <w:left w:type="dxa" w:w="150"/>
-              <w:bottom w:type="dxa" w:w="130"/>
-              <w:right w:type="dxa" w:w="150"/>
-            </w:tcMar>
-          </w:tcPr>
-          <w:p>
-            <w:pPr>
-              <w:spacing w:after="30" w:line="300"/>
+              <w:top w:type="dxa" w:w="70"/>
+              <w:left w:type="dxa" w:w="100"/>
+              <w:bottom w:type="dxa" w:w="70"/>
+              <w:right w:type="dxa" w:w="100"/>
+            </w:tcMar>
+            <w:vAlign w:val="top"/>
+          </w:tcPr>
+          <w:p>
+            <w:pPr>
+              <w:spacing w:after="0" w:line="240"/>
+            </w:pPr>
+            <w:r>
+              <w:rPr>
+                <w:rFonts w:ascii="Arial" w:cs="Arial" w:eastAsia="Arial" w:hAnsi="Arial"/>
+                <w:b/>
+                <w:bCs/>
+                <w:caps/>
+                <w:color w:val="012169"/>
+                <w:sz w:val="15"/>
+                <w:szCs w:val="15"/>
+              </w:rPr>
+              <w:t xml:space="preserve">ID</w:t>
+            </w:r>
+          </w:p>
+        </w:tc>
+        <w:tc>
+          <w:tcPr>
+            <w:tcW w:type="dxa" w:w="4400"/>
+            <w:tcBorders>
+              <w:top w:val="single" w:color="0072CE" w:sz="8"/>
+              <w:left w:val="none" w:color="FFFFFF" w:sz="0"/>
+              <w:bottom w:val="single" w:color="D9D8D2" w:sz="3"/>
+              <w:right w:val="none" w:color="FFFFFF" w:sz="0"/>
+            </w:tcBorders>
+            <w:shd w:fill="F4F9FC" w:color="auto" w:val="clear"/>
+            <w:tcMar>
+              <w:top w:type="dxa" w:w="70"/>
+              <w:left w:type="dxa" w:w="100"/>
+              <w:bottom w:type="dxa" w:w="70"/>
+              <w:right w:type="dxa" w:w="100"/>
+            </w:tcMar>
+            <w:vAlign w:val="top"/>
+          </w:tcPr>
+          <w:p>
+            <w:pPr>
+              <w:spacing w:after="0" w:line="240"/>
+            </w:pPr>
+            <w:r>
+              <w:rPr>
+                <w:rFonts w:ascii="Arial" w:cs="Arial" w:eastAsia="Arial" w:hAnsi="Arial"/>
+                <w:b/>
+                <w:bCs/>
+                <w:caps/>
+                <w:color w:val="012169"/>
+                <w:sz w:val="15"/>
+                <w:szCs w:val="15"/>
+              </w:rPr>
+              <w:t xml:space="preserve">Issue</w:t>
+            </w:r>
+          </w:p>
+        </w:tc>
+        <w:tc>
+          <w:tcPr>
+            <w:tcW w:type="dxa" w:w="860"/>
+            <w:tcBorders>
+              <w:top w:val="single" w:color="0072CE" w:sz="8"/>
+              <w:left w:val="none" w:color="FFFFFF" w:sz="0"/>
+              <w:bottom w:val="single" w:color="D9D8D2" w:sz="3"/>
+              <w:right w:val="none" w:color="FFFFFF" w:sz="0"/>
+            </w:tcBorders>
+            <w:shd w:fill="F4F9FC" w:color="auto" w:val="clear"/>
+            <w:tcMar>
+              <w:top w:type="dxa" w:w="70"/>
+              <w:left w:type="dxa" w:w="100"/>
+              <w:bottom w:type="dxa" w:w="70"/>
+              <w:right w:type="dxa" w:w="100"/>
+            </w:tcMar>
+            <w:vAlign w:val="top"/>
+          </w:tcPr>
+          <w:p>
+            <w:pPr>
+              <w:spacing w:after="0" w:line="240"/>
+              <w:jc w:val="center"/>
+            </w:pPr>
+            <w:r>
+              <w:rPr>
+                <w:rFonts w:ascii="Arial" w:cs="Arial" w:eastAsia="Arial" w:hAnsi="Arial"/>
+                <w:b/>
+                <w:bCs/>
+                <w:caps/>
+                <w:color w:val="012169"/>
+                <w:sz w:val="15"/>
+                <w:szCs w:val="15"/>
+              </w:rPr>
+              <w:t xml:space="preserve">Grade</w:t>
+            </w:r>
+          </w:p>
+        </w:tc>
+        <w:tc>
+          <w:tcPr>
+            <w:tcW w:type="dxa" w:w="1150"/>
+            <w:tcBorders>
+              <w:top w:val="single" w:color="0072CE" w:sz="8"/>
+              <w:left w:val="none" w:color="FFFFFF" w:sz="0"/>
+              <w:bottom w:val="single" w:color="D9D8D2" w:sz="3"/>
+              <w:right w:val="none" w:color="FFFFFF" w:sz="0"/>
+            </w:tcBorders>
+            <w:shd w:fill="F4F9FC" w:color="auto" w:val="clear"/>
+            <w:tcMar>
+              <w:top w:type="dxa" w:w="70"/>
+              <w:left w:type="dxa" w:w="100"/>
+              <w:bottom w:type="dxa" w:w="70"/>
+              <w:right w:type="dxa" w:w="100"/>
+            </w:tcMar>
+            <w:vAlign w:val="top"/>
+          </w:tcPr>
+          <w:p>
+            <w:pPr>
+              <w:spacing w:after="0" w:line="240"/>
+              <w:jc w:val="center"/>
+            </w:pPr>
+            <w:r>
+              <w:rPr>
+                <w:rFonts w:ascii="Arial" w:cs="Arial" w:eastAsia="Arial" w:hAnsi="Arial"/>
+                <w:b/>
+                <w:bCs/>
+                <w:caps/>
+                <w:color w:val="012169"/>
+                <w:sz w:val="15"/>
+                <w:szCs w:val="15"/>
+              </w:rPr>
+              <w:t xml:space="preserve">M · L · P</w:t>
+            </w:r>
+          </w:p>
+        </w:tc>
+        <w:tc>
+          <w:tcPr>
+            <w:tcW w:type="dxa" w:w="2936"/>
+            <w:tcBorders>
+              <w:top w:val="single" w:color="0072CE" w:sz="8"/>
+              <w:left w:val="none" w:color="FFFFFF" w:sz="0"/>
+              <w:bottom w:val="single" w:color="D9D8D2" w:sz="3"/>
+              <w:right w:val="none" w:color="FFFFFF" w:sz="0"/>
+            </w:tcBorders>
+            <w:shd w:fill="F4F9FC" w:color="auto" w:val="clear"/>
+            <w:tcMar>
+              <w:top w:type="dxa" w:w="70"/>
+              <w:left w:type="dxa" w:w="100"/>
+              <w:bottom w:type="dxa" w:w="70"/>
+              <w:right w:type="dxa" w:w="100"/>
+            </w:tcMar>
+            <w:vAlign w:val="top"/>
+          </w:tcPr>
+          <w:p>
+            <w:pPr>
+              <w:spacing w:after="0" w:line="240"/>
+            </w:pPr>
+            <w:r>
+              <w:rPr>
+                <w:rFonts w:ascii="Arial" w:cs="Arial" w:eastAsia="Arial" w:hAnsi="Arial"/>
+                <w:b/>
+                <w:bCs/>
+                <w:caps/>
+                <w:color w:val="012169"/>
+                <w:sz w:val="15"/>
+                <w:szCs w:val="15"/>
+              </w:rPr>
+              <w:t xml:space="preserve">What it needs</w:t>
+            </w:r>
+          </w:p>
+        </w:tc>
+      </w:tr>
+      <w:tr>
+        <w:tc>
+          <w:tcPr>
+            <w:tcW w:type="dxa" w:w="560"/>
+            <w:tcBorders>
+              <w:top w:val="single" w:color="D9D8D2" w:sz="3"/>
+              <w:left w:val="none" w:color="FFFFFF" w:sz="0"/>
+              <w:bottom w:val="single" w:color="D9D8D2" w:sz="3"/>
+              <w:right w:val="none" w:color="FFFFFF" w:sz="0"/>
+            </w:tcBorders>
+            <w:tcMar>
+              <w:top w:type="dxa" w:w="70"/>
+              <w:left w:type="dxa" w:w="100"/>
+              <w:bottom w:type="dxa" w:w="70"/>
+              <w:right w:type="dxa" w:w="100"/>
+            </w:tcMar>
+            <w:vAlign w:val="top"/>
+          </w:tcPr>
+          <w:p>
+            <w:pPr>
+              <w:spacing w:after="0" w:line="250"/>
             </w:pPr>
             <w:r>
               <w:rPr>
@@ -450,15 +1109,145 @@
                 <w:b/>
                 <w:bCs/>
                 <w:color w:val="012169"/>
-                <w:sz w:val="34"/>
-                <w:szCs w:val="34"/>
-              </w:rPr>
-              <w:t xml:space="preserve">$3m / $10m</w:t>
-            </w:r>
-          </w:p>
-          <w:p>
-            <w:pPr>
-              <w:spacing w:after="0" w:line="230"/>
+                <w:sz w:val="15"/>
+                <w:szCs w:val="15"/>
+              </w:rPr>
+              <w:t xml:space="preserve">P1</w:t>
+            </w:r>
+          </w:p>
+        </w:tc>
+        <w:tc>
+          <w:tcPr>
+            <w:tcW w:type="dxa" w:w="4400"/>
+            <w:tcBorders>
+              <w:top w:val="single" w:color="D9D8D2" w:sz="3"/>
+              <w:left w:val="none" w:color="FFFFFF" w:sz="0"/>
+              <w:bottom w:val="single" w:color="D9D8D2" w:sz="3"/>
+              <w:right w:val="none" w:color="FFFFFF" w:sz="0"/>
+            </w:tcBorders>
+            <w:tcMar>
+              <w:top w:type="dxa" w:w="70"/>
+              <w:left w:type="dxa" w:w="100"/>
+              <w:bottom w:type="dxa" w:w="70"/>
+              <w:right w:type="dxa" w:w="100"/>
+            </w:tcMar>
+            <w:vAlign w:val="top"/>
+          </w:tcPr>
+          <w:p>
+            <w:pPr>
+              <w:spacing w:after="0" w:line="250"/>
+            </w:pPr>
+            <w:r>
+              <w:rPr>
+                <w:rFonts w:ascii="Arial" w:cs="Arial" w:eastAsia="Arial" w:hAnsi="Arial"/>
+                <w:color w:val="1A1A1A"/>
+                <w:sz w:val="15"/>
+                <w:szCs w:val="15"/>
+              </w:rPr>
+              <w:t xml:space="preserve">One administrator's calculation engine will serve many funds at once</w:t>
+            </w:r>
+            <w:r>
+              <w:rPr>
+                <w:rFonts w:ascii="Arial" w:cs="Arial" w:eastAsia="Arial" w:hAnsi="Arial"/>
+                <w:b/>
+                <w:bCs/>
+                <w:color w:val="0072CE"/>
+                <w:sz w:val="13"/>
+                <w:szCs w:val="13"/>
+                <w:vertAlign w:val="superscript"/>
+              </w:rPr>
+              <w:t xml:space="preserve"> [I]</w:t>
+            </w:r>
+          </w:p>
+        </w:tc>
+        <w:tc>
+          <w:tcPr>
+            <w:tcW w:type="dxa" w:w="860"/>
+            <w:tcBorders>
+              <w:top w:val="single" w:color="D9D8D2" w:sz="3"/>
+              <w:left w:val="none" w:color="FFFFFF" w:sz="0"/>
+              <w:bottom w:val="single" w:color="D9D8D2" w:sz="3"/>
+              <w:right w:val="none" w:color="FFFFFF" w:sz="0"/>
+            </w:tcBorders>
+            <w:tcMar>
+              <w:top w:type="dxa" w:w="70"/>
+              <w:left w:type="dxa" w:w="100"/>
+              <w:bottom w:type="dxa" w:w="70"/>
+              <w:right w:type="dxa" w:w="100"/>
+            </w:tcMar>
+            <w:vAlign w:val="top"/>
+          </w:tcPr>
+          <w:p>
+            <w:pPr>
+              <w:spacing w:after="0" w:line="250"/>
+              <w:jc w:val="center"/>
+            </w:pPr>
+            <w:r>
+              <w:rPr>
+                <w:rFonts w:ascii="Arial" w:cs="Arial" w:eastAsia="Arial" w:hAnsi="Arial"/>
+                <w:b/>
+                <w:bCs/>
+                <w:color w:val="890C58"/>
+                <w:sz w:val="18"/>
+                <w:szCs w:val="18"/>
+              </w:rPr>
+              <w:t xml:space="preserve">A</w:t>
+            </w:r>
+          </w:p>
+        </w:tc>
+        <w:tc>
+          <w:tcPr>
+            <w:tcW w:type="dxa" w:w="1150"/>
+            <w:tcBorders>
+              <w:top w:val="single" w:color="D9D8D2" w:sz="3"/>
+              <w:left w:val="none" w:color="FFFFFF" w:sz="0"/>
+              <w:bottom w:val="single" w:color="D9D8D2" w:sz="3"/>
+              <w:right w:val="none" w:color="FFFFFF" w:sz="0"/>
+            </w:tcBorders>
+            <w:tcMar>
+              <w:top w:type="dxa" w:w="70"/>
+              <w:left w:type="dxa" w:w="100"/>
+              <w:bottom w:type="dxa" w:w="70"/>
+              <w:right w:type="dxa" w:w="100"/>
+            </w:tcMar>
+            <w:vAlign w:val="top"/>
+          </w:tcPr>
+          <w:p>
+            <w:pPr>
+              <w:spacing w:after="0" w:line="250"/>
+              <w:jc w:val="center"/>
+            </w:pPr>
+            <w:r>
+              <w:rPr>
+                <w:rFonts w:ascii="Arial" w:cs="Arial" w:eastAsia="Arial" w:hAnsi="Arial"/>
+                <w:color w:val="898781"/>
+                <w:sz w:val="14"/>
+                <w:szCs w:val="14"/>
+              </w:rPr>
+              <w:t xml:space="preserve">4 · 3 · 5</w:t>
+            </w:r>
+          </w:p>
+        </w:tc>
+        <w:tc>
+          <w:tcPr>
+            <w:tcW w:type="dxa" w:w="2936"/>
+            <w:tcBorders>
+              <w:top w:val="single" w:color="D9D8D2" w:sz="3"/>
+              <w:left w:val="none" w:color="FFFFFF" w:sz="0"/>
+              <w:bottom w:val="single" w:color="D9D8D2" w:sz="3"/>
+              <w:right w:val="none" w:color="FFFFFF" w:sz="0"/>
+            </w:tcBorders>
+            <w:tcMar>
+              <w:top w:type="dxa" w:w="70"/>
+              <w:left w:type="dxa" w:w="100"/>
+              <w:bottom w:type="dxa" w:w="70"/>
+              <w:right w:type="dxa" w:w="100"/>
+            </w:tcMar>
+            <w:vAlign w:val="top"/>
+          </w:tcPr>
+          <w:p>
+            <w:pPr>
+              <w:spacing w:after="0" w:line="250"/>
             </w:pPr>
             <w:r>
               <w:rPr>
@@ -467,7 +1256,807 @@
                 <w:sz w:val="14"/>
                 <w:szCs w:val="14"/>
               </w:rPr>
-              <w:t xml:space="preserve">The two thresholds, both now indexed. Extra tax applies only to the share of earnings above them — so someone just over $3m pays very little.</w:t>
+              <w:t xml:space="preserve">Supervision</w:t>
+            </w:r>
+          </w:p>
+        </w:tc>
+      </w:tr>
+      <w:tr>
+        <w:tc>
+          <w:tcPr>
+            <w:tcW w:type="dxa" w:w="560"/>
+            <w:tcBorders>
+              <w:top w:val="single" w:color="D9D8D2" w:sz="3"/>
+              <w:left w:val="none" w:color="FFFFFF" w:sz="0"/>
+              <w:bottom w:val="single" w:color="D9D8D2" w:sz="3"/>
+              <w:right w:val="none" w:color="FFFFFF" w:sz="0"/>
+            </w:tcBorders>
+            <w:shd w:fill="EFEEE9" w:color="auto" w:val="clear"/>
+            <w:tcMar>
+              <w:top w:type="dxa" w:w="70"/>
+              <w:left w:type="dxa" w:w="100"/>
+              <w:bottom w:type="dxa" w:w="70"/>
+              <w:right w:type="dxa" w:w="100"/>
+            </w:tcMar>
+            <w:vAlign w:val="top"/>
+          </w:tcPr>
+          <w:p>
+            <w:pPr>
+              <w:spacing w:after="0" w:line="250"/>
+            </w:pPr>
+            <w:r>
+              <w:rPr>
+                <w:rFonts w:ascii="Arial" w:cs="Arial" w:eastAsia="Arial" w:hAnsi="Arial"/>
+                <w:b/>
+                <w:bCs/>
+                <w:color w:val="012169"/>
+                <w:sz w:val="15"/>
+                <w:szCs w:val="15"/>
+              </w:rPr>
+              <w:t xml:space="preserve">P2</w:t>
+            </w:r>
+          </w:p>
+        </w:tc>
+        <w:tc>
+          <w:tcPr>
+            <w:tcW w:type="dxa" w:w="4400"/>
+            <w:tcBorders>
+              <w:top w:val="single" w:color="D9D8D2" w:sz="3"/>
+              <w:left w:val="none" w:color="FFFFFF" w:sz="0"/>
+              <w:bottom w:val="single" w:color="D9D8D2" w:sz="3"/>
+              <w:right w:val="none" w:color="FFFFFF" w:sz="0"/>
+            </w:tcBorders>
+            <w:shd w:fill="EFEEE9" w:color="auto" w:val="clear"/>
+            <w:tcMar>
+              <w:top w:type="dxa" w:w="70"/>
+              <w:left w:type="dxa" w:w="100"/>
+              <w:bottom w:type="dxa" w:w="70"/>
+              <w:right w:type="dxa" w:w="100"/>
+            </w:tcMar>
+            <w:vAlign w:val="top"/>
+          </w:tcPr>
+          <w:p>
+            <w:pPr>
+              <w:spacing w:after="0" w:line="250"/>
+            </w:pPr>
+            <w:r>
+              <w:rPr>
+                <w:rFonts w:ascii="Arial" w:cs="Arial" w:eastAsia="Arial" w:hAnsi="Arial"/>
+                <w:color w:val="1A1A1A"/>
+                <w:sz w:val="15"/>
+                <w:szCs w:val="15"/>
+              </w:rPr>
+              <w:t xml:space="preserve">Fund administration must now perform a new statutory calculation</w:t>
+            </w:r>
+            <w:r>
+              <w:rPr>
+                <w:rFonts w:ascii="Arial" w:cs="Arial" w:eastAsia="Arial" w:hAnsi="Arial"/>
+                <w:b/>
+                <w:bCs/>
+                <w:color w:val="0072CE"/>
+                <w:sz w:val="13"/>
+                <w:szCs w:val="13"/>
+                <w:vertAlign w:val="superscript"/>
+              </w:rPr>
+              <w:t xml:space="preserve"> [I]</w:t>
+            </w:r>
+          </w:p>
+        </w:tc>
+        <w:tc>
+          <w:tcPr>
+            <w:tcW w:type="dxa" w:w="860"/>
+            <w:tcBorders>
+              <w:top w:val="single" w:color="D9D8D2" w:sz="3"/>
+              <w:left w:val="none" w:color="FFFFFF" w:sz="0"/>
+              <w:bottom w:val="single" w:color="D9D8D2" w:sz="3"/>
+              <w:right w:val="none" w:color="FFFFFF" w:sz="0"/>
+            </w:tcBorders>
+            <w:shd w:fill="EFEEE9" w:color="auto" w:val="clear"/>
+            <w:tcMar>
+              <w:top w:type="dxa" w:w="70"/>
+              <w:left w:type="dxa" w:w="100"/>
+              <w:bottom w:type="dxa" w:w="70"/>
+              <w:right w:type="dxa" w:w="100"/>
+            </w:tcMar>
+            <w:vAlign w:val="top"/>
+          </w:tcPr>
+          <w:p>
+            <w:pPr>
+              <w:spacing w:after="0" w:line="250"/>
+              <w:jc w:val="center"/>
+            </w:pPr>
+            <w:r>
+              <w:rPr>
+                <w:rFonts w:ascii="Arial" w:cs="Arial" w:eastAsia="Arial" w:hAnsi="Arial"/>
+                <w:b/>
+                <w:bCs/>
+                <w:color w:val="890C58"/>
+                <w:sz w:val="18"/>
+                <w:szCs w:val="18"/>
+              </w:rPr>
+              <w:t xml:space="preserve">A</w:t>
+            </w:r>
+          </w:p>
+        </w:tc>
+        <w:tc>
+          <w:tcPr>
+            <w:tcW w:type="dxa" w:w="1150"/>
+            <w:tcBorders>
+              <w:top w:val="single" w:color="D9D8D2" w:sz="3"/>
+              <w:left w:val="none" w:color="FFFFFF" w:sz="0"/>
+              <w:bottom w:val="single" w:color="D9D8D2" w:sz="3"/>
+              <w:right w:val="none" w:color="FFFFFF" w:sz="0"/>
+            </w:tcBorders>
+            <w:shd w:fill="EFEEE9" w:color="auto" w:val="clear"/>
+            <w:tcMar>
+              <w:top w:type="dxa" w:w="70"/>
+              <w:left w:type="dxa" w:w="100"/>
+              <w:bottom w:type="dxa" w:w="70"/>
+              <w:right w:type="dxa" w:w="100"/>
+            </w:tcMar>
+            <w:vAlign w:val="top"/>
+          </w:tcPr>
+          <w:p>
+            <w:pPr>
+              <w:spacing w:after="0" w:line="250"/>
+              <w:jc w:val="center"/>
+            </w:pPr>
+            <w:r>
+              <w:rPr>
+                <w:rFonts w:ascii="Arial" w:cs="Arial" w:eastAsia="Arial" w:hAnsi="Arial"/>
+                <w:color w:val="898781"/>
+                <w:sz w:val="14"/>
+                <w:szCs w:val="14"/>
+              </w:rPr>
+              <w:t xml:space="preserve">4 · 3 · 5</w:t>
+            </w:r>
+          </w:p>
+        </w:tc>
+        <w:tc>
+          <w:tcPr>
+            <w:tcW w:type="dxa" w:w="2936"/>
+            <w:tcBorders>
+              <w:top w:val="single" w:color="D9D8D2" w:sz="3"/>
+              <w:left w:val="none" w:color="FFFFFF" w:sz="0"/>
+              <w:bottom w:val="single" w:color="D9D8D2" w:sz="3"/>
+              <w:right w:val="none" w:color="FFFFFF" w:sz="0"/>
+            </w:tcBorders>
+            <w:shd w:fill="EFEEE9" w:color="auto" w:val="clear"/>
+            <w:tcMar>
+              <w:top w:type="dxa" w:w="70"/>
+              <w:left w:type="dxa" w:w="100"/>
+              <w:bottom w:type="dxa" w:w="70"/>
+              <w:right w:type="dxa" w:w="100"/>
+            </w:tcMar>
+            <w:vAlign w:val="top"/>
+          </w:tcPr>
+          <w:p>
+            <w:pPr>
+              <w:spacing w:after="0" w:line="250"/>
+            </w:pPr>
+            <w:r>
+              <w:rPr>
+                <w:rFonts w:ascii="Arial" w:cs="Arial" w:eastAsia="Arial" w:hAnsi="Arial"/>
+                <w:color w:val="52514E"/>
+                <w:sz w:val="14"/>
+                <w:szCs w:val="14"/>
+              </w:rPr>
+              <w:t xml:space="preserve">Supervision</w:t>
+            </w:r>
+          </w:p>
+        </w:tc>
+      </w:tr>
+      <w:tr>
+        <w:tc>
+          <w:tcPr>
+            <w:tcW w:type="dxa" w:w="560"/>
+            <w:tcBorders>
+              <w:top w:val="single" w:color="D9D8D2" w:sz="3"/>
+              <w:left w:val="none" w:color="FFFFFF" w:sz="0"/>
+              <w:bottom w:val="single" w:color="D9D8D2" w:sz="3"/>
+              <w:right w:val="none" w:color="FFFFFF" w:sz="0"/>
+            </w:tcBorders>
+            <w:tcMar>
+              <w:top w:type="dxa" w:w="70"/>
+              <w:left w:type="dxa" w:w="100"/>
+              <w:bottom w:type="dxa" w:w="70"/>
+              <w:right w:type="dxa" w:w="100"/>
+            </w:tcMar>
+            <w:vAlign w:val="top"/>
+          </w:tcPr>
+          <w:p>
+            <w:pPr>
+              <w:spacing w:after="0" w:line="250"/>
+            </w:pPr>
+            <w:r>
+              <w:rPr>
+                <w:rFonts w:ascii="Arial" w:cs="Arial" w:eastAsia="Arial" w:hAnsi="Arial"/>
+                <w:b/>
+                <w:bCs/>
+                <w:color w:val="012169"/>
+                <w:sz w:val="15"/>
+                <w:szCs w:val="15"/>
+              </w:rPr>
+              <w:t xml:space="preserve">P3</w:t>
+            </w:r>
+          </w:p>
+        </w:tc>
+        <w:tc>
+          <w:tcPr>
+            <w:tcW w:type="dxa" w:w="4400"/>
+            <w:tcBorders>
+              <w:top w:val="single" w:color="D9D8D2" w:sz="3"/>
+              <w:left w:val="none" w:color="FFFFFF" w:sz="0"/>
+              <w:bottom w:val="single" w:color="D9D8D2" w:sz="3"/>
+              <w:right w:val="none" w:color="FFFFFF" w:sz="0"/>
+            </w:tcBorders>
+            <w:tcMar>
+              <w:top w:type="dxa" w:w="70"/>
+              <w:left w:type="dxa" w:w="100"/>
+              <w:bottom w:type="dxa" w:w="70"/>
+              <w:right w:type="dxa" w:w="100"/>
+            </w:tcMar>
+            <w:vAlign w:val="top"/>
+          </w:tcPr>
+          <w:p>
+            <w:pPr>
+              <w:spacing w:after="0" w:line="250"/>
+            </w:pPr>
+            <w:r>
+              <w:rPr>
+                <w:rFonts w:ascii="Arial" w:cs="Arial" w:eastAsia="Arial" w:hAnsi="Arial"/>
+                <w:color w:val="1A1A1A"/>
+                <w:sz w:val="15"/>
+                <w:szCs w:val="15"/>
+              </w:rPr>
+              <w:t xml:space="preserve">A trustee judgement now drives an identified member's personal tax bill</w:t>
+            </w:r>
+            <w:r>
+              <w:rPr>
+                <w:rFonts w:ascii="Arial" w:cs="Arial" w:eastAsia="Arial" w:hAnsi="Arial"/>
+                <w:b/>
+                <w:bCs/>
+                <w:color w:val="0072CE"/>
+                <w:sz w:val="13"/>
+                <w:szCs w:val="13"/>
+                <w:vertAlign w:val="superscript"/>
+              </w:rPr>
+              <w:t xml:space="preserve"> [I]</w:t>
+            </w:r>
+          </w:p>
+        </w:tc>
+        <w:tc>
+          <w:tcPr>
+            <w:tcW w:type="dxa" w:w="860"/>
+            <w:tcBorders>
+              <w:top w:val="single" w:color="D9D8D2" w:sz="3"/>
+              <w:left w:val="none" w:color="FFFFFF" w:sz="0"/>
+              <w:bottom w:val="single" w:color="D9D8D2" w:sz="3"/>
+              <w:right w:val="none" w:color="FFFFFF" w:sz="0"/>
+            </w:tcBorders>
+            <w:tcMar>
+              <w:top w:type="dxa" w:w="70"/>
+              <w:left w:type="dxa" w:w="100"/>
+              <w:bottom w:type="dxa" w:w="70"/>
+              <w:right w:type="dxa" w:w="100"/>
+            </w:tcMar>
+            <w:vAlign w:val="top"/>
+          </w:tcPr>
+          <w:p>
+            <w:pPr>
+              <w:spacing w:after="0" w:line="250"/>
+              <w:jc w:val="center"/>
+            </w:pPr>
+            <w:r>
+              <w:rPr>
+                <w:rFonts w:ascii="Arial" w:cs="Arial" w:eastAsia="Arial" w:hAnsi="Arial"/>
+                <w:b/>
+                <w:bCs/>
+                <w:color w:val="890C58"/>
+                <w:sz w:val="18"/>
+                <w:szCs w:val="18"/>
+              </w:rPr>
+              <w:t xml:space="preserve">A</w:t>
+            </w:r>
+          </w:p>
+        </w:tc>
+        <w:tc>
+          <w:tcPr>
+            <w:tcW w:type="dxa" w:w="1150"/>
+            <w:tcBorders>
+              <w:top w:val="single" w:color="D9D8D2" w:sz="3"/>
+              <w:left w:val="none" w:color="FFFFFF" w:sz="0"/>
+              <w:bottom w:val="single" w:color="D9D8D2" w:sz="3"/>
+              <w:right w:val="none" w:color="FFFFFF" w:sz="0"/>
+            </w:tcBorders>
+            <w:tcMar>
+              <w:top w:type="dxa" w:w="70"/>
+              <w:left w:type="dxa" w:w="100"/>
+              <w:bottom w:type="dxa" w:w="70"/>
+              <w:right w:type="dxa" w:w="100"/>
+            </w:tcMar>
+            <w:vAlign w:val="top"/>
+          </w:tcPr>
+          <w:p>
+            <w:pPr>
+              <w:spacing w:after="0" w:line="250"/>
+              <w:jc w:val="center"/>
+            </w:pPr>
+            <w:r>
+              <w:rPr>
+                <w:rFonts w:ascii="Arial" w:cs="Arial" w:eastAsia="Arial" w:hAnsi="Arial"/>
+                <w:color w:val="898781"/>
+                <w:sz w:val="14"/>
+                <w:szCs w:val="14"/>
+              </w:rPr>
+              <w:t xml:space="preserve">4 · 3 · 4</w:t>
+            </w:r>
+          </w:p>
+        </w:tc>
+        <w:tc>
+          <w:tcPr>
+            <w:tcW w:type="dxa" w:w="2936"/>
+            <w:tcBorders>
+              <w:top w:val="single" w:color="D9D8D2" w:sz="3"/>
+              <w:left w:val="none" w:color="FFFFFF" w:sz="0"/>
+              <w:bottom w:val="single" w:color="D9D8D2" w:sz="3"/>
+              <w:right w:val="none" w:color="FFFFFF" w:sz="0"/>
+            </w:tcBorders>
+            <w:tcMar>
+              <w:top w:type="dxa" w:w="70"/>
+              <w:left w:type="dxa" w:w="100"/>
+              <w:bottom w:type="dxa" w:w="70"/>
+              <w:right w:type="dxa" w:w="100"/>
+            </w:tcMar>
+            <w:vAlign w:val="top"/>
+          </w:tcPr>
+          <w:p>
+            <w:pPr>
+              <w:spacing w:after="0" w:line="250"/>
+            </w:pPr>
+            <w:r>
+              <w:rPr>
+                <w:rFonts w:ascii="Arial" w:cs="Arial" w:eastAsia="Arial" w:hAnsi="Arial"/>
+                <w:color w:val="52514E"/>
+                <w:sz w:val="14"/>
+                <w:szCs w:val="14"/>
+              </w:rPr>
+              <w:t xml:space="preserve">Guidance</w:t>
+            </w:r>
+          </w:p>
+        </w:tc>
+      </w:tr>
+      <w:tr>
+        <w:tc>
+          <w:tcPr>
+            <w:tcW w:type="dxa" w:w="560"/>
+            <w:tcBorders>
+              <w:top w:val="single" w:color="D9D8D2" w:sz="3"/>
+              <w:left w:val="none" w:color="FFFFFF" w:sz="0"/>
+              <w:bottom w:val="single" w:color="D9D8D2" w:sz="3"/>
+              <w:right w:val="none" w:color="FFFFFF" w:sz="0"/>
+            </w:tcBorders>
+            <w:shd w:fill="EFEEE9" w:color="auto" w:val="clear"/>
+            <w:tcMar>
+              <w:top w:type="dxa" w:w="70"/>
+              <w:left w:type="dxa" w:w="100"/>
+              <w:bottom w:type="dxa" w:w="70"/>
+              <w:right w:type="dxa" w:w="100"/>
+            </w:tcMar>
+            <w:vAlign w:val="top"/>
+          </w:tcPr>
+          <w:p>
+            <w:pPr>
+              <w:spacing w:after="0" w:line="250"/>
+            </w:pPr>
+            <w:r>
+              <w:rPr>
+                <w:rFonts w:ascii="Arial" w:cs="Arial" w:eastAsia="Arial" w:hAnsi="Arial"/>
+                <w:b/>
+                <w:bCs/>
+                <w:color w:val="012169"/>
+                <w:sz w:val="15"/>
+                <w:szCs w:val="15"/>
+              </w:rPr>
+              <w:t xml:space="preserve">P4</w:t>
+            </w:r>
+          </w:p>
+        </w:tc>
+        <w:tc>
+          <w:tcPr>
+            <w:tcW w:type="dxa" w:w="4400"/>
+            <w:tcBorders>
+              <w:top w:val="single" w:color="D9D8D2" w:sz="3"/>
+              <w:left w:val="none" w:color="FFFFFF" w:sz="0"/>
+              <w:bottom w:val="single" w:color="D9D8D2" w:sz="3"/>
+              <w:right w:val="none" w:color="FFFFFF" w:sz="0"/>
+            </w:tcBorders>
+            <w:shd w:fill="EFEEE9" w:color="auto" w:val="clear"/>
+            <w:tcMar>
+              <w:top w:type="dxa" w:w="70"/>
+              <w:left w:type="dxa" w:w="100"/>
+              <w:bottom w:type="dxa" w:w="70"/>
+              <w:right w:type="dxa" w:w="100"/>
+            </w:tcMar>
+            <w:vAlign w:val="top"/>
+          </w:tcPr>
+          <w:p>
+            <w:pPr>
+              <w:spacing w:after="0" w:line="250"/>
+            </w:pPr>
+            <w:r>
+              <w:rPr>
+                <w:rFonts w:ascii="Arial" w:cs="Arial" w:eastAsia="Arial" w:hAnsi="Arial"/>
+                <w:color w:val="1A1A1A"/>
+                <w:sz w:val="15"/>
+                <w:szCs w:val="15"/>
+              </w:rPr>
+              <w:t xml:space="preserve">Three separate blind spots on the same process</w:t>
+            </w:r>
+            <w:r>
+              <w:rPr>
+                <w:rFonts w:ascii="Arial" w:cs="Arial" w:eastAsia="Arial" w:hAnsi="Arial"/>
+                <w:b/>
+                <w:bCs/>
+                <w:color w:val="0072CE"/>
+                <w:sz w:val="13"/>
+                <w:szCs w:val="13"/>
+                <w:vertAlign w:val="superscript"/>
+              </w:rPr>
+              <w:t xml:space="preserve"> [I]</w:t>
+            </w:r>
+          </w:p>
+        </w:tc>
+        <w:tc>
+          <w:tcPr>
+            <w:tcW w:type="dxa" w:w="860"/>
+            <w:tcBorders>
+              <w:top w:val="single" w:color="D9D8D2" w:sz="3"/>
+              <w:left w:val="none" w:color="FFFFFF" w:sz="0"/>
+              <w:bottom w:val="single" w:color="D9D8D2" w:sz="3"/>
+              <w:right w:val="none" w:color="FFFFFF" w:sz="0"/>
+            </w:tcBorders>
+            <w:shd w:fill="EFEEE9" w:color="auto" w:val="clear"/>
+            <w:tcMar>
+              <w:top w:type="dxa" w:w="70"/>
+              <w:left w:type="dxa" w:w="100"/>
+              <w:bottom w:type="dxa" w:w="70"/>
+              <w:right w:type="dxa" w:w="100"/>
+            </w:tcMar>
+            <w:vAlign w:val="top"/>
+          </w:tcPr>
+          <w:p>
+            <w:pPr>
+              <w:spacing w:after="0" w:line="250"/>
+              <w:jc w:val="center"/>
+            </w:pPr>
+            <w:r>
+              <w:rPr>
+                <w:rFonts w:ascii="Arial" w:cs="Arial" w:eastAsia="Arial" w:hAnsi="Arial"/>
+                <w:b/>
+                <w:bCs/>
+                <w:color w:val="E87722"/>
+                <w:sz w:val="18"/>
+                <w:szCs w:val="18"/>
+              </w:rPr>
+              <w:t xml:space="preserve">B</w:t>
+            </w:r>
+          </w:p>
+        </w:tc>
+        <w:tc>
+          <w:tcPr>
+            <w:tcW w:type="dxa" w:w="1150"/>
+            <w:tcBorders>
+              <w:top w:val="single" w:color="D9D8D2" w:sz="3"/>
+              <w:left w:val="none" w:color="FFFFFF" w:sz="0"/>
+              <w:bottom w:val="single" w:color="D9D8D2" w:sz="3"/>
+              <w:right w:val="none" w:color="FFFFFF" w:sz="0"/>
+            </w:tcBorders>
+            <w:shd w:fill="EFEEE9" w:color="auto" w:val="clear"/>
+            <w:tcMar>
+              <w:top w:type="dxa" w:w="70"/>
+              <w:left w:type="dxa" w:w="100"/>
+              <w:bottom w:type="dxa" w:w="70"/>
+              <w:right w:type="dxa" w:w="100"/>
+            </w:tcMar>
+            <w:vAlign w:val="top"/>
+          </w:tcPr>
+          <w:p>
+            <w:pPr>
+              <w:spacing w:after="0" w:line="250"/>
+              <w:jc w:val="center"/>
+            </w:pPr>
+            <w:r>
+              <w:rPr>
+                <w:rFonts w:ascii="Arial" w:cs="Arial" w:eastAsia="Arial" w:hAnsi="Arial"/>
+                <w:color w:val="898781"/>
+                <w:sz w:val="14"/>
+                <w:szCs w:val="14"/>
+              </w:rPr>
+              <w:t xml:space="preserve">3 · 3 · 5</w:t>
+            </w:r>
+          </w:p>
+        </w:tc>
+        <w:tc>
+          <w:tcPr>
+            <w:tcW w:type="dxa" w:w="2936"/>
+            <w:tcBorders>
+              <w:top w:val="single" w:color="D9D8D2" w:sz="3"/>
+              <w:left w:val="none" w:color="FFFFFF" w:sz="0"/>
+              <w:bottom w:val="single" w:color="D9D8D2" w:sz="3"/>
+              <w:right w:val="none" w:color="FFFFFF" w:sz="0"/>
+            </w:tcBorders>
+            <w:shd w:fill="EFEEE9" w:color="auto" w:val="clear"/>
+            <w:tcMar>
+              <w:top w:type="dxa" w:w="70"/>
+              <w:left w:type="dxa" w:w="100"/>
+              <w:bottom w:type="dxa" w:w="70"/>
+              <w:right w:type="dxa" w:w="100"/>
+            </w:tcMar>
+            <w:vAlign w:val="top"/>
+          </w:tcPr>
+          <w:p>
+            <w:pPr>
+              <w:spacing w:after="0" w:line="250"/>
+            </w:pPr>
+            <w:r>
+              <w:rPr>
+                <w:rFonts w:ascii="Arial" w:cs="Arial" w:eastAsia="Arial" w:hAnsi="Arial"/>
+                <w:color w:val="52514E"/>
+                <w:sz w:val="14"/>
+                <w:szCs w:val="14"/>
+              </w:rPr>
+              <w:t xml:space="preserve">Guidance</w:t>
+            </w:r>
+          </w:p>
+        </w:tc>
+      </w:tr>
+      <w:tr>
+        <w:tc>
+          <w:tcPr>
+            <w:tcW w:type="dxa" w:w="560"/>
+            <w:tcBorders>
+              <w:top w:val="single" w:color="D9D8D2" w:sz="3"/>
+              <w:left w:val="none" w:color="FFFFFF" w:sz="0"/>
+              <w:bottom w:val="single" w:color="D9D8D2" w:sz="3"/>
+              <w:right w:val="none" w:color="FFFFFF" w:sz="0"/>
+            </w:tcBorders>
+            <w:tcMar>
+              <w:top w:type="dxa" w:w="70"/>
+              <w:left w:type="dxa" w:w="100"/>
+              <w:bottom w:type="dxa" w:w="70"/>
+              <w:right w:type="dxa" w:w="100"/>
+            </w:tcMar>
+            <w:vAlign w:val="top"/>
+          </w:tcPr>
+          <w:p>
+            <w:pPr>
+              <w:spacing w:after="0" w:line="250"/>
+            </w:pPr>
+            <w:r>
+              <w:rPr>
+                <w:rFonts w:ascii="Arial" w:cs="Arial" w:eastAsia="Arial" w:hAnsi="Arial"/>
+                <w:b/>
+                <w:bCs/>
+                <w:color w:val="012169"/>
+                <w:sz w:val="15"/>
+                <w:szCs w:val="15"/>
+              </w:rPr>
+              <w:t xml:space="preserve">P5</w:t>
+            </w:r>
+          </w:p>
+        </w:tc>
+        <w:tc>
+          <w:tcPr>
+            <w:tcW w:type="dxa" w:w="4400"/>
+            <w:tcBorders>
+              <w:top w:val="single" w:color="D9D8D2" w:sz="3"/>
+              <w:left w:val="none" w:color="FFFFFF" w:sz="0"/>
+              <w:bottom w:val="single" w:color="D9D8D2" w:sz="3"/>
+              <w:right w:val="none" w:color="FFFFFF" w:sz="0"/>
+            </w:tcBorders>
+            <w:tcMar>
+              <w:top w:type="dxa" w:w="70"/>
+              <w:left w:type="dxa" w:w="100"/>
+              <w:bottom w:type="dxa" w:w="70"/>
+              <w:right w:type="dxa" w:w="100"/>
+            </w:tcMar>
+            <w:vAlign w:val="top"/>
+          </w:tcPr>
+          <w:p>
+            <w:pPr>
+              <w:spacing w:after="0" w:line="250"/>
+            </w:pPr>
+            <w:r>
+              <w:rPr>
+                <w:rFonts w:ascii="Arial" w:cs="Arial" w:eastAsia="Arial" w:hAnsi="Arial"/>
+                <w:color w:val="1A1A1A"/>
+                <w:sz w:val="15"/>
+                <w:szCs w:val="15"/>
+              </w:rPr>
+              <w:t xml:space="preserve">Removing the tax on paper gains did not close the valuation file</w:t>
+            </w:r>
+            <w:r>
+              <w:rPr>
+                <w:rFonts w:ascii="Arial" w:cs="Arial" w:eastAsia="Arial" w:hAnsi="Arial"/>
+                <w:b/>
+                <w:bCs/>
+                <w:color w:val="0072CE"/>
+                <w:sz w:val="13"/>
+                <w:szCs w:val="13"/>
+                <w:vertAlign w:val="superscript"/>
+              </w:rPr>
+              <w:t xml:space="preserve"> [I]</w:t>
+            </w:r>
+          </w:p>
+        </w:tc>
+        <w:tc>
+          <w:tcPr>
+            <w:tcW w:type="dxa" w:w="860"/>
+            <w:tcBorders>
+              <w:top w:val="single" w:color="D9D8D2" w:sz="3"/>
+              <w:left w:val="none" w:color="FFFFFF" w:sz="0"/>
+              <w:bottom w:val="single" w:color="D9D8D2" w:sz="3"/>
+              <w:right w:val="none" w:color="FFFFFF" w:sz="0"/>
+            </w:tcBorders>
+            <w:tcMar>
+              <w:top w:type="dxa" w:w="70"/>
+              <w:left w:type="dxa" w:w="100"/>
+              <w:bottom w:type="dxa" w:w="70"/>
+              <w:right w:type="dxa" w:w="100"/>
+            </w:tcMar>
+            <w:vAlign w:val="top"/>
+          </w:tcPr>
+          <w:p>
+            <w:pPr>
+              <w:spacing w:after="0" w:line="250"/>
+              <w:jc w:val="center"/>
+            </w:pPr>
+            <w:r>
+              <w:rPr>
+                <w:rFonts w:ascii="Arial" w:cs="Arial" w:eastAsia="Arial" w:hAnsi="Arial"/>
+                <w:b/>
+                <w:bCs/>
+                <w:color w:val="E87722"/>
+                <w:sz w:val="18"/>
+                <w:szCs w:val="18"/>
+              </w:rPr>
+              <w:t xml:space="preserve">B</w:t>
+            </w:r>
+          </w:p>
+        </w:tc>
+        <w:tc>
+          <w:tcPr>
+            <w:tcW w:type="dxa" w:w="1150"/>
+            <w:tcBorders>
+              <w:top w:val="single" w:color="D9D8D2" w:sz="3"/>
+              <w:left w:val="none" w:color="FFFFFF" w:sz="0"/>
+              <w:bottom w:val="single" w:color="D9D8D2" w:sz="3"/>
+              <w:right w:val="none" w:color="FFFFFF" w:sz="0"/>
+            </w:tcBorders>
+            <w:tcMar>
+              <w:top w:type="dxa" w:w="70"/>
+              <w:left w:type="dxa" w:w="100"/>
+              <w:bottom w:type="dxa" w:w="70"/>
+              <w:right w:type="dxa" w:w="100"/>
+            </w:tcMar>
+            <w:vAlign w:val="top"/>
+          </w:tcPr>
+          <w:p>
+            <w:pPr>
+              <w:spacing w:after="0" w:line="250"/>
+              <w:jc w:val="center"/>
+            </w:pPr>
+            <w:r>
+              <w:rPr>
+                <w:rFonts w:ascii="Arial" w:cs="Arial" w:eastAsia="Arial" w:hAnsi="Arial"/>
+                <w:color w:val="898781"/>
+                <w:sz w:val="14"/>
+                <w:szCs w:val="14"/>
+              </w:rPr>
+              <w:t xml:space="preserve">3 · 3 · 5</w:t>
+            </w:r>
+          </w:p>
+        </w:tc>
+        <w:tc>
+          <w:tcPr>
+            <w:tcW w:type="dxa" w:w="2936"/>
+            <w:tcBorders>
+              <w:top w:val="single" w:color="D9D8D2" w:sz="3"/>
+              <w:left w:val="none" w:color="FFFFFF" w:sz="0"/>
+              <w:bottom w:val="single" w:color="D9D8D2" w:sz="3"/>
+              <w:right w:val="none" w:color="FFFFFF" w:sz="0"/>
+            </w:tcBorders>
+            <w:tcMar>
+              <w:top w:type="dxa" w:w="70"/>
+              <w:left w:type="dxa" w:w="100"/>
+              <w:bottom w:type="dxa" w:w="70"/>
+              <w:right w:type="dxa" w:w="100"/>
+            </w:tcMar>
+            <w:vAlign w:val="top"/>
+          </w:tcPr>
+          <w:p>
+            <w:pPr>
+              <w:spacing w:after="0" w:line="250"/>
+            </w:pPr>
+            <w:r>
+              <w:rPr>
+                <w:rFonts w:ascii="Arial" w:cs="Arial" w:eastAsia="Arial" w:hAnsi="Arial"/>
+                <w:color w:val="52514E"/>
+                <w:sz w:val="14"/>
+                <w:szCs w:val="14"/>
+              </w:rPr>
+              <w:t xml:space="preserve">Supervision</w:t>
+            </w:r>
+          </w:p>
+        </w:tc>
+      </w:tr>
+      <w:tr>
+        <w:tc>
+          <w:tcPr>
+            <w:tcW w:type="dxa" w:w="560"/>
+            <w:tcBorders>
+              <w:top w:val="single" w:color="D9D8D2" w:sz="3"/>
+              <w:left w:val="none" w:color="FFFFFF" w:sz="0"/>
+              <w:bottom w:val="single" w:color="D9D8D2" w:sz="3"/>
+              <w:right w:val="none" w:color="FFFFFF" w:sz="0"/>
+            </w:tcBorders>
+            <w:shd w:fill="EFEEE9" w:color="auto" w:val="clear"/>
+            <w:tcMar>
+              <w:top w:type="dxa" w:w="70"/>
+              <w:left w:type="dxa" w:w="100"/>
+              <w:bottom w:type="dxa" w:w="70"/>
+              <w:right w:type="dxa" w:w="100"/>
+            </w:tcMar>
+            <w:vAlign w:val="top"/>
+          </w:tcPr>
+          <w:p>
+            <w:pPr>
+              <w:spacing w:after="0" w:line="250"/>
+            </w:pPr>
+            <w:r>
+              <w:rPr>
+                <w:rFonts w:ascii="Arial" w:cs="Arial" w:eastAsia="Arial" w:hAnsi="Arial"/>
+                <w:b/>
+                <w:bCs/>
+                <w:color w:val="012169"/>
+                <w:sz w:val="15"/>
+                <w:szCs w:val="15"/>
+              </w:rPr>
+              <w:t xml:space="preserve">P6</w:t>
+            </w:r>
+          </w:p>
+        </w:tc>
+        <w:tc>
+          <w:tcPr>
+            <w:tcW w:type="dxa" w:w="4400"/>
+            <w:tcBorders>
+              <w:top w:val="single" w:color="D9D8D2" w:sz="3"/>
+              <w:left w:val="none" w:color="FFFFFF" w:sz="0"/>
+              <w:bottom w:val="single" w:color="D9D8D2" w:sz="3"/>
+              <w:right w:val="none" w:color="FFFFFF" w:sz="0"/>
+            </w:tcBorders>
+            <w:shd w:fill="EFEEE9" w:color="auto" w:val="clear"/>
+            <w:tcMar>
+              <w:top w:type="dxa" w:w="70"/>
+              <w:left w:type="dxa" w:w="100"/>
+              <w:bottom w:type="dxa" w:w="70"/>
+              <w:right w:type="dxa" w:w="100"/>
+            </w:tcMar>
+            <w:vAlign w:val="top"/>
+          </w:tcPr>
+          <w:p>
+            <w:pPr>
+              <w:spacing w:after="0" w:line="250"/>
+            </w:pPr>
+            <w:r>
+              <w:rPr>
+                <w:rFonts w:ascii="Arial" w:cs="Arial" w:eastAsia="Arial" w:hAnsi="Arial"/>
+                <w:color w:val="1A1A1A"/>
+                <w:sz w:val="15"/>
+                <w:szCs w:val="15"/>
+              </w:rPr>
+              <w:t xml:space="preserve">APRA cannot see the affected population</w:t>
             </w:r>
             <w:r>
               <w:rPr>
@@ -485,24 +2074,129 @@
         </w:tc>
         <w:tc>
           <w:tcPr>
-            <w:tcW w:type="dxa" w:w="3302"/>
-            <w:tcBorders>
-              <w:top w:val="single" w:color="0072CE" w:sz="14"/>
-              <w:left w:val="single" w:color="FFFFFF" w:sz="8"/>
-              <w:bottom w:val="none" w:color="FFFFFF" w:sz="0"/>
-              <w:right w:val="single" w:color="FFFFFF" w:sz="8"/>
-            </w:tcBorders>
-            <w:shd w:fill="F4F9FC" w:color="auto" w:val="clear"/>
-            <w:tcMar>
-              <w:top w:type="dxa" w:w="130"/>
-              <w:left w:type="dxa" w:w="150"/>
-              <w:bottom w:type="dxa" w:w="130"/>
-              <w:right w:type="dxa" w:w="150"/>
-            </w:tcMar>
-          </w:tcPr>
-          <w:p>
-            <w:pPr>
-              <w:spacing w:after="30" w:line="300"/>
+            <w:tcW w:type="dxa" w:w="860"/>
+            <w:tcBorders>
+              <w:top w:val="single" w:color="D9D8D2" w:sz="3"/>
+              <w:left w:val="none" w:color="FFFFFF" w:sz="0"/>
+              <w:bottom w:val="single" w:color="D9D8D2" w:sz="3"/>
+              <w:right w:val="none" w:color="FFFFFF" w:sz="0"/>
+            </w:tcBorders>
+            <w:shd w:fill="EFEEE9" w:color="auto" w:val="clear"/>
+            <w:tcMar>
+              <w:top w:type="dxa" w:w="70"/>
+              <w:left w:type="dxa" w:w="100"/>
+              <w:bottom w:type="dxa" w:w="70"/>
+              <w:right w:type="dxa" w:w="100"/>
+            </w:tcMar>
+            <w:vAlign w:val="top"/>
+          </w:tcPr>
+          <w:p>
+            <w:pPr>
+              <w:spacing w:after="0" w:line="250"/>
+              <w:jc w:val="center"/>
+            </w:pPr>
+            <w:r>
+              <w:rPr>
+                <w:rFonts w:ascii="Arial" w:cs="Arial" w:eastAsia="Arial" w:hAnsi="Arial"/>
+                <w:b/>
+                <w:bCs/>
+                <w:color w:val="E87722"/>
+                <w:sz w:val="18"/>
+                <w:szCs w:val="18"/>
+              </w:rPr>
+              <w:t xml:space="preserve">B</w:t>
+            </w:r>
+          </w:p>
+        </w:tc>
+        <w:tc>
+          <w:tcPr>
+            <w:tcW w:type="dxa" w:w="1150"/>
+            <w:tcBorders>
+              <w:top w:val="single" w:color="D9D8D2" w:sz="3"/>
+              <w:left w:val="none" w:color="FFFFFF" w:sz="0"/>
+              <w:bottom w:val="single" w:color="D9D8D2" w:sz="3"/>
+              <w:right w:val="none" w:color="FFFFFF" w:sz="0"/>
+            </w:tcBorders>
+            <w:shd w:fill="EFEEE9" w:color="auto" w:val="clear"/>
+            <w:tcMar>
+              <w:top w:type="dxa" w:w="70"/>
+              <w:left w:type="dxa" w:w="100"/>
+              <w:bottom w:type="dxa" w:w="70"/>
+              <w:right w:type="dxa" w:w="100"/>
+            </w:tcMar>
+            <w:vAlign w:val="top"/>
+          </w:tcPr>
+          <w:p>
+            <w:pPr>
+              <w:spacing w:after="0" w:line="250"/>
+              <w:jc w:val="center"/>
+            </w:pPr>
+            <w:r>
+              <w:rPr>
+                <w:rFonts w:ascii="Arial" w:cs="Arial" w:eastAsia="Arial" w:hAnsi="Arial"/>
+                <w:color w:val="898781"/>
+                <w:sz w:val="14"/>
+                <w:szCs w:val="14"/>
+              </w:rPr>
+              <w:t xml:space="preserve">3 · 3 · 5</w:t>
+            </w:r>
+          </w:p>
+        </w:tc>
+        <w:tc>
+          <w:tcPr>
+            <w:tcW w:type="dxa" w:w="2936"/>
+            <w:tcBorders>
+              <w:top w:val="single" w:color="D9D8D2" w:sz="3"/>
+              <w:left w:val="none" w:color="FFFFFF" w:sz="0"/>
+              <w:bottom w:val="single" w:color="D9D8D2" w:sz="3"/>
+              <w:right w:val="none" w:color="FFFFFF" w:sz="0"/>
+            </w:tcBorders>
+            <w:shd w:fill="EFEEE9" w:color="auto" w:val="clear"/>
+            <w:tcMar>
+              <w:top w:type="dxa" w:w="70"/>
+              <w:left w:type="dxa" w:w="100"/>
+              <w:bottom w:type="dxa" w:w="70"/>
+              <w:right w:type="dxa" w:w="100"/>
+            </w:tcMar>
+            <w:vAlign w:val="top"/>
+          </w:tcPr>
+          <w:p>
+            <w:pPr>
+              <w:spacing w:after="0" w:line="250"/>
+            </w:pPr>
+            <w:r>
+              <w:rPr>
+                <w:rFonts w:ascii="Arial" w:cs="Arial" w:eastAsia="Arial" w:hAnsi="Arial"/>
+                <w:color w:val="52514E"/>
+                <w:sz w:val="14"/>
+                <w:szCs w:val="14"/>
+              </w:rPr>
+              <w:t xml:space="preserve">Amend a standard</w:t>
+            </w:r>
+          </w:p>
+        </w:tc>
+      </w:tr>
+      <w:tr>
+        <w:tc>
+          <w:tcPr>
+            <w:tcW w:type="dxa" w:w="560"/>
+            <w:tcBorders>
+              <w:top w:val="single" w:color="D9D8D2" w:sz="3"/>
+              <w:left w:val="none" w:color="FFFFFF" w:sz="0"/>
+              <w:bottom w:val="single" w:color="D9D8D2" w:sz="3"/>
+              <w:right w:val="none" w:color="FFFFFF" w:sz="0"/>
+            </w:tcBorders>
+            <w:tcMar>
+              <w:top w:type="dxa" w:w="70"/>
+              <w:left w:type="dxa" w:w="100"/>
+              <w:bottom w:type="dxa" w:w="70"/>
+              <w:right w:type="dxa" w:w="100"/>
+            </w:tcMar>
+            <w:vAlign w:val="top"/>
+          </w:tcPr>
+          <w:p>
+            <w:pPr>
+              <w:spacing w:after="0" w:line="250"/>
             </w:pPr>
             <w:r>
               <w:rPr>
@@ -510,24 +2204,42 @@
                 <w:b/>
                 <w:bCs/>
                 <w:color w:val="012169"/>
-                <w:sz w:val="34"/>
-                <w:szCs w:val="34"/>
-              </w:rPr>
-              <w:t xml:space="preserve">$1m+</w:t>
-            </w:r>
-          </w:p>
-          <w:p>
-            <w:pPr>
-              <w:spacing w:after="0" w:line="230"/>
-            </w:pPr>
-            <w:r>
-              <w:rPr>
-                <w:rFonts w:ascii="Arial" w:cs="Arial" w:eastAsia="Arial" w:hAnsi="Arial"/>
-                <w:color w:val="52514E"/>
-                <w:sz w:val="14"/>
-                <w:szCs w:val="14"/>
-              </w:rPr>
-              <w:t xml:space="preserve">Our highest member balance bracket — one third of the lower threshold. We cannot count or locate the affected population from our own collections.</w:t>
+                <w:sz w:val="15"/>
+                <w:szCs w:val="15"/>
+              </w:rPr>
+              <w:t xml:space="preserve">P7</w:t>
+            </w:r>
+          </w:p>
+        </w:tc>
+        <w:tc>
+          <w:tcPr>
+            <w:tcW w:type="dxa" w:w="4400"/>
+            <w:tcBorders>
+              <w:top w:val="single" w:color="D9D8D2" w:sz="3"/>
+              <w:left w:val="none" w:color="FFFFFF" w:sz="0"/>
+              <w:bottom w:val="single" w:color="D9D8D2" w:sz="3"/>
+              <w:right w:val="none" w:color="FFFFFF" w:sz="0"/>
+            </w:tcBorders>
+            <w:tcMar>
+              <w:top w:type="dxa" w:w="70"/>
+              <w:left w:type="dxa" w:w="100"/>
+              <w:bottom w:type="dxa" w:w="70"/>
+              <w:right w:type="dxa" w:w="100"/>
+            </w:tcMar>
+            <w:vAlign w:val="top"/>
+          </w:tcPr>
+          <w:p>
+            <w:pPr>
+              <w:spacing w:after="0" w:line="250"/>
+            </w:pPr>
+            <w:r>
+              <w:rPr>
+                <w:rFonts w:ascii="Arial" w:cs="Arial" w:eastAsia="Arial" w:hAnsi="Arial"/>
+                <w:color w:val="1A1A1A"/>
+                <w:sz w:val="15"/>
+                <w:szCs w:val="15"/>
+              </w:rPr>
+              <w:t xml:space="preserve">Two major changes commence on the same day</w:t>
             </w:r>
             <w:r>
               <w:rPr>
@@ -545,40 +2257,92 @@
         </w:tc>
         <w:tc>
           <w:tcPr>
-            <w:tcW w:type="dxa" w:w="3302"/>
-            <w:tcBorders>
-              <w:top w:val="single" w:color="0072CE" w:sz="14"/>
-              <w:left w:val="single" w:color="FFFFFF" w:sz="8"/>
-              <w:bottom w:val="none" w:color="FFFFFF" w:sz="0"/>
-              <w:right w:val="single" w:color="FFFFFF" w:sz="8"/>
-            </w:tcBorders>
-            <w:shd w:fill="F4F9FC" w:color="auto" w:val="clear"/>
-            <w:tcMar>
-              <w:top w:type="dxa" w:w="130"/>
-              <w:left w:type="dxa" w:w="150"/>
-              <w:bottom w:type="dxa" w:w="130"/>
-              <w:right w:type="dxa" w:w="150"/>
-            </w:tcMar>
-          </w:tcPr>
-          <w:p>
-            <w:pPr>
-              <w:spacing w:after="30" w:line="300"/>
+            <w:tcW w:type="dxa" w:w="860"/>
+            <w:tcBorders>
+              <w:top w:val="single" w:color="D9D8D2" w:sz="3"/>
+              <w:left w:val="none" w:color="FFFFFF" w:sz="0"/>
+              <w:bottom w:val="single" w:color="D9D8D2" w:sz="3"/>
+              <w:right w:val="none" w:color="FFFFFF" w:sz="0"/>
+            </w:tcBorders>
+            <w:tcMar>
+              <w:top w:type="dxa" w:w="70"/>
+              <w:left w:type="dxa" w:w="100"/>
+              <w:bottom w:type="dxa" w:w="70"/>
+              <w:right w:type="dxa" w:w="100"/>
+            </w:tcMar>
+            <w:vAlign w:val="top"/>
+          </w:tcPr>
+          <w:p>
+            <w:pPr>
+              <w:spacing w:after="0" w:line="250"/>
+              <w:jc w:val="center"/>
             </w:pPr>
             <w:r>
               <w:rPr>
                 <w:rFonts w:ascii="Arial" w:cs="Arial" w:eastAsia="Arial" w:hAnsi="Arial"/>
                 <w:b/>
                 <w:bCs/>
-                <w:color w:val="012169"/>
-                <w:sz w:val="34"/>
-                <w:szCs w:val="34"/>
-              </w:rPr>
-              <w:t xml:space="preserve">30 Jun 2027</w:t>
-            </w:r>
-          </w:p>
-          <w:p>
-            <w:pPr>
-              <w:spacing w:after="0" w:line="230"/>
+                <w:color w:val="E87722"/>
+                <w:sz w:val="18"/>
+                <w:szCs w:val="18"/>
+              </w:rPr>
+              <w:t xml:space="preserve">B</w:t>
+            </w:r>
+          </w:p>
+        </w:tc>
+        <w:tc>
+          <w:tcPr>
+            <w:tcW w:type="dxa" w:w="1150"/>
+            <w:tcBorders>
+              <w:top w:val="single" w:color="D9D8D2" w:sz="3"/>
+              <w:left w:val="none" w:color="FFFFFF" w:sz="0"/>
+              <w:bottom w:val="single" w:color="D9D8D2" w:sz="3"/>
+              <w:right w:val="none" w:color="FFFFFF" w:sz="0"/>
+            </w:tcBorders>
+            <w:tcMar>
+              <w:top w:type="dxa" w:w="70"/>
+              <w:left w:type="dxa" w:w="100"/>
+              <w:bottom w:type="dxa" w:w="70"/>
+              <w:right w:type="dxa" w:w="100"/>
+            </w:tcMar>
+            <w:vAlign w:val="top"/>
+          </w:tcPr>
+          <w:p>
+            <w:pPr>
+              <w:spacing w:after="0" w:line="250"/>
+              <w:jc w:val="center"/>
+            </w:pPr>
+            <w:r>
+              <w:rPr>
+                <w:rFonts w:ascii="Arial" w:cs="Arial" w:eastAsia="Arial" w:hAnsi="Arial"/>
+                <w:color w:val="898781"/>
+                <w:sz w:val="14"/>
+                <w:szCs w:val="14"/>
+              </w:rPr>
+              <w:t xml:space="preserve">3 · 3 · 5</w:t>
+            </w:r>
+          </w:p>
+        </w:tc>
+        <w:tc>
+          <w:tcPr>
+            <w:tcW w:type="dxa" w:w="2936"/>
+            <w:tcBorders>
+              <w:top w:val="single" w:color="D9D8D2" w:sz="3"/>
+              <w:left w:val="none" w:color="FFFFFF" w:sz="0"/>
+              <w:bottom w:val="single" w:color="D9D8D2" w:sz="3"/>
+              <w:right w:val="none" w:color="FFFFFF" w:sz="0"/>
+            </w:tcBorders>
+            <w:tcMar>
+              <w:top w:type="dxa" w:w="70"/>
+              <w:left w:type="dxa" w:w="100"/>
+              <w:bottom w:type="dxa" w:w="70"/>
+              <w:right w:type="dxa" w:w="100"/>
+            </w:tcMar>
+            <w:vAlign w:val="top"/>
+          </w:tcPr>
+          <w:p>
+            <w:pPr>
+              <w:spacing w:after="0" w:line="250"/>
             </w:pPr>
             <w:r>
               <w:rPr>
@@ -587,198 +2351,29 @@
                 <w:sz w:val="14"/>
                 <w:szCs w:val="14"/>
               </w:rPr>
-              <w:t xml:space="preserve">First measurement of balances. The attribution method needs to be settled, documented and reproducible well before it.</w:t>
-            </w:r>
-            <w:r>
-              <w:rPr>
-                <w:rFonts w:ascii="Arial" w:cs="Arial" w:eastAsia="Arial" w:hAnsi="Arial"/>
-                <w:b/>
-                <w:bCs/>
-                <w:color w:val="00806D"/>
-                <w:sz w:val="13"/>
-                <w:szCs w:val="13"/>
-                <w:vertAlign w:val="superscript"/>
-              </w:rPr>
-              <w:t xml:space="preserve"> [S]</w:t>
+              <w:t xml:space="preserve">Supervision</w:t>
             </w:r>
           </w:p>
         </w:tc>
       </w:tr>
     </w:tbl>
     <w:p>
-      <w:r>
-        <w:br w:type="page"/>
-      </w:r>
-    </w:p>
-    <w:p>
-      <w:pPr>
-        <w:spacing w:after="60" w:before="0"/>
-      </w:pPr>
-      <w:r>
-        <w:rPr>
-          <w:rFonts w:ascii="Arial" w:cs="Arial" w:eastAsia="Arial" w:hAnsi="Arial"/>
-          <w:b/>
-          <w:bCs/>
-          <w:color w:val="0072CE"/>
-          <w:sz w:val="19"/>
-          <w:szCs w:val="19"/>
-        </w:rPr>
-        <w:t xml:space="preserve">Why this is a prudential matter, not just a tax matter</w:t>
-      </w:r>
-    </w:p>
-    <w:p>
-      <w:pPr>
-        <w:pStyle w:val="ListParagraph"/>
-        <w:numPr>
-          <w:ilvl w:val="0"/>
-          <w:numId w:val="2"/>
-        </w:numPr>
-        <w:spacing w:after="50" w:before="0" w:line="258"/>
-      </w:pPr>
-      <w:r>
-        <w:rPr>
-          <w:rFonts w:ascii="Arial" w:cs="Arial" w:eastAsia="Arial" w:hAnsi="Arial"/>
-          <w:color w:val="1A1A1A"/>
-          <w:sz w:val="17"/>
-          <w:szCs w:val="17"/>
-        </w:rPr>
-        <w:t xml:space="preserve">The tax is assessed on the member, but the work lands on the trustee — a calculation and attribution function that did not exist before, and that no prudential standard was written for.</w:t>
-      </w:r>
-      <w:r>
-        <w:rPr>
-          <w:rFonts w:ascii="Arial" w:cs="Arial" w:eastAsia="Arial" w:hAnsi="Arial"/>
-          <w:b/>
-          <w:bCs/>
-          <w:color w:val="0072CE"/>
+      <w:pPr>
+        <w:spacing w:after="0" w:before="70" w:line="264"/>
+      </w:pPr>
+      <w:r>
+        <w:rPr>
+          <w:rFonts w:ascii="Arial" w:cs="Arial" w:eastAsia="Arial" w:hAnsi="Arial"/>
+          <w:color w:val="898781"/>
           <w:sz w:val="13"/>
           <w:szCs w:val="13"/>
-          <w:vertAlign w:val="superscript"/>
-        </w:rPr>
-        <w:t xml:space="preserve"> [I]</w:t>
-      </w:r>
-    </w:p>
-    <w:p>
-      <w:pPr>
-        <w:pStyle w:val="ListParagraph"/>
-        <w:numPr>
-          <w:ilvl w:val="0"/>
-          <w:numId w:val="2"/>
-        </w:numPr>
-        <w:spacing w:after="50" w:before="0" w:line="258"/>
-      </w:pPr>
-      <w:r>
-        <w:rPr>
-          <w:rFonts w:ascii="Arial" w:cs="Arial" w:eastAsia="Arial" w:hAnsi="Arial"/>
-          <w:color w:val="1A1A1A"/>
-          <w:sz w:val="17"/>
-          <w:szCs w:val="17"/>
-        </w:rPr>
-        <w:t xml:space="preserve">The attribution standard is a discretion, not a formula. The dividing line is fund size, not who regulates, so the loose 'fair and reasonable' test lands on the large funds holding almost all the money.</w:t>
-      </w:r>
-      <w:r>
-        <w:rPr>
-          <w:rFonts w:ascii="Arial" w:cs="Arial" w:eastAsia="Arial" w:hAnsi="Arial"/>
-          <w:b/>
-          <w:bCs/>
-          <w:color w:val="00806D"/>
-          <w:sz w:val="13"/>
-          <w:szCs w:val="13"/>
-          <w:vertAlign w:val="superscript"/>
-        </w:rPr>
-        <w:t xml:space="preserve"> [S]</w:t>
-      </w:r>
-    </w:p>
-    <w:p>
-      <w:pPr>
-        <w:pStyle w:val="ListParagraph"/>
-        <w:numPr>
-          <w:ilvl w:val="0"/>
-          <w:numId w:val="2"/>
-        </w:numPr>
-        <w:spacing w:after="50" w:before="0" w:line="258"/>
-      </w:pPr>
-      <w:r>
-        <w:rPr>
-          <w:rFonts w:ascii="Arial" w:cs="Arial" w:eastAsia="Arial" w:hAnsi="Arial"/>
-          <w:color w:val="1A1A1A"/>
-          <w:sz w:val="17"/>
-          <w:szCs w:val="17"/>
-        </w:rPr>
-        <w:t xml:space="preserve">It is a member-equity problem wearing a tax label. A whole-of-fund tax figure and a daily unit price cannot be reconciled exactly, so any method advantages some members over others — and industry has asked that the judgement sit outside AFCA's reach.</w:t>
-      </w:r>
-      <w:r>
-        <w:rPr>
-          <w:rFonts w:ascii="Arial" w:cs="Arial" w:eastAsia="Arial" w:hAnsi="Arial"/>
-          <w:b/>
-          <w:bCs/>
-          <w:color w:val="E87722"/>
-          <w:sz w:val="13"/>
-          <w:szCs w:val="13"/>
-          <w:vertAlign w:val="superscript"/>
-        </w:rPr>
-        <w:t xml:space="preserve"> [C]</w:t>
-      </w:r>
-    </w:p>
-    <w:p>
-      <w:pPr>
-        <w:pStyle w:val="ListParagraph"/>
-        <w:numPr>
-          <w:ilvl w:val="0"/>
-          <w:numId w:val="2"/>
-        </w:numPr>
-        <w:spacing w:after="50" w:before="0" w:line="258"/>
-      </w:pPr>
-      <w:r>
-        <w:rPr>
-          <w:rFonts w:ascii="Arial" w:cs="Arial" w:eastAsia="Arial" w:hAnsi="Arial"/>
-          <w:color w:val="1A1A1A"/>
-          <w:sz w:val="17"/>
-          <w:szCs w:val="17"/>
-        </w:rPr>
-        <w:t xml:space="preserve">There is a hard new duty on a short clock: 14 days to tell the Tax Office when an end benefit will be paid, 7 to correct an error — attached to debt accounts that must survive mergers, transfers and changes of administrator.</w:t>
-      </w:r>
-      <w:r>
-        <w:rPr>
-          <w:rFonts w:ascii="Arial" w:cs="Arial" w:eastAsia="Arial" w:hAnsi="Arial"/>
-          <w:b/>
-          <w:bCs/>
-          <w:color w:val="00806D"/>
-          <w:sz w:val="13"/>
-          <w:szCs w:val="13"/>
-          <w:vertAlign w:val="superscript"/>
-        </w:rPr>
-        <w:t xml:space="preserve"> [S]</w:t>
-      </w:r>
-    </w:p>
-    <w:p>
-      <w:pPr>
-        <w:pStyle w:val="ListParagraph"/>
-        <w:numPr>
-          <w:ilvl w:val="0"/>
-          <w:numId w:val="2"/>
-        </w:numPr>
-        <w:spacing w:after="50" w:before="0" w:line="258"/>
-      </w:pPr>
-      <w:r>
-        <w:rPr>
-          <w:rFonts w:ascii="Arial" w:cs="Arial" w:eastAsia="Arial" w:hAnsi="Arial"/>
-          <w:color w:val="1A1A1A"/>
-          <w:sz w:val="17"/>
-          <w:szCs w:val="17"/>
-        </w:rPr>
-        <w:t xml:space="preserve">We cannot see the affected population. Our highest balance bracket is $1 million, and because the threshold spans everything a person holds, no per-fund collection could ever produce that view.</w:t>
-      </w:r>
-      <w:r>
-        <w:rPr>
-          <w:rFonts w:ascii="Arial" w:cs="Arial" w:eastAsia="Arial" w:hAnsi="Arial"/>
-          <w:b/>
-          <w:bCs/>
-          <w:color w:val="00806D"/>
-          <w:sz w:val="13"/>
-          <w:szCs w:val="13"/>
-          <w:vertAlign w:val="superscript"/>
-        </w:rPr>
-        <w:t xml:space="preserve"> [S]</w:t>
+        </w:rPr>
+        <w:t xml:space="preserve">A = raise now · B = press and monitor · C = watch.  Scores out of 5.  All 18 issues are in Annex A.</w:t>
+      </w:r>
+    </w:p>
+    <w:p>
+      <w:r>
+        <w:br w:type="page"/>
       </w:r>
     </w:p>
     <w:p>
@@ -786,7 +2381,7 @@
         <w:pBdr>
           <w:bottom w:val="single" w:color="0072CE" w:sz="6" w:space="4"/>
         </w:pBdr>
-        <w:spacing w:after="100" w:before="240"/>
+        <w:spacing w:after="100" w:before="0"/>
       </w:pPr>
       <w:r>
         <w:rPr>
@@ -797,12 +2392,12 @@
           <w:sz w:val="22"/>
           <w:szCs w:val="22"/>
         </w:rPr>
-        <w:t xml:space="preserve">Where the prudential risk actually sits</w:t>
-      </w:r>
-    </w:p>
-    <w:p>
-      <w:pPr>
-        <w:spacing w:after="90" w:before="0" w:line="264"/>
+        <w:t xml:space="preserve">What the prudential framework actually needs</w:t>
+      </w:r>
+    </w:p>
+    <w:p>
+      <w:pPr>
+        <w:spacing w:after="80" w:before="0" w:line="264"/>
       </w:pPr>
       <w:r>
         <w:rPr>
@@ -811,18 +2406,7 @@
           <w:sz w:val="17"/>
           <w:szCs w:val="17"/>
         </w:rPr>
-        <w:t xml:space="preserve">Each issue is graded on three things: how material it is prudentially, how likely the adverse consequence is to crystallise, and how directly we can act on it. </w:t>
-      </w:r>
-      <w:r>
-        <w:rPr>
-          <w:rFonts w:ascii="Arial" w:cs="Arial" w:eastAsia="Arial" w:hAnsi="Arial"/>
-          <w:b/>
-          <w:bCs/>
-          <w:color w:val="1A1A1A"/>
-          <w:sz w:val="17"/>
-          <w:szCs w:val="17"/>
-        </w:rPr>
-        <w:t xml:space="preserve">A serious problem that belongs to Treasury is not automatically a priority for us — the map separates the two.</w:t>
+        <w:t xml:space="preserve">The most useful finding here is a negative one. Division 296 does not require the prudential framework to be rewritten. Of 27 instruments examined: 11 need no change at all, 11 need only supervisory attention, 4 warrant updated guidance, and exactly one needs amending — SRS 611.0, APRA's own member accounts collection, whose highest balance bracket stops at a third of the lower threshold. The authority already exists. SPG 530 expressly names a change in government policy affecting access to member assets as a liquidity stress factor, and CPS 230 already requires fund administration to be treated as a critical operation. What is missing is guidance confirming these obligations apply to a tax event as much as a market one, supervisory attention on the cohort least able to absorb it, and data granular enough to observe how the measure lands.</w:t>
       </w:r>
     </w:p>
     <w:p>
@@ -833,7 +2417,7 @@
       <w:r>
         <w:drawing>
           <wp:inline distT="0" distB="0" distL="0" distR="0">
-            <wp:extent cx="6143625" cy="2609850"/>
+            <wp:extent cx="6143625" cy="1381125"/>
             <wp:effectExtent t="0" r="0" b="0" l="0"/>
             <wp:docPr id="1" name="" descr="" title=""/>
             <wp:cNvGraphicFramePr>
@@ -858,7 +2442,7 @@
                   <pic:spPr bwMode="auto">
                     <a:xfrm>
                       <a:off x="0" y="0"/>
-                      <a:ext cx="6143625" cy="2609850"/>
+                      <a:ext cx="6143625" cy="1381125"/>
                     </a:xfrm>
                     <a:prstGeom prst="rect">
                       <a:avLst/>
@@ -885,1525 +2469,7 @@
           <w:sz w:val="13"/>
           <w:szCs w:val="13"/>
         </w:rPr>
-        <w:t xml:space="preserve">Figure 2 — The graded issues. Position shows materiality against how directly we can act; bubble size shows likelihood.</w:t>
-      </w:r>
-    </w:p>
-    <w:p>
-      <w:pPr>
-        <w:spacing w:after="60" w:before="160"/>
-      </w:pPr>
-      <w:r>
-        <w:rPr>
-          <w:rFonts w:ascii="Arial" w:cs="Arial" w:eastAsia="Arial" w:hAnsi="Arial"/>
-          <w:b/>
-          <w:bCs/>
-          <w:color w:val="0072CE"/>
-          <w:sz w:val="19"/>
-          <w:szCs w:val="19"/>
-        </w:rPr>
-        <w:t xml:space="preserve">The graded issues</w:t>
-      </w:r>
-    </w:p>
-    <w:tbl>
-      <w:tblPr>
-        <w:tblW w:type="dxa" w:w="9906"/>
-        <w:tblBorders>
-          <w:top w:val="single" w:color="auto" w:sz="4"/>
-          <w:left w:val="single" w:color="auto" w:sz="4"/>
-          <w:bottom w:val="single" w:color="auto" w:sz="4"/>
-          <w:right w:val="single" w:color="auto" w:sz="4"/>
-          <w:insideH w:val="single" w:color="auto" w:sz="4"/>
-          <w:insideV w:val="single" w:color="auto" w:sz="4"/>
-        </w:tblBorders>
-        <w:tblLayout w:type="fixed"/>
-      </w:tblPr>
-      <w:tblGrid>
-        <w:gridCol w:w="560"/>
-        <w:gridCol w:w="4400"/>
-        <w:gridCol w:w="860"/>
-        <w:gridCol w:w="1150"/>
-        <w:gridCol w:w="2936"/>
-      </w:tblGrid>
-      <w:tr>
-        <w:trPr>
-          <w:tblHeader/>
-        </w:trPr>
-        <w:tc>
-          <w:tcPr>
-            <w:tcW w:type="dxa" w:w="560"/>
-            <w:tcBorders>
-              <w:top w:val="single" w:color="0072CE" w:sz="8"/>
-              <w:left w:val="none" w:color="FFFFFF" w:sz="0"/>
-              <w:bottom w:val="single" w:color="D9D8D2" w:sz="3"/>
-              <w:right w:val="none" w:color="FFFFFF" w:sz="0"/>
-            </w:tcBorders>
-            <w:shd w:fill="F4F9FC" w:color="auto" w:val="clear"/>
-            <w:tcMar>
-              <w:top w:type="dxa" w:w="70"/>
-              <w:left w:type="dxa" w:w="100"/>
-              <w:bottom w:type="dxa" w:w="70"/>
-              <w:right w:type="dxa" w:w="100"/>
-            </w:tcMar>
-            <w:vAlign w:val="top"/>
-          </w:tcPr>
-          <w:p>
-            <w:pPr>
-              <w:spacing w:after="0" w:line="240"/>
-            </w:pPr>
-            <w:r>
-              <w:rPr>
-                <w:rFonts w:ascii="Arial" w:cs="Arial" w:eastAsia="Arial" w:hAnsi="Arial"/>
-                <w:b/>
-                <w:bCs/>
-                <w:caps/>
-                <w:color w:val="012169"/>
-                <w:sz w:val="15"/>
-                <w:szCs w:val="15"/>
-              </w:rPr>
-              <w:t xml:space="preserve">ID</w:t>
-            </w:r>
-          </w:p>
-        </w:tc>
-        <w:tc>
-          <w:tcPr>
-            <w:tcW w:type="dxa" w:w="4400"/>
-            <w:tcBorders>
-              <w:top w:val="single" w:color="0072CE" w:sz="8"/>
-              <w:left w:val="none" w:color="FFFFFF" w:sz="0"/>
-              <w:bottom w:val="single" w:color="D9D8D2" w:sz="3"/>
-              <w:right w:val="none" w:color="FFFFFF" w:sz="0"/>
-            </w:tcBorders>
-            <w:shd w:fill="F4F9FC" w:color="auto" w:val="clear"/>
-            <w:tcMar>
-              <w:top w:type="dxa" w:w="70"/>
-              <w:left w:type="dxa" w:w="100"/>
-              <w:bottom w:type="dxa" w:w="70"/>
-              <w:right w:type="dxa" w:w="100"/>
-            </w:tcMar>
-            <w:vAlign w:val="top"/>
-          </w:tcPr>
-          <w:p>
-            <w:pPr>
-              <w:spacing w:after="0" w:line="240"/>
-            </w:pPr>
-            <w:r>
-              <w:rPr>
-                <w:rFonts w:ascii="Arial" w:cs="Arial" w:eastAsia="Arial" w:hAnsi="Arial"/>
-                <w:b/>
-                <w:bCs/>
-                <w:caps/>
-                <w:color w:val="012169"/>
-                <w:sz w:val="15"/>
-                <w:szCs w:val="15"/>
-              </w:rPr>
-              <w:t xml:space="preserve">Issue</w:t>
-            </w:r>
-          </w:p>
-        </w:tc>
-        <w:tc>
-          <w:tcPr>
-            <w:tcW w:type="dxa" w:w="860"/>
-            <w:tcBorders>
-              <w:top w:val="single" w:color="0072CE" w:sz="8"/>
-              <w:left w:val="none" w:color="FFFFFF" w:sz="0"/>
-              <w:bottom w:val="single" w:color="D9D8D2" w:sz="3"/>
-              <w:right w:val="none" w:color="FFFFFF" w:sz="0"/>
-            </w:tcBorders>
-            <w:shd w:fill="F4F9FC" w:color="auto" w:val="clear"/>
-            <w:tcMar>
-              <w:top w:type="dxa" w:w="70"/>
-              <w:left w:type="dxa" w:w="100"/>
-              <w:bottom w:type="dxa" w:w="70"/>
-              <w:right w:type="dxa" w:w="100"/>
-            </w:tcMar>
-            <w:vAlign w:val="top"/>
-          </w:tcPr>
-          <w:p>
-            <w:pPr>
-              <w:spacing w:after="0" w:line="240"/>
-              <w:jc w:val="center"/>
-            </w:pPr>
-            <w:r>
-              <w:rPr>
-                <w:rFonts w:ascii="Arial" w:cs="Arial" w:eastAsia="Arial" w:hAnsi="Arial"/>
-                <w:b/>
-                <w:bCs/>
-                <w:caps/>
-                <w:color w:val="012169"/>
-                <w:sz w:val="15"/>
-                <w:szCs w:val="15"/>
-              </w:rPr>
-              <w:t xml:space="preserve">Grade</w:t>
-            </w:r>
-          </w:p>
-        </w:tc>
-        <w:tc>
-          <w:tcPr>
-            <w:tcW w:type="dxa" w:w="1150"/>
-            <w:tcBorders>
-              <w:top w:val="single" w:color="0072CE" w:sz="8"/>
-              <w:left w:val="none" w:color="FFFFFF" w:sz="0"/>
-              <w:bottom w:val="single" w:color="D9D8D2" w:sz="3"/>
-              <w:right w:val="none" w:color="FFFFFF" w:sz="0"/>
-            </w:tcBorders>
-            <w:shd w:fill="F4F9FC" w:color="auto" w:val="clear"/>
-            <w:tcMar>
-              <w:top w:type="dxa" w:w="70"/>
-              <w:left w:type="dxa" w:w="100"/>
-              <w:bottom w:type="dxa" w:w="70"/>
-              <w:right w:type="dxa" w:w="100"/>
-            </w:tcMar>
-            <w:vAlign w:val="top"/>
-          </w:tcPr>
-          <w:p>
-            <w:pPr>
-              <w:spacing w:after="0" w:line="240"/>
-              <w:jc w:val="center"/>
-            </w:pPr>
-            <w:r>
-              <w:rPr>
-                <w:rFonts w:ascii="Arial" w:cs="Arial" w:eastAsia="Arial" w:hAnsi="Arial"/>
-                <w:b/>
-                <w:bCs/>
-                <w:caps/>
-                <w:color w:val="012169"/>
-                <w:sz w:val="15"/>
-                <w:szCs w:val="15"/>
-              </w:rPr>
-              <w:t xml:space="preserve">M · L · P</w:t>
-            </w:r>
-          </w:p>
-        </w:tc>
-        <w:tc>
-          <w:tcPr>
-            <w:tcW w:type="dxa" w:w="2936"/>
-            <w:tcBorders>
-              <w:top w:val="single" w:color="0072CE" w:sz="8"/>
-              <w:left w:val="none" w:color="FFFFFF" w:sz="0"/>
-              <w:bottom w:val="single" w:color="D9D8D2" w:sz="3"/>
-              <w:right w:val="none" w:color="FFFFFF" w:sz="0"/>
-            </w:tcBorders>
-            <w:shd w:fill="F4F9FC" w:color="auto" w:val="clear"/>
-            <w:tcMar>
-              <w:top w:type="dxa" w:w="70"/>
-              <w:left w:type="dxa" w:w="100"/>
-              <w:bottom w:type="dxa" w:w="70"/>
-              <w:right w:type="dxa" w:w="100"/>
-            </w:tcMar>
-            <w:vAlign w:val="top"/>
-          </w:tcPr>
-          <w:p>
-            <w:pPr>
-              <w:spacing w:after="0" w:line="240"/>
-            </w:pPr>
-            <w:r>
-              <w:rPr>
-                <w:rFonts w:ascii="Arial" w:cs="Arial" w:eastAsia="Arial" w:hAnsi="Arial"/>
-                <w:b/>
-                <w:bCs/>
-                <w:caps/>
-                <w:color w:val="012169"/>
-                <w:sz w:val="15"/>
-                <w:szCs w:val="15"/>
-              </w:rPr>
-              <w:t xml:space="preserve">What it needs</w:t>
-            </w:r>
-          </w:p>
-        </w:tc>
-      </w:tr>
-      <w:tr>
-        <w:tc>
-          <w:tcPr>
-            <w:tcW w:type="dxa" w:w="560"/>
-            <w:tcBorders>
-              <w:top w:val="single" w:color="D9D8D2" w:sz="3"/>
-              <w:left w:val="none" w:color="FFFFFF" w:sz="0"/>
-              <w:bottom w:val="single" w:color="D9D8D2" w:sz="3"/>
-              <w:right w:val="none" w:color="FFFFFF" w:sz="0"/>
-            </w:tcBorders>
-            <w:tcMar>
-              <w:top w:type="dxa" w:w="70"/>
-              <w:left w:type="dxa" w:w="100"/>
-              <w:bottom w:type="dxa" w:w="70"/>
-              <w:right w:type="dxa" w:w="100"/>
-            </w:tcMar>
-            <w:vAlign w:val="top"/>
-          </w:tcPr>
-          <w:p>
-            <w:pPr>
-              <w:spacing w:after="0" w:line="250"/>
-            </w:pPr>
-            <w:r>
-              <w:rPr>
-                <w:rFonts w:ascii="Arial" w:cs="Arial" w:eastAsia="Arial" w:hAnsi="Arial"/>
-                <w:b/>
-                <w:bCs/>
-                <w:color w:val="012169"/>
-                <w:sz w:val="15"/>
-                <w:szCs w:val="15"/>
-              </w:rPr>
-              <w:t xml:space="preserve">P1</w:t>
-            </w:r>
-          </w:p>
-        </w:tc>
-        <w:tc>
-          <w:tcPr>
-            <w:tcW w:type="dxa" w:w="4400"/>
-            <w:tcBorders>
-              <w:top w:val="single" w:color="D9D8D2" w:sz="3"/>
-              <w:left w:val="none" w:color="FFFFFF" w:sz="0"/>
-              <w:bottom w:val="single" w:color="D9D8D2" w:sz="3"/>
-              <w:right w:val="none" w:color="FFFFFF" w:sz="0"/>
-            </w:tcBorders>
-            <w:tcMar>
-              <w:top w:type="dxa" w:w="70"/>
-              <w:left w:type="dxa" w:w="100"/>
-              <w:bottom w:type="dxa" w:w="70"/>
-              <w:right w:type="dxa" w:w="100"/>
-            </w:tcMar>
-            <w:vAlign w:val="top"/>
-          </w:tcPr>
-          <w:p>
-            <w:pPr>
-              <w:spacing w:after="0" w:line="250"/>
-            </w:pPr>
-            <w:r>
-              <w:rPr>
-                <w:rFonts w:ascii="Arial" w:cs="Arial" w:eastAsia="Arial" w:hAnsi="Arial"/>
-                <w:color w:val="1A1A1A"/>
-                <w:sz w:val="15"/>
-                <w:szCs w:val="15"/>
-              </w:rPr>
-              <w:t xml:space="preserve">One administrator's calculation engine will serve many funds at once</w:t>
-            </w:r>
-            <w:r>
-              <w:rPr>
-                <w:rFonts w:ascii="Arial" w:cs="Arial" w:eastAsia="Arial" w:hAnsi="Arial"/>
-                <w:b/>
-                <w:bCs/>
-                <w:color w:val="0072CE"/>
-                <w:sz w:val="13"/>
-                <w:szCs w:val="13"/>
-                <w:vertAlign w:val="superscript"/>
-              </w:rPr>
-              <w:t xml:space="preserve"> [I]</w:t>
-            </w:r>
-          </w:p>
-        </w:tc>
-        <w:tc>
-          <w:tcPr>
-            <w:tcW w:type="dxa" w:w="860"/>
-            <w:tcBorders>
-              <w:top w:val="single" w:color="D9D8D2" w:sz="3"/>
-              <w:left w:val="none" w:color="FFFFFF" w:sz="0"/>
-              <w:bottom w:val="single" w:color="D9D8D2" w:sz="3"/>
-              <w:right w:val="none" w:color="FFFFFF" w:sz="0"/>
-            </w:tcBorders>
-            <w:tcMar>
-              <w:top w:type="dxa" w:w="70"/>
-              <w:left w:type="dxa" w:w="100"/>
-              <w:bottom w:type="dxa" w:w="70"/>
-              <w:right w:type="dxa" w:w="100"/>
-            </w:tcMar>
-            <w:vAlign w:val="top"/>
-          </w:tcPr>
-          <w:p>
-            <w:pPr>
-              <w:spacing w:after="0" w:line="250"/>
-              <w:jc w:val="center"/>
-            </w:pPr>
-            <w:r>
-              <w:rPr>
-                <w:rFonts w:ascii="Arial" w:cs="Arial" w:eastAsia="Arial" w:hAnsi="Arial"/>
-                <w:b/>
-                <w:bCs/>
-                <w:color w:val="890C58"/>
-                <w:sz w:val="18"/>
-                <w:szCs w:val="18"/>
-              </w:rPr>
-              <w:t xml:space="preserve">A</w:t>
-            </w:r>
-          </w:p>
-        </w:tc>
-        <w:tc>
-          <w:tcPr>
-            <w:tcW w:type="dxa" w:w="1150"/>
-            <w:tcBorders>
-              <w:top w:val="single" w:color="D9D8D2" w:sz="3"/>
-              <w:left w:val="none" w:color="FFFFFF" w:sz="0"/>
-              <w:bottom w:val="single" w:color="D9D8D2" w:sz="3"/>
-              <w:right w:val="none" w:color="FFFFFF" w:sz="0"/>
-            </w:tcBorders>
-            <w:tcMar>
-              <w:top w:type="dxa" w:w="70"/>
-              <w:left w:type="dxa" w:w="100"/>
-              <w:bottom w:type="dxa" w:w="70"/>
-              <w:right w:type="dxa" w:w="100"/>
-            </w:tcMar>
-            <w:vAlign w:val="top"/>
-          </w:tcPr>
-          <w:p>
-            <w:pPr>
-              <w:spacing w:after="0" w:line="250"/>
-              <w:jc w:val="center"/>
-            </w:pPr>
-            <w:r>
-              <w:rPr>
-                <w:rFonts w:ascii="Arial" w:cs="Arial" w:eastAsia="Arial" w:hAnsi="Arial"/>
-                <w:color w:val="898781"/>
-                <w:sz w:val="14"/>
-                <w:szCs w:val="14"/>
-              </w:rPr>
-              <w:t xml:space="preserve">4 · 3 · 5</w:t>
-            </w:r>
-          </w:p>
-        </w:tc>
-        <w:tc>
-          <w:tcPr>
-            <w:tcW w:type="dxa" w:w="2936"/>
-            <w:tcBorders>
-              <w:top w:val="single" w:color="D9D8D2" w:sz="3"/>
-              <w:left w:val="none" w:color="FFFFFF" w:sz="0"/>
-              <w:bottom w:val="single" w:color="D9D8D2" w:sz="3"/>
-              <w:right w:val="none" w:color="FFFFFF" w:sz="0"/>
-            </w:tcBorders>
-            <w:tcMar>
-              <w:top w:type="dxa" w:w="70"/>
-              <w:left w:type="dxa" w:w="100"/>
-              <w:bottom w:type="dxa" w:w="70"/>
-              <w:right w:type="dxa" w:w="100"/>
-            </w:tcMar>
-            <w:vAlign w:val="top"/>
-          </w:tcPr>
-          <w:p>
-            <w:pPr>
-              <w:spacing w:after="0" w:line="250"/>
-            </w:pPr>
-            <w:r>
-              <w:rPr>
-                <w:rFonts w:ascii="Arial" w:cs="Arial" w:eastAsia="Arial" w:hAnsi="Arial"/>
-                <w:color w:val="52514E"/>
-                <w:sz w:val="14"/>
-                <w:szCs w:val="14"/>
-              </w:rPr>
-              <w:t xml:space="preserve">Supervision</w:t>
-            </w:r>
-          </w:p>
-        </w:tc>
-      </w:tr>
-      <w:tr>
-        <w:tc>
-          <w:tcPr>
-            <w:tcW w:type="dxa" w:w="560"/>
-            <w:tcBorders>
-              <w:top w:val="single" w:color="D9D8D2" w:sz="3"/>
-              <w:left w:val="none" w:color="FFFFFF" w:sz="0"/>
-              <w:bottom w:val="single" w:color="D9D8D2" w:sz="3"/>
-              <w:right w:val="none" w:color="FFFFFF" w:sz="0"/>
-            </w:tcBorders>
-            <w:shd w:fill="EFEEE9" w:color="auto" w:val="clear"/>
-            <w:tcMar>
-              <w:top w:type="dxa" w:w="70"/>
-              <w:left w:type="dxa" w:w="100"/>
-              <w:bottom w:type="dxa" w:w="70"/>
-              <w:right w:type="dxa" w:w="100"/>
-            </w:tcMar>
-            <w:vAlign w:val="top"/>
-          </w:tcPr>
-          <w:p>
-            <w:pPr>
-              <w:spacing w:after="0" w:line="250"/>
-            </w:pPr>
-            <w:r>
-              <w:rPr>
-                <w:rFonts w:ascii="Arial" w:cs="Arial" w:eastAsia="Arial" w:hAnsi="Arial"/>
-                <w:b/>
-                <w:bCs/>
-                <w:color w:val="012169"/>
-                <w:sz w:val="15"/>
-                <w:szCs w:val="15"/>
-              </w:rPr>
-              <w:t xml:space="preserve">P2</w:t>
-            </w:r>
-          </w:p>
-        </w:tc>
-        <w:tc>
-          <w:tcPr>
-            <w:tcW w:type="dxa" w:w="4400"/>
-            <w:tcBorders>
-              <w:top w:val="single" w:color="D9D8D2" w:sz="3"/>
-              <w:left w:val="none" w:color="FFFFFF" w:sz="0"/>
-              <w:bottom w:val="single" w:color="D9D8D2" w:sz="3"/>
-              <w:right w:val="none" w:color="FFFFFF" w:sz="0"/>
-            </w:tcBorders>
-            <w:shd w:fill="EFEEE9" w:color="auto" w:val="clear"/>
-            <w:tcMar>
-              <w:top w:type="dxa" w:w="70"/>
-              <w:left w:type="dxa" w:w="100"/>
-              <w:bottom w:type="dxa" w:w="70"/>
-              <w:right w:type="dxa" w:w="100"/>
-            </w:tcMar>
-            <w:vAlign w:val="top"/>
-          </w:tcPr>
-          <w:p>
-            <w:pPr>
-              <w:spacing w:after="0" w:line="250"/>
-            </w:pPr>
-            <w:r>
-              <w:rPr>
-                <w:rFonts w:ascii="Arial" w:cs="Arial" w:eastAsia="Arial" w:hAnsi="Arial"/>
-                <w:color w:val="1A1A1A"/>
-                <w:sz w:val="15"/>
-                <w:szCs w:val="15"/>
-              </w:rPr>
-              <w:t xml:space="preserve">Fund administration must now perform a new statutory calculation</w:t>
-            </w:r>
-            <w:r>
-              <w:rPr>
-                <w:rFonts w:ascii="Arial" w:cs="Arial" w:eastAsia="Arial" w:hAnsi="Arial"/>
-                <w:b/>
-                <w:bCs/>
-                <w:color w:val="0072CE"/>
-                <w:sz w:val="13"/>
-                <w:szCs w:val="13"/>
-                <w:vertAlign w:val="superscript"/>
-              </w:rPr>
-              <w:t xml:space="preserve"> [I]</w:t>
-            </w:r>
-          </w:p>
-        </w:tc>
-        <w:tc>
-          <w:tcPr>
-            <w:tcW w:type="dxa" w:w="860"/>
-            <w:tcBorders>
-              <w:top w:val="single" w:color="D9D8D2" w:sz="3"/>
-              <w:left w:val="none" w:color="FFFFFF" w:sz="0"/>
-              <w:bottom w:val="single" w:color="D9D8D2" w:sz="3"/>
-              <w:right w:val="none" w:color="FFFFFF" w:sz="0"/>
-            </w:tcBorders>
-            <w:shd w:fill="EFEEE9" w:color="auto" w:val="clear"/>
-            <w:tcMar>
-              <w:top w:type="dxa" w:w="70"/>
-              <w:left w:type="dxa" w:w="100"/>
-              <w:bottom w:type="dxa" w:w="70"/>
-              <w:right w:type="dxa" w:w="100"/>
-            </w:tcMar>
-            <w:vAlign w:val="top"/>
-          </w:tcPr>
-          <w:p>
-            <w:pPr>
-              <w:spacing w:after="0" w:line="250"/>
-              <w:jc w:val="center"/>
-            </w:pPr>
-            <w:r>
-              <w:rPr>
-                <w:rFonts w:ascii="Arial" w:cs="Arial" w:eastAsia="Arial" w:hAnsi="Arial"/>
-                <w:b/>
-                <w:bCs/>
-                <w:color w:val="890C58"/>
-                <w:sz w:val="18"/>
-                <w:szCs w:val="18"/>
-              </w:rPr>
-              <w:t xml:space="preserve">A</w:t>
-            </w:r>
-          </w:p>
-        </w:tc>
-        <w:tc>
-          <w:tcPr>
-            <w:tcW w:type="dxa" w:w="1150"/>
-            <w:tcBorders>
-              <w:top w:val="single" w:color="D9D8D2" w:sz="3"/>
-              <w:left w:val="none" w:color="FFFFFF" w:sz="0"/>
-              <w:bottom w:val="single" w:color="D9D8D2" w:sz="3"/>
-              <w:right w:val="none" w:color="FFFFFF" w:sz="0"/>
-            </w:tcBorders>
-            <w:shd w:fill="EFEEE9" w:color="auto" w:val="clear"/>
-            <w:tcMar>
-              <w:top w:type="dxa" w:w="70"/>
-              <w:left w:type="dxa" w:w="100"/>
-              <w:bottom w:type="dxa" w:w="70"/>
-              <w:right w:type="dxa" w:w="100"/>
-            </w:tcMar>
-            <w:vAlign w:val="top"/>
-          </w:tcPr>
-          <w:p>
-            <w:pPr>
-              <w:spacing w:after="0" w:line="250"/>
-              <w:jc w:val="center"/>
-            </w:pPr>
-            <w:r>
-              <w:rPr>
-                <w:rFonts w:ascii="Arial" w:cs="Arial" w:eastAsia="Arial" w:hAnsi="Arial"/>
-                <w:color w:val="898781"/>
-                <w:sz w:val="14"/>
-                <w:szCs w:val="14"/>
-              </w:rPr>
-              <w:t xml:space="preserve">4 · 3 · 5</w:t>
-            </w:r>
-          </w:p>
-        </w:tc>
-        <w:tc>
-          <w:tcPr>
-            <w:tcW w:type="dxa" w:w="2936"/>
-            <w:tcBorders>
-              <w:top w:val="single" w:color="D9D8D2" w:sz="3"/>
-              <w:left w:val="none" w:color="FFFFFF" w:sz="0"/>
-              <w:bottom w:val="single" w:color="D9D8D2" w:sz="3"/>
-              <w:right w:val="none" w:color="FFFFFF" w:sz="0"/>
-            </w:tcBorders>
-            <w:shd w:fill="EFEEE9" w:color="auto" w:val="clear"/>
-            <w:tcMar>
-              <w:top w:type="dxa" w:w="70"/>
-              <w:left w:type="dxa" w:w="100"/>
-              <w:bottom w:type="dxa" w:w="70"/>
-              <w:right w:type="dxa" w:w="100"/>
-            </w:tcMar>
-            <w:vAlign w:val="top"/>
-          </w:tcPr>
-          <w:p>
-            <w:pPr>
-              <w:spacing w:after="0" w:line="250"/>
-            </w:pPr>
-            <w:r>
-              <w:rPr>
-                <w:rFonts w:ascii="Arial" w:cs="Arial" w:eastAsia="Arial" w:hAnsi="Arial"/>
-                <w:color w:val="52514E"/>
-                <w:sz w:val="14"/>
-                <w:szCs w:val="14"/>
-              </w:rPr>
-              <w:t xml:space="preserve">Supervision</w:t>
-            </w:r>
-          </w:p>
-        </w:tc>
-      </w:tr>
-      <w:tr>
-        <w:tc>
-          <w:tcPr>
-            <w:tcW w:type="dxa" w:w="560"/>
-            <w:tcBorders>
-              <w:top w:val="single" w:color="D9D8D2" w:sz="3"/>
-              <w:left w:val="none" w:color="FFFFFF" w:sz="0"/>
-              <w:bottom w:val="single" w:color="D9D8D2" w:sz="3"/>
-              <w:right w:val="none" w:color="FFFFFF" w:sz="0"/>
-            </w:tcBorders>
-            <w:tcMar>
-              <w:top w:type="dxa" w:w="70"/>
-              <w:left w:type="dxa" w:w="100"/>
-              <w:bottom w:type="dxa" w:w="70"/>
-              <w:right w:type="dxa" w:w="100"/>
-            </w:tcMar>
-            <w:vAlign w:val="top"/>
-          </w:tcPr>
-          <w:p>
-            <w:pPr>
-              <w:spacing w:after="0" w:line="250"/>
-            </w:pPr>
-            <w:r>
-              <w:rPr>
-                <w:rFonts w:ascii="Arial" w:cs="Arial" w:eastAsia="Arial" w:hAnsi="Arial"/>
-                <w:b/>
-                <w:bCs/>
-                <w:color w:val="012169"/>
-                <w:sz w:val="15"/>
-                <w:szCs w:val="15"/>
-              </w:rPr>
-              <w:t xml:space="preserve">P3</w:t>
-            </w:r>
-          </w:p>
-        </w:tc>
-        <w:tc>
-          <w:tcPr>
-            <w:tcW w:type="dxa" w:w="4400"/>
-            <w:tcBorders>
-              <w:top w:val="single" w:color="D9D8D2" w:sz="3"/>
-              <w:left w:val="none" w:color="FFFFFF" w:sz="0"/>
-              <w:bottom w:val="single" w:color="D9D8D2" w:sz="3"/>
-              <w:right w:val="none" w:color="FFFFFF" w:sz="0"/>
-            </w:tcBorders>
-            <w:tcMar>
-              <w:top w:type="dxa" w:w="70"/>
-              <w:left w:type="dxa" w:w="100"/>
-              <w:bottom w:type="dxa" w:w="70"/>
-              <w:right w:type="dxa" w:w="100"/>
-            </w:tcMar>
-            <w:vAlign w:val="top"/>
-          </w:tcPr>
-          <w:p>
-            <w:pPr>
-              <w:spacing w:after="0" w:line="250"/>
-            </w:pPr>
-            <w:r>
-              <w:rPr>
-                <w:rFonts w:ascii="Arial" w:cs="Arial" w:eastAsia="Arial" w:hAnsi="Arial"/>
-                <w:color w:val="1A1A1A"/>
-                <w:sz w:val="15"/>
-                <w:szCs w:val="15"/>
-              </w:rPr>
-              <w:t xml:space="preserve">A trustee judgement now drives an identified member's personal tax bill</w:t>
-            </w:r>
-            <w:r>
-              <w:rPr>
-                <w:rFonts w:ascii="Arial" w:cs="Arial" w:eastAsia="Arial" w:hAnsi="Arial"/>
-                <w:b/>
-                <w:bCs/>
-                <w:color w:val="0072CE"/>
-                <w:sz w:val="13"/>
-                <w:szCs w:val="13"/>
-                <w:vertAlign w:val="superscript"/>
-              </w:rPr>
-              <w:t xml:space="preserve"> [I]</w:t>
-            </w:r>
-          </w:p>
-        </w:tc>
-        <w:tc>
-          <w:tcPr>
-            <w:tcW w:type="dxa" w:w="860"/>
-            <w:tcBorders>
-              <w:top w:val="single" w:color="D9D8D2" w:sz="3"/>
-              <w:left w:val="none" w:color="FFFFFF" w:sz="0"/>
-              <w:bottom w:val="single" w:color="D9D8D2" w:sz="3"/>
-              <w:right w:val="none" w:color="FFFFFF" w:sz="0"/>
-            </w:tcBorders>
-            <w:tcMar>
-              <w:top w:type="dxa" w:w="70"/>
-              <w:left w:type="dxa" w:w="100"/>
-              <w:bottom w:type="dxa" w:w="70"/>
-              <w:right w:type="dxa" w:w="100"/>
-            </w:tcMar>
-            <w:vAlign w:val="top"/>
-          </w:tcPr>
-          <w:p>
-            <w:pPr>
-              <w:spacing w:after="0" w:line="250"/>
-              <w:jc w:val="center"/>
-            </w:pPr>
-            <w:r>
-              <w:rPr>
-                <w:rFonts w:ascii="Arial" w:cs="Arial" w:eastAsia="Arial" w:hAnsi="Arial"/>
-                <w:b/>
-                <w:bCs/>
-                <w:color w:val="890C58"/>
-                <w:sz w:val="18"/>
-                <w:szCs w:val="18"/>
-              </w:rPr>
-              <w:t xml:space="preserve">A</w:t>
-            </w:r>
-          </w:p>
-        </w:tc>
-        <w:tc>
-          <w:tcPr>
-            <w:tcW w:type="dxa" w:w="1150"/>
-            <w:tcBorders>
-              <w:top w:val="single" w:color="D9D8D2" w:sz="3"/>
-              <w:left w:val="none" w:color="FFFFFF" w:sz="0"/>
-              <w:bottom w:val="single" w:color="D9D8D2" w:sz="3"/>
-              <w:right w:val="none" w:color="FFFFFF" w:sz="0"/>
-            </w:tcBorders>
-            <w:tcMar>
-              <w:top w:type="dxa" w:w="70"/>
-              <w:left w:type="dxa" w:w="100"/>
-              <w:bottom w:type="dxa" w:w="70"/>
-              <w:right w:type="dxa" w:w="100"/>
-            </w:tcMar>
-            <w:vAlign w:val="top"/>
-          </w:tcPr>
-          <w:p>
-            <w:pPr>
-              <w:spacing w:after="0" w:line="250"/>
-              <w:jc w:val="center"/>
-            </w:pPr>
-            <w:r>
-              <w:rPr>
-                <w:rFonts w:ascii="Arial" w:cs="Arial" w:eastAsia="Arial" w:hAnsi="Arial"/>
-                <w:color w:val="898781"/>
-                <w:sz w:val="14"/>
-                <w:szCs w:val="14"/>
-              </w:rPr>
-              <w:t xml:space="preserve">4 · 3 · 4</w:t>
-            </w:r>
-          </w:p>
-        </w:tc>
-        <w:tc>
-          <w:tcPr>
-            <w:tcW w:type="dxa" w:w="2936"/>
-            <w:tcBorders>
-              <w:top w:val="single" w:color="D9D8D2" w:sz="3"/>
-              <w:left w:val="none" w:color="FFFFFF" w:sz="0"/>
-              <w:bottom w:val="single" w:color="D9D8D2" w:sz="3"/>
-              <w:right w:val="none" w:color="FFFFFF" w:sz="0"/>
-            </w:tcBorders>
-            <w:tcMar>
-              <w:top w:type="dxa" w:w="70"/>
-              <w:left w:type="dxa" w:w="100"/>
-              <w:bottom w:type="dxa" w:w="70"/>
-              <w:right w:type="dxa" w:w="100"/>
-            </w:tcMar>
-            <w:vAlign w:val="top"/>
-          </w:tcPr>
-          <w:p>
-            <w:pPr>
-              <w:spacing w:after="0" w:line="250"/>
-            </w:pPr>
-            <w:r>
-              <w:rPr>
-                <w:rFonts w:ascii="Arial" w:cs="Arial" w:eastAsia="Arial" w:hAnsi="Arial"/>
-                <w:color w:val="52514E"/>
-                <w:sz w:val="14"/>
-                <w:szCs w:val="14"/>
-              </w:rPr>
-              <w:t xml:space="preserve">Guidance</w:t>
-            </w:r>
-          </w:p>
-        </w:tc>
-      </w:tr>
-      <w:tr>
-        <w:tc>
-          <w:tcPr>
-            <w:tcW w:type="dxa" w:w="560"/>
-            <w:tcBorders>
-              <w:top w:val="single" w:color="D9D8D2" w:sz="3"/>
-              <w:left w:val="none" w:color="FFFFFF" w:sz="0"/>
-              <w:bottom w:val="single" w:color="D9D8D2" w:sz="3"/>
-              <w:right w:val="none" w:color="FFFFFF" w:sz="0"/>
-            </w:tcBorders>
-            <w:shd w:fill="EFEEE9" w:color="auto" w:val="clear"/>
-            <w:tcMar>
-              <w:top w:type="dxa" w:w="70"/>
-              <w:left w:type="dxa" w:w="100"/>
-              <w:bottom w:type="dxa" w:w="70"/>
-              <w:right w:type="dxa" w:w="100"/>
-            </w:tcMar>
-            <w:vAlign w:val="top"/>
-          </w:tcPr>
-          <w:p>
-            <w:pPr>
-              <w:spacing w:after="0" w:line="250"/>
-            </w:pPr>
-            <w:r>
-              <w:rPr>
-                <w:rFonts w:ascii="Arial" w:cs="Arial" w:eastAsia="Arial" w:hAnsi="Arial"/>
-                <w:b/>
-                <w:bCs/>
-                <w:color w:val="012169"/>
-                <w:sz w:val="15"/>
-                <w:szCs w:val="15"/>
-              </w:rPr>
-              <w:t xml:space="preserve">P4</w:t>
-            </w:r>
-          </w:p>
-        </w:tc>
-        <w:tc>
-          <w:tcPr>
-            <w:tcW w:type="dxa" w:w="4400"/>
-            <w:tcBorders>
-              <w:top w:val="single" w:color="D9D8D2" w:sz="3"/>
-              <w:left w:val="none" w:color="FFFFFF" w:sz="0"/>
-              <w:bottom w:val="single" w:color="D9D8D2" w:sz="3"/>
-              <w:right w:val="none" w:color="FFFFFF" w:sz="0"/>
-            </w:tcBorders>
-            <w:shd w:fill="EFEEE9" w:color="auto" w:val="clear"/>
-            <w:tcMar>
-              <w:top w:type="dxa" w:w="70"/>
-              <w:left w:type="dxa" w:w="100"/>
-              <w:bottom w:type="dxa" w:w="70"/>
-              <w:right w:type="dxa" w:w="100"/>
-            </w:tcMar>
-            <w:vAlign w:val="top"/>
-          </w:tcPr>
-          <w:p>
-            <w:pPr>
-              <w:spacing w:after="0" w:line="250"/>
-            </w:pPr>
-            <w:r>
-              <w:rPr>
-                <w:rFonts w:ascii="Arial" w:cs="Arial" w:eastAsia="Arial" w:hAnsi="Arial"/>
-                <w:color w:val="1A1A1A"/>
-                <w:sz w:val="15"/>
-                <w:szCs w:val="15"/>
-              </w:rPr>
-              <w:t xml:space="preserve">Three separate blind spots on the same process</w:t>
-            </w:r>
-            <w:r>
-              <w:rPr>
-                <w:rFonts w:ascii="Arial" w:cs="Arial" w:eastAsia="Arial" w:hAnsi="Arial"/>
-                <w:b/>
-                <w:bCs/>
-                <w:color w:val="0072CE"/>
-                <w:sz w:val="13"/>
-                <w:szCs w:val="13"/>
-                <w:vertAlign w:val="superscript"/>
-              </w:rPr>
-              <w:t xml:space="preserve"> [I]</w:t>
-            </w:r>
-          </w:p>
-        </w:tc>
-        <w:tc>
-          <w:tcPr>
-            <w:tcW w:type="dxa" w:w="860"/>
-            <w:tcBorders>
-              <w:top w:val="single" w:color="D9D8D2" w:sz="3"/>
-              <w:left w:val="none" w:color="FFFFFF" w:sz="0"/>
-              <w:bottom w:val="single" w:color="D9D8D2" w:sz="3"/>
-              <w:right w:val="none" w:color="FFFFFF" w:sz="0"/>
-            </w:tcBorders>
-            <w:shd w:fill="EFEEE9" w:color="auto" w:val="clear"/>
-            <w:tcMar>
-              <w:top w:type="dxa" w:w="70"/>
-              <w:left w:type="dxa" w:w="100"/>
-              <w:bottom w:type="dxa" w:w="70"/>
-              <w:right w:type="dxa" w:w="100"/>
-            </w:tcMar>
-            <w:vAlign w:val="top"/>
-          </w:tcPr>
-          <w:p>
-            <w:pPr>
-              <w:spacing w:after="0" w:line="250"/>
-              <w:jc w:val="center"/>
-            </w:pPr>
-            <w:r>
-              <w:rPr>
-                <w:rFonts w:ascii="Arial" w:cs="Arial" w:eastAsia="Arial" w:hAnsi="Arial"/>
-                <w:b/>
-                <w:bCs/>
-                <w:color w:val="E87722"/>
-                <w:sz w:val="18"/>
-                <w:szCs w:val="18"/>
-              </w:rPr>
-              <w:t xml:space="preserve">B</w:t>
-            </w:r>
-          </w:p>
-        </w:tc>
-        <w:tc>
-          <w:tcPr>
-            <w:tcW w:type="dxa" w:w="1150"/>
-            <w:tcBorders>
-              <w:top w:val="single" w:color="D9D8D2" w:sz="3"/>
-              <w:left w:val="none" w:color="FFFFFF" w:sz="0"/>
-              <w:bottom w:val="single" w:color="D9D8D2" w:sz="3"/>
-              <w:right w:val="none" w:color="FFFFFF" w:sz="0"/>
-            </w:tcBorders>
-            <w:shd w:fill="EFEEE9" w:color="auto" w:val="clear"/>
-            <w:tcMar>
-              <w:top w:type="dxa" w:w="70"/>
-              <w:left w:type="dxa" w:w="100"/>
-              <w:bottom w:type="dxa" w:w="70"/>
-              <w:right w:type="dxa" w:w="100"/>
-            </w:tcMar>
-            <w:vAlign w:val="top"/>
-          </w:tcPr>
-          <w:p>
-            <w:pPr>
-              <w:spacing w:after="0" w:line="250"/>
-              <w:jc w:val="center"/>
-            </w:pPr>
-            <w:r>
-              <w:rPr>
-                <w:rFonts w:ascii="Arial" w:cs="Arial" w:eastAsia="Arial" w:hAnsi="Arial"/>
-                <w:color w:val="898781"/>
-                <w:sz w:val="14"/>
-                <w:szCs w:val="14"/>
-              </w:rPr>
-              <w:t xml:space="preserve">3 · 3 · 5</w:t>
-            </w:r>
-          </w:p>
-        </w:tc>
-        <w:tc>
-          <w:tcPr>
-            <w:tcW w:type="dxa" w:w="2936"/>
-            <w:tcBorders>
-              <w:top w:val="single" w:color="D9D8D2" w:sz="3"/>
-              <w:left w:val="none" w:color="FFFFFF" w:sz="0"/>
-              <w:bottom w:val="single" w:color="D9D8D2" w:sz="3"/>
-              <w:right w:val="none" w:color="FFFFFF" w:sz="0"/>
-            </w:tcBorders>
-            <w:shd w:fill="EFEEE9" w:color="auto" w:val="clear"/>
-            <w:tcMar>
-              <w:top w:type="dxa" w:w="70"/>
-              <w:left w:type="dxa" w:w="100"/>
-              <w:bottom w:type="dxa" w:w="70"/>
-              <w:right w:type="dxa" w:w="100"/>
-            </w:tcMar>
-            <w:vAlign w:val="top"/>
-          </w:tcPr>
-          <w:p>
-            <w:pPr>
-              <w:spacing w:after="0" w:line="250"/>
-            </w:pPr>
-            <w:r>
-              <w:rPr>
-                <w:rFonts w:ascii="Arial" w:cs="Arial" w:eastAsia="Arial" w:hAnsi="Arial"/>
-                <w:color w:val="52514E"/>
-                <w:sz w:val="14"/>
-                <w:szCs w:val="14"/>
-              </w:rPr>
-              <w:t xml:space="preserve">Guidance</w:t>
-            </w:r>
-          </w:p>
-        </w:tc>
-      </w:tr>
-      <w:tr>
-        <w:tc>
-          <w:tcPr>
-            <w:tcW w:type="dxa" w:w="560"/>
-            <w:tcBorders>
-              <w:top w:val="single" w:color="D9D8D2" w:sz="3"/>
-              <w:left w:val="none" w:color="FFFFFF" w:sz="0"/>
-              <w:bottom w:val="single" w:color="D9D8D2" w:sz="3"/>
-              <w:right w:val="none" w:color="FFFFFF" w:sz="0"/>
-            </w:tcBorders>
-            <w:tcMar>
-              <w:top w:type="dxa" w:w="70"/>
-              <w:left w:type="dxa" w:w="100"/>
-              <w:bottom w:type="dxa" w:w="70"/>
-              <w:right w:type="dxa" w:w="100"/>
-            </w:tcMar>
-            <w:vAlign w:val="top"/>
-          </w:tcPr>
-          <w:p>
-            <w:pPr>
-              <w:spacing w:after="0" w:line="250"/>
-            </w:pPr>
-            <w:r>
-              <w:rPr>
-                <w:rFonts w:ascii="Arial" w:cs="Arial" w:eastAsia="Arial" w:hAnsi="Arial"/>
-                <w:b/>
-                <w:bCs/>
-                <w:color w:val="012169"/>
-                <w:sz w:val="15"/>
-                <w:szCs w:val="15"/>
-              </w:rPr>
-              <w:t xml:space="preserve">P5</w:t>
-            </w:r>
-          </w:p>
-        </w:tc>
-        <w:tc>
-          <w:tcPr>
-            <w:tcW w:type="dxa" w:w="4400"/>
-            <w:tcBorders>
-              <w:top w:val="single" w:color="D9D8D2" w:sz="3"/>
-              <w:left w:val="none" w:color="FFFFFF" w:sz="0"/>
-              <w:bottom w:val="single" w:color="D9D8D2" w:sz="3"/>
-              <w:right w:val="none" w:color="FFFFFF" w:sz="0"/>
-            </w:tcBorders>
-            <w:tcMar>
-              <w:top w:type="dxa" w:w="70"/>
-              <w:left w:type="dxa" w:w="100"/>
-              <w:bottom w:type="dxa" w:w="70"/>
-              <w:right w:type="dxa" w:w="100"/>
-            </w:tcMar>
-            <w:vAlign w:val="top"/>
-          </w:tcPr>
-          <w:p>
-            <w:pPr>
-              <w:spacing w:after="0" w:line="250"/>
-            </w:pPr>
-            <w:r>
-              <w:rPr>
-                <w:rFonts w:ascii="Arial" w:cs="Arial" w:eastAsia="Arial" w:hAnsi="Arial"/>
-                <w:color w:val="1A1A1A"/>
-                <w:sz w:val="15"/>
-                <w:szCs w:val="15"/>
-              </w:rPr>
-              <w:t xml:space="preserve">Removing the tax on paper gains did not close the valuation file</w:t>
-            </w:r>
-            <w:r>
-              <w:rPr>
-                <w:rFonts w:ascii="Arial" w:cs="Arial" w:eastAsia="Arial" w:hAnsi="Arial"/>
-                <w:b/>
-                <w:bCs/>
-                <w:color w:val="0072CE"/>
-                <w:sz w:val="13"/>
-                <w:szCs w:val="13"/>
-                <w:vertAlign w:val="superscript"/>
-              </w:rPr>
-              <w:t xml:space="preserve"> [I]</w:t>
-            </w:r>
-          </w:p>
-        </w:tc>
-        <w:tc>
-          <w:tcPr>
-            <w:tcW w:type="dxa" w:w="860"/>
-            <w:tcBorders>
-              <w:top w:val="single" w:color="D9D8D2" w:sz="3"/>
-              <w:left w:val="none" w:color="FFFFFF" w:sz="0"/>
-              <w:bottom w:val="single" w:color="D9D8D2" w:sz="3"/>
-              <w:right w:val="none" w:color="FFFFFF" w:sz="0"/>
-            </w:tcBorders>
-            <w:tcMar>
-              <w:top w:type="dxa" w:w="70"/>
-              <w:left w:type="dxa" w:w="100"/>
-              <w:bottom w:type="dxa" w:w="70"/>
-              <w:right w:type="dxa" w:w="100"/>
-            </w:tcMar>
-            <w:vAlign w:val="top"/>
-          </w:tcPr>
-          <w:p>
-            <w:pPr>
-              <w:spacing w:after="0" w:line="250"/>
-              <w:jc w:val="center"/>
-            </w:pPr>
-            <w:r>
-              <w:rPr>
-                <w:rFonts w:ascii="Arial" w:cs="Arial" w:eastAsia="Arial" w:hAnsi="Arial"/>
-                <w:b/>
-                <w:bCs/>
-                <w:color w:val="E87722"/>
-                <w:sz w:val="18"/>
-                <w:szCs w:val="18"/>
-              </w:rPr>
-              <w:t xml:space="preserve">B</w:t>
-            </w:r>
-          </w:p>
-        </w:tc>
-        <w:tc>
-          <w:tcPr>
-            <w:tcW w:type="dxa" w:w="1150"/>
-            <w:tcBorders>
-              <w:top w:val="single" w:color="D9D8D2" w:sz="3"/>
-              <w:left w:val="none" w:color="FFFFFF" w:sz="0"/>
-              <w:bottom w:val="single" w:color="D9D8D2" w:sz="3"/>
-              <w:right w:val="none" w:color="FFFFFF" w:sz="0"/>
-            </w:tcBorders>
-            <w:tcMar>
-              <w:top w:type="dxa" w:w="70"/>
-              <w:left w:type="dxa" w:w="100"/>
-              <w:bottom w:type="dxa" w:w="70"/>
-              <w:right w:type="dxa" w:w="100"/>
-            </w:tcMar>
-            <w:vAlign w:val="top"/>
-          </w:tcPr>
-          <w:p>
-            <w:pPr>
-              <w:spacing w:after="0" w:line="250"/>
-              <w:jc w:val="center"/>
-            </w:pPr>
-            <w:r>
-              <w:rPr>
-                <w:rFonts w:ascii="Arial" w:cs="Arial" w:eastAsia="Arial" w:hAnsi="Arial"/>
-                <w:color w:val="898781"/>
-                <w:sz w:val="14"/>
-                <w:szCs w:val="14"/>
-              </w:rPr>
-              <w:t xml:space="preserve">3 · 3 · 5</w:t>
-            </w:r>
-          </w:p>
-        </w:tc>
-        <w:tc>
-          <w:tcPr>
-            <w:tcW w:type="dxa" w:w="2936"/>
-            <w:tcBorders>
-              <w:top w:val="single" w:color="D9D8D2" w:sz="3"/>
-              <w:left w:val="none" w:color="FFFFFF" w:sz="0"/>
-              <w:bottom w:val="single" w:color="D9D8D2" w:sz="3"/>
-              <w:right w:val="none" w:color="FFFFFF" w:sz="0"/>
-            </w:tcBorders>
-            <w:tcMar>
-              <w:top w:type="dxa" w:w="70"/>
-              <w:left w:type="dxa" w:w="100"/>
-              <w:bottom w:type="dxa" w:w="70"/>
-              <w:right w:type="dxa" w:w="100"/>
-            </w:tcMar>
-            <w:vAlign w:val="top"/>
-          </w:tcPr>
-          <w:p>
-            <w:pPr>
-              <w:spacing w:after="0" w:line="250"/>
-            </w:pPr>
-            <w:r>
-              <w:rPr>
-                <w:rFonts w:ascii="Arial" w:cs="Arial" w:eastAsia="Arial" w:hAnsi="Arial"/>
-                <w:color w:val="52514E"/>
-                <w:sz w:val="14"/>
-                <w:szCs w:val="14"/>
-              </w:rPr>
-              <w:t xml:space="preserve">Supervision</w:t>
-            </w:r>
-          </w:p>
-        </w:tc>
-      </w:tr>
-      <w:tr>
-        <w:tc>
-          <w:tcPr>
-            <w:tcW w:type="dxa" w:w="560"/>
-            <w:tcBorders>
-              <w:top w:val="single" w:color="D9D8D2" w:sz="3"/>
-              <w:left w:val="none" w:color="FFFFFF" w:sz="0"/>
-              <w:bottom w:val="single" w:color="D9D8D2" w:sz="3"/>
-              <w:right w:val="none" w:color="FFFFFF" w:sz="0"/>
-            </w:tcBorders>
-            <w:shd w:fill="EFEEE9" w:color="auto" w:val="clear"/>
-            <w:tcMar>
-              <w:top w:type="dxa" w:w="70"/>
-              <w:left w:type="dxa" w:w="100"/>
-              <w:bottom w:type="dxa" w:w="70"/>
-              <w:right w:type="dxa" w:w="100"/>
-            </w:tcMar>
-            <w:vAlign w:val="top"/>
-          </w:tcPr>
-          <w:p>
-            <w:pPr>
-              <w:spacing w:after="0" w:line="250"/>
-            </w:pPr>
-            <w:r>
-              <w:rPr>
-                <w:rFonts w:ascii="Arial" w:cs="Arial" w:eastAsia="Arial" w:hAnsi="Arial"/>
-                <w:b/>
-                <w:bCs/>
-                <w:color w:val="012169"/>
-                <w:sz w:val="15"/>
-                <w:szCs w:val="15"/>
-              </w:rPr>
-              <w:t xml:space="preserve">P6</w:t>
-            </w:r>
-          </w:p>
-        </w:tc>
-        <w:tc>
-          <w:tcPr>
-            <w:tcW w:type="dxa" w:w="4400"/>
-            <w:tcBorders>
-              <w:top w:val="single" w:color="D9D8D2" w:sz="3"/>
-              <w:left w:val="none" w:color="FFFFFF" w:sz="0"/>
-              <w:bottom w:val="single" w:color="D9D8D2" w:sz="3"/>
-              <w:right w:val="none" w:color="FFFFFF" w:sz="0"/>
-            </w:tcBorders>
-            <w:shd w:fill="EFEEE9" w:color="auto" w:val="clear"/>
-            <w:tcMar>
-              <w:top w:type="dxa" w:w="70"/>
-              <w:left w:type="dxa" w:w="100"/>
-              <w:bottom w:type="dxa" w:w="70"/>
-              <w:right w:type="dxa" w:w="100"/>
-            </w:tcMar>
-            <w:vAlign w:val="top"/>
-          </w:tcPr>
-          <w:p>
-            <w:pPr>
-              <w:spacing w:after="0" w:line="250"/>
-            </w:pPr>
-            <w:r>
-              <w:rPr>
-                <w:rFonts w:ascii="Arial" w:cs="Arial" w:eastAsia="Arial" w:hAnsi="Arial"/>
-                <w:color w:val="1A1A1A"/>
-                <w:sz w:val="15"/>
-                <w:szCs w:val="15"/>
-              </w:rPr>
-              <w:t xml:space="preserve">APRA cannot see the affected population</w:t>
-            </w:r>
-            <w:r>
-              <w:rPr>
-                <w:rFonts w:ascii="Arial" w:cs="Arial" w:eastAsia="Arial" w:hAnsi="Arial"/>
-                <w:b/>
-                <w:bCs/>
-                <w:color w:val="00806D"/>
-                <w:sz w:val="13"/>
-                <w:szCs w:val="13"/>
-                <w:vertAlign w:val="superscript"/>
-              </w:rPr>
-              <w:t xml:space="preserve"> [S]</w:t>
-            </w:r>
-          </w:p>
-        </w:tc>
-        <w:tc>
-          <w:tcPr>
-            <w:tcW w:type="dxa" w:w="860"/>
-            <w:tcBorders>
-              <w:top w:val="single" w:color="D9D8D2" w:sz="3"/>
-              <w:left w:val="none" w:color="FFFFFF" w:sz="0"/>
-              <w:bottom w:val="single" w:color="D9D8D2" w:sz="3"/>
-              <w:right w:val="none" w:color="FFFFFF" w:sz="0"/>
-            </w:tcBorders>
-            <w:shd w:fill="EFEEE9" w:color="auto" w:val="clear"/>
-            <w:tcMar>
-              <w:top w:type="dxa" w:w="70"/>
-              <w:left w:type="dxa" w:w="100"/>
-              <w:bottom w:type="dxa" w:w="70"/>
-              <w:right w:type="dxa" w:w="100"/>
-            </w:tcMar>
-            <w:vAlign w:val="top"/>
-          </w:tcPr>
-          <w:p>
-            <w:pPr>
-              <w:spacing w:after="0" w:line="250"/>
-              <w:jc w:val="center"/>
-            </w:pPr>
-            <w:r>
-              <w:rPr>
-                <w:rFonts w:ascii="Arial" w:cs="Arial" w:eastAsia="Arial" w:hAnsi="Arial"/>
-                <w:b/>
-                <w:bCs/>
-                <w:color w:val="E87722"/>
-                <w:sz w:val="18"/>
-                <w:szCs w:val="18"/>
-              </w:rPr>
-              <w:t xml:space="preserve">B</w:t>
-            </w:r>
-          </w:p>
-        </w:tc>
-        <w:tc>
-          <w:tcPr>
-            <w:tcW w:type="dxa" w:w="1150"/>
-            <w:tcBorders>
-              <w:top w:val="single" w:color="D9D8D2" w:sz="3"/>
-              <w:left w:val="none" w:color="FFFFFF" w:sz="0"/>
-              <w:bottom w:val="single" w:color="D9D8D2" w:sz="3"/>
-              <w:right w:val="none" w:color="FFFFFF" w:sz="0"/>
-            </w:tcBorders>
-            <w:shd w:fill="EFEEE9" w:color="auto" w:val="clear"/>
-            <w:tcMar>
-              <w:top w:type="dxa" w:w="70"/>
-              <w:left w:type="dxa" w:w="100"/>
-              <w:bottom w:type="dxa" w:w="70"/>
-              <w:right w:type="dxa" w:w="100"/>
-            </w:tcMar>
-            <w:vAlign w:val="top"/>
-          </w:tcPr>
-          <w:p>
-            <w:pPr>
-              <w:spacing w:after="0" w:line="250"/>
-              <w:jc w:val="center"/>
-            </w:pPr>
-            <w:r>
-              <w:rPr>
-                <w:rFonts w:ascii="Arial" w:cs="Arial" w:eastAsia="Arial" w:hAnsi="Arial"/>
-                <w:color w:val="898781"/>
-                <w:sz w:val="14"/>
-                <w:szCs w:val="14"/>
-              </w:rPr>
-              <w:t xml:space="preserve">3 · 3 · 5</w:t>
-            </w:r>
-          </w:p>
-        </w:tc>
-        <w:tc>
-          <w:tcPr>
-            <w:tcW w:type="dxa" w:w="2936"/>
-            <w:tcBorders>
-              <w:top w:val="single" w:color="D9D8D2" w:sz="3"/>
-              <w:left w:val="none" w:color="FFFFFF" w:sz="0"/>
-              <w:bottom w:val="single" w:color="D9D8D2" w:sz="3"/>
-              <w:right w:val="none" w:color="FFFFFF" w:sz="0"/>
-            </w:tcBorders>
-            <w:shd w:fill="EFEEE9" w:color="auto" w:val="clear"/>
-            <w:tcMar>
-              <w:top w:type="dxa" w:w="70"/>
-              <w:left w:type="dxa" w:w="100"/>
-              <w:bottom w:type="dxa" w:w="70"/>
-              <w:right w:type="dxa" w:w="100"/>
-            </w:tcMar>
-            <w:vAlign w:val="top"/>
-          </w:tcPr>
-          <w:p>
-            <w:pPr>
-              <w:spacing w:after="0" w:line="250"/>
-            </w:pPr>
-            <w:r>
-              <w:rPr>
-                <w:rFonts w:ascii="Arial" w:cs="Arial" w:eastAsia="Arial" w:hAnsi="Arial"/>
-                <w:color w:val="52514E"/>
-                <w:sz w:val="14"/>
-                <w:szCs w:val="14"/>
-              </w:rPr>
-              <w:t xml:space="preserve">Amend a standard</w:t>
-            </w:r>
-          </w:p>
-        </w:tc>
-      </w:tr>
-      <w:tr>
-        <w:tc>
-          <w:tcPr>
-            <w:tcW w:type="dxa" w:w="560"/>
-            <w:tcBorders>
-              <w:top w:val="single" w:color="D9D8D2" w:sz="3"/>
-              <w:left w:val="none" w:color="FFFFFF" w:sz="0"/>
-              <w:bottom w:val="single" w:color="D9D8D2" w:sz="3"/>
-              <w:right w:val="none" w:color="FFFFFF" w:sz="0"/>
-            </w:tcBorders>
-            <w:tcMar>
-              <w:top w:type="dxa" w:w="70"/>
-              <w:left w:type="dxa" w:w="100"/>
-              <w:bottom w:type="dxa" w:w="70"/>
-              <w:right w:type="dxa" w:w="100"/>
-            </w:tcMar>
-            <w:vAlign w:val="top"/>
-          </w:tcPr>
-          <w:p>
-            <w:pPr>
-              <w:spacing w:after="0" w:line="250"/>
-            </w:pPr>
-            <w:r>
-              <w:rPr>
-                <w:rFonts w:ascii="Arial" w:cs="Arial" w:eastAsia="Arial" w:hAnsi="Arial"/>
-                <w:b/>
-                <w:bCs/>
-                <w:color w:val="012169"/>
-                <w:sz w:val="15"/>
-                <w:szCs w:val="15"/>
-              </w:rPr>
-              <w:t xml:space="preserve">P7</w:t>
-            </w:r>
-          </w:p>
-        </w:tc>
-        <w:tc>
-          <w:tcPr>
-            <w:tcW w:type="dxa" w:w="4400"/>
-            <w:tcBorders>
-              <w:top w:val="single" w:color="D9D8D2" w:sz="3"/>
-              <w:left w:val="none" w:color="FFFFFF" w:sz="0"/>
-              <w:bottom w:val="single" w:color="D9D8D2" w:sz="3"/>
-              <w:right w:val="none" w:color="FFFFFF" w:sz="0"/>
-            </w:tcBorders>
-            <w:tcMar>
-              <w:top w:type="dxa" w:w="70"/>
-              <w:left w:type="dxa" w:w="100"/>
-              <w:bottom w:type="dxa" w:w="70"/>
-              <w:right w:type="dxa" w:w="100"/>
-            </w:tcMar>
-            <w:vAlign w:val="top"/>
-          </w:tcPr>
-          <w:p>
-            <w:pPr>
-              <w:spacing w:after="0" w:line="250"/>
-            </w:pPr>
-            <w:r>
-              <w:rPr>
-                <w:rFonts w:ascii="Arial" w:cs="Arial" w:eastAsia="Arial" w:hAnsi="Arial"/>
-                <w:color w:val="1A1A1A"/>
-                <w:sz w:val="15"/>
-                <w:szCs w:val="15"/>
-              </w:rPr>
-              <w:t xml:space="preserve">Two major changes commence on the same day</w:t>
-            </w:r>
-            <w:r>
-              <w:rPr>
-                <w:rFonts w:ascii="Arial" w:cs="Arial" w:eastAsia="Arial" w:hAnsi="Arial"/>
-                <w:b/>
-                <w:bCs/>
-                <w:color w:val="00806D"/>
-                <w:sz w:val="13"/>
-                <w:szCs w:val="13"/>
-                <w:vertAlign w:val="superscript"/>
-              </w:rPr>
-              <w:t xml:space="preserve"> [S]</w:t>
-            </w:r>
-          </w:p>
-        </w:tc>
-        <w:tc>
-          <w:tcPr>
-            <w:tcW w:type="dxa" w:w="860"/>
-            <w:tcBorders>
-              <w:top w:val="single" w:color="D9D8D2" w:sz="3"/>
-              <w:left w:val="none" w:color="FFFFFF" w:sz="0"/>
-              <w:bottom w:val="single" w:color="D9D8D2" w:sz="3"/>
-              <w:right w:val="none" w:color="FFFFFF" w:sz="0"/>
-            </w:tcBorders>
-            <w:tcMar>
-              <w:top w:type="dxa" w:w="70"/>
-              <w:left w:type="dxa" w:w="100"/>
-              <w:bottom w:type="dxa" w:w="70"/>
-              <w:right w:type="dxa" w:w="100"/>
-            </w:tcMar>
-            <w:vAlign w:val="top"/>
-          </w:tcPr>
-          <w:p>
-            <w:pPr>
-              <w:spacing w:after="0" w:line="250"/>
-              <w:jc w:val="center"/>
-            </w:pPr>
-            <w:r>
-              <w:rPr>
-                <w:rFonts w:ascii="Arial" w:cs="Arial" w:eastAsia="Arial" w:hAnsi="Arial"/>
-                <w:b/>
-                <w:bCs/>
-                <w:color w:val="E87722"/>
-                <w:sz w:val="18"/>
-                <w:szCs w:val="18"/>
-              </w:rPr>
-              <w:t xml:space="preserve">B</w:t>
-            </w:r>
-          </w:p>
-        </w:tc>
-        <w:tc>
-          <w:tcPr>
-            <w:tcW w:type="dxa" w:w="1150"/>
-            <w:tcBorders>
-              <w:top w:val="single" w:color="D9D8D2" w:sz="3"/>
-              <w:left w:val="none" w:color="FFFFFF" w:sz="0"/>
-              <w:bottom w:val="single" w:color="D9D8D2" w:sz="3"/>
-              <w:right w:val="none" w:color="FFFFFF" w:sz="0"/>
-            </w:tcBorders>
-            <w:tcMar>
-              <w:top w:type="dxa" w:w="70"/>
-              <w:left w:type="dxa" w:w="100"/>
-              <w:bottom w:type="dxa" w:w="70"/>
-              <w:right w:type="dxa" w:w="100"/>
-            </w:tcMar>
-            <w:vAlign w:val="top"/>
-          </w:tcPr>
-          <w:p>
-            <w:pPr>
-              <w:spacing w:after="0" w:line="250"/>
-              <w:jc w:val="center"/>
-            </w:pPr>
-            <w:r>
-              <w:rPr>
-                <w:rFonts w:ascii="Arial" w:cs="Arial" w:eastAsia="Arial" w:hAnsi="Arial"/>
-                <w:color w:val="898781"/>
-                <w:sz w:val="14"/>
-                <w:szCs w:val="14"/>
-              </w:rPr>
-              <w:t xml:space="preserve">3 · 3 · 5</w:t>
-            </w:r>
-          </w:p>
-        </w:tc>
-        <w:tc>
-          <w:tcPr>
-            <w:tcW w:type="dxa" w:w="2936"/>
-            <w:tcBorders>
-              <w:top w:val="single" w:color="D9D8D2" w:sz="3"/>
-              <w:left w:val="none" w:color="FFFFFF" w:sz="0"/>
-              <w:bottom w:val="single" w:color="D9D8D2" w:sz="3"/>
-              <w:right w:val="none" w:color="FFFFFF" w:sz="0"/>
-            </w:tcBorders>
-            <w:tcMar>
-              <w:top w:type="dxa" w:w="70"/>
-              <w:left w:type="dxa" w:w="100"/>
-              <w:bottom w:type="dxa" w:w="70"/>
-              <w:right w:type="dxa" w:w="100"/>
-            </w:tcMar>
-            <w:vAlign w:val="top"/>
-          </w:tcPr>
-          <w:p>
-            <w:pPr>
-              <w:spacing w:after="0" w:line="250"/>
-            </w:pPr>
-            <w:r>
-              <w:rPr>
-                <w:rFonts w:ascii="Arial" w:cs="Arial" w:eastAsia="Arial" w:hAnsi="Arial"/>
-                <w:color w:val="52514E"/>
-                <w:sz w:val="14"/>
-                <w:szCs w:val="14"/>
-              </w:rPr>
-              <w:t xml:space="preserve">Supervision</w:t>
-            </w:r>
-          </w:p>
-        </w:tc>
-      </w:tr>
-    </w:tbl>
-    <w:p>
-      <w:pPr>
-        <w:spacing w:after="0" w:before="70" w:line="264"/>
-      </w:pPr>
-      <w:r>
-        <w:rPr>
-          <w:rFonts w:ascii="Arial" w:cs="Arial" w:eastAsia="Arial" w:hAnsi="Arial"/>
-          <w:color w:val="898781"/>
-          <w:sz w:val="13"/>
-          <w:szCs w:val="13"/>
-        </w:rPr>
-        <w:t xml:space="preserve">A = raise now · B = press and monitor · C = watch.  Scores out of 5.  All 18 issues are in Annex A.</w:t>
-      </w:r>
-    </w:p>
-    <w:p>
-      <w:r>
-        <w:br w:type="page"/>
+        <w:t xml:space="preserve">Figure 3 — What each part of the framework needs. Most of the hooks already exist.</w:t>
       </w:r>
     </w:p>
     <w:p>
@@ -2411,7 +2477,7 @@
         <w:pBdr>
           <w:bottom w:val="single" w:color="0072CE" w:sz="6" w:space="4"/>
         </w:pBdr>
-        <w:spacing w:after="100" w:before="0"/>
+        <w:spacing w:after="100" w:before="240"/>
       </w:pPr>
       <w:r>
         <w:rPr>
@@ -2422,21 +2488,7 @@
           <w:sz w:val="22"/>
           <w:szCs w:val="22"/>
         </w:rPr>
-        <w:t xml:space="preserve">What the prudential framework actually needs</w:t>
-      </w:r>
-    </w:p>
-    <w:p>
-      <w:pPr>
-        <w:spacing w:after="90" w:before="0" w:line="264"/>
-      </w:pPr>
-      <w:r>
-        <w:rPr>
-          <w:rFonts w:ascii="Arial" w:cs="Arial" w:eastAsia="Arial" w:hAnsi="Arial"/>
-          <w:color w:val="1A1A1A"/>
-          <w:sz w:val="18"/>
-          <w:szCs w:val="18"/>
-        </w:rPr>
-        <w:t xml:space="preserve">The most useful finding here is a negative one. Division 296 does not require us to rewrite the prudential framework. We examined 27 instruments: 11 need no change at all, 11 need only supervisory attention, 4 warrant updated guidance, and exactly one needs amending — SRS 611.0, our own member accounts collection, whose highest balance bracket stops at a third of the lower threshold. The authority is already there. SPG 530 expressly names a change in government policy affecting access to member assets as a liquidity stress factor, and CPS 230 already forces fund administration to be treated as a critical operation. What would add most value is guidance confirming these obligations apply to a tax event as much as a market one, supervisory attention on the cohort least able to absorb it, and better data so we can see how it is landing.</w:t>
+        <w:t xml:space="preserve">The runway — and APRA's window to act</w:t>
       </w:r>
     </w:p>
     <w:p>
@@ -2447,7 +2499,7 @@
       <w:r>
         <w:drawing>
           <wp:inline distT="0" distB="0" distL="0" distR="0">
-            <wp:extent cx="6143625" cy="1381125"/>
+            <wp:extent cx="6143625" cy="2105025"/>
             <wp:effectExtent t="0" r="0" b="0" l="0"/>
             <wp:docPr id="1" name="" descr="" title=""/>
             <wp:cNvGraphicFramePr>
@@ -2472,7 +2524,7 @@
                   <pic:spPr bwMode="auto">
                     <a:xfrm>
                       <a:off x="0" y="0"/>
-                      <a:ext cx="6143625" cy="1381125"/>
+                      <a:ext cx="6143625" cy="2105025"/>
                     </a:xfrm>
                     <a:prstGeom prst="rect">
                       <a:avLst/>
@@ -2499,7 +2551,7 @@
           <w:sz w:val="13"/>
           <w:szCs w:val="13"/>
         </w:rPr>
-        <w:t xml:space="preserve">Figure 3 — What each part of the framework needs. Most of the hooks already exist.</w:t>
+        <w:t xml:space="preserve">Figure 4 — The runway. Influence over the design is real only in the near term.</w:t>
       </w:r>
     </w:p>
     <w:p>
@@ -2518,7 +2570,1498 @@
           <w:sz w:val="22"/>
           <w:szCs w:val="22"/>
         </w:rPr>
-        <w:t xml:space="preserve">The runway — and APRA's window to act</w:t>
+        <w:t xml:space="preserve">What this implies for APRA</w:t>
+      </w:r>
+    </w:p>
+    <w:p>
+      <w:pPr>
+        <w:pStyle w:val="ListParagraph"/>
+        <w:numPr>
+          <w:ilvl w:val="0"/>
+          <w:numId w:val="2"/>
+        </w:numPr>
+        <w:spacing w:after="48" w:line="246"/>
+      </w:pPr>
+      <w:r>
+        <w:rPr>
+          <w:rFonts w:ascii="Arial" w:cs="Arial" w:eastAsia="Arial" w:hAnsi="Arial"/>
+          <w:b/>
+          <w:bCs/>
+          <w:caps/>
+          <w:color w:val="00B398"/>
+          <w:sz w:val="15"/>
+          <w:szCs w:val="15"/>
+        </w:rPr>
+        <w:t xml:space="preserve">Now  </w:t>
+      </w:r>
+      <w:r>
+        <w:rPr>
+          <w:rFonts w:ascii="Arial" w:cs="Arial" w:eastAsia="Arial" w:hAnsi="Arial"/>
+          <w:color w:val="1A1A1A"/>
+          <w:sz w:val="18"/>
+          <w:szCs w:val="18"/>
+        </w:rPr>
+        <w:t xml:space="preserve">Carry a prudential perspective into the attribution work still under way. APRA engages with Treasury and the ATO, and the remaining calculation and attribution design is progressing through an ATO co-design process. There would be value in the prudential and member-outcomes dimensions being reflected in it.</w:t>
+      </w:r>
+      <w:r>
+        <w:rPr>
+          <w:rFonts w:ascii="Arial" w:cs="Arial" w:eastAsia="Arial" w:hAnsi="Arial"/>
+          <w:b/>
+          <w:bCs/>
+          <w:color w:val="E87722"/>
+          <w:sz w:val="13"/>
+          <w:szCs w:val="13"/>
+          <w:vertAlign w:val="superscript"/>
+        </w:rPr>
+        <w:t xml:space="preserve"> [C]</w:t>
+      </w:r>
+    </w:p>
+    <w:p>
+      <w:pPr>
+        <w:pStyle w:val="ListParagraph"/>
+        <w:numPr>
+          <w:ilvl w:val="0"/>
+          <w:numId w:val="2"/>
+        </w:numPr>
+        <w:spacing w:after="48" w:line="246"/>
+      </w:pPr>
+      <w:r>
+        <w:rPr>
+          <w:rFonts w:ascii="Arial" w:cs="Arial" w:eastAsia="Arial" w:hAnsi="Arial"/>
+          <w:b/>
+          <w:bCs/>
+          <w:caps/>
+          <w:color w:val="00B398"/>
+          <w:sz w:val="15"/>
+          <w:szCs w:val="15"/>
+        </w:rPr>
+        <w:t xml:space="preserve">Now  </w:t>
+      </w:r>
+      <w:r>
+        <w:rPr>
+          <w:rFonts w:ascii="Arial" w:cs="Arial" w:eastAsia="Arial" w:hAnsi="Arial"/>
+          <w:color w:val="1A1A1A"/>
+          <w:sz w:val="18"/>
+          <w:szCs w:val="18"/>
+        </w:rPr>
+        <w:t xml:space="preserve">A short letter to RSE licensees confirming that existing obligations already apply would need no new instrument — fund administration as a critical operation under CPS 230, policy-driven liquidity stress under SPG 530, and the annual board risk declaration under SPS 220.</w:t>
+      </w:r>
+      <w:r>
+        <w:rPr>
+          <w:rFonts w:ascii="Arial" w:cs="Arial" w:eastAsia="Arial" w:hAnsi="Arial"/>
+          <w:b/>
+          <w:bCs/>
+          <w:color w:val="E87722"/>
+          <w:sz w:val="13"/>
+          <w:szCs w:val="13"/>
+          <w:vertAlign w:val="superscript"/>
+        </w:rPr>
+        <w:t xml:space="preserve"> [C]</w:t>
+      </w:r>
+    </w:p>
+    <w:p>
+      <w:pPr>
+        <w:pStyle w:val="ListParagraph"/>
+        <w:numPr>
+          <w:ilvl w:val="0"/>
+          <w:numId w:val="2"/>
+        </w:numPr>
+        <w:spacing w:after="48" w:line="246"/>
+      </w:pPr>
+      <w:r>
+        <w:rPr>
+          <w:rFonts w:ascii="Arial" w:cs="Arial" w:eastAsia="Arial" w:hAnsi="Arial"/>
+          <w:b/>
+          <w:bCs/>
+          <w:caps/>
+          <w:color w:val="00B398"/>
+          <w:sz w:val="15"/>
+          <w:szCs w:val="15"/>
+        </w:rPr>
+        <w:t xml:space="preserve">Now  </w:t>
+      </w:r>
+      <w:r>
+        <w:rPr>
+          <w:rFonts w:ascii="Arial" w:cs="Arial" w:eastAsia="Arial" w:hAnsi="Arial"/>
+          <w:color w:val="1A1A1A"/>
+          <w:sz w:val="18"/>
+          <w:szCs w:val="18"/>
+        </w:rPr>
+        <w:t xml:space="preserve">The material service provider registers APRA already holds can map which administrators will build this for how many funds, allowing engagement provider by provider rather than licensee by licensee.</w:t>
+      </w:r>
+      <w:r>
+        <w:rPr>
+          <w:rFonts w:ascii="Arial" w:cs="Arial" w:eastAsia="Arial" w:hAnsi="Arial"/>
+          <w:b/>
+          <w:bCs/>
+          <w:color w:val="0072CE"/>
+          <w:sz w:val="13"/>
+          <w:szCs w:val="13"/>
+          <w:vertAlign w:val="superscript"/>
+        </w:rPr>
+        <w:t xml:space="preserve"> [I]</w:t>
+      </w:r>
+    </w:p>
+    <w:p>
+      <w:pPr>
+        <w:pStyle w:val="ListParagraph"/>
+        <w:numPr>
+          <w:ilvl w:val="0"/>
+          <w:numId w:val="2"/>
+        </w:numPr>
+        <w:spacing w:after="48" w:line="246"/>
+      </w:pPr>
+      <w:r>
+        <w:rPr>
+          <w:rFonts w:ascii="Arial" w:cs="Arial" w:eastAsia="Arial" w:hAnsi="Arial"/>
+          <w:b/>
+          <w:bCs/>
+          <w:caps/>
+          <w:color w:val="00B398"/>
+          <w:sz w:val="15"/>
+          <w:szCs w:val="15"/>
+        </w:rPr>
+        <w:t xml:space="preserve">By Q4 2026  </w:t>
+      </w:r>
+      <w:r>
+        <w:rPr>
+          <w:rFonts w:ascii="Arial" w:cs="Arial" w:eastAsia="Arial" w:hAnsi="Arial"/>
+          <w:color w:val="1A1A1A"/>
+          <w:sz w:val="18"/>
+          <w:szCs w:val="18"/>
+        </w:rPr>
+        <w:t xml:space="preserve">The supervisory cohort is already named: the platform and wrap trustees identified in APRA's December 2024 thematic review, who hold the highest share of very large accounts and face the hardest attribution problem.</w:t>
+      </w:r>
+      <w:r>
+        <w:rPr>
+          <w:rFonts w:ascii="Arial" w:cs="Arial" w:eastAsia="Arial" w:hAnsi="Arial"/>
+          <w:b/>
+          <w:bCs/>
+          <w:color w:val="0072CE"/>
+          <w:sz w:val="13"/>
+          <w:szCs w:val="13"/>
+          <w:vertAlign w:val="superscript"/>
+        </w:rPr>
+        <w:t xml:space="preserve"> [I]</w:t>
+      </w:r>
+    </w:p>
+    <w:p>
+      <w:pPr>
+        <w:pStyle w:val="ListParagraph"/>
+        <w:numPr>
+          <w:ilvl w:val="0"/>
+          <w:numId w:val="2"/>
+        </w:numPr>
+        <w:spacing w:after="48" w:line="246"/>
+      </w:pPr>
+      <w:r>
+        <w:rPr>
+          <w:rFonts w:ascii="Arial" w:cs="Arial" w:eastAsia="Arial" w:hAnsi="Arial"/>
+          <w:b/>
+          <w:bCs/>
+          <w:caps/>
+          <w:color w:val="00B398"/>
+          <w:sz w:val="15"/>
+          <w:szCs w:val="15"/>
+        </w:rPr>
+        <w:t xml:space="preserve">Before 30 Jun 2027  </w:t>
+      </w:r>
+      <w:r>
+        <w:rPr>
+          <w:rFonts w:ascii="Arial" w:cs="Arial" w:eastAsia="Arial" w:hAnsi="Arial"/>
+          <w:color w:val="1A1A1A"/>
+          <w:sz w:val="18"/>
+          <w:szCs w:val="18"/>
+        </w:rPr>
+        <w:t xml:space="preserve">Funds could be asked to model the 30 June 2027 measurement date — a stress SPG 530 already contemplates.</w:t>
+      </w:r>
+      <w:r>
+        <w:rPr>
+          <w:rFonts w:ascii="Arial" w:cs="Arial" w:eastAsia="Arial" w:hAnsi="Arial"/>
+          <w:b/>
+          <w:bCs/>
+          <w:color w:val="0072CE"/>
+          <w:sz w:val="13"/>
+          <w:szCs w:val="13"/>
+          <w:vertAlign w:val="superscript"/>
+        </w:rPr>
+        <w:t xml:space="preserve"> [I]</w:t>
+      </w:r>
+    </w:p>
+    <w:p>
+      <w:pPr>
+        <w:pStyle w:val="ListParagraph"/>
+        <w:numPr>
+          <w:ilvl w:val="0"/>
+          <w:numId w:val="2"/>
+        </w:numPr>
+        <w:spacing w:after="48" w:line="246"/>
+      </w:pPr>
+      <w:r>
+        <w:rPr>
+          <w:rFonts w:ascii="Arial" w:cs="Arial" w:eastAsia="Arial" w:hAnsi="Arial"/>
+          <w:b/>
+          <w:bCs/>
+          <w:caps/>
+          <w:color w:val="00B398"/>
+          <w:sz w:val="15"/>
+          <w:szCs w:val="15"/>
+        </w:rPr>
+        <w:t xml:space="preserve">2027  </w:t>
+      </w:r>
+      <w:r>
+        <w:rPr>
+          <w:rFonts w:ascii="Arial" w:cs="Arial" w:eastAsia="Arial" w:hAnsi="Arial"/>
+          <w:color w:val="1A1A1A"/>
+          <w:sz w:val="18"/>
+          <w:szCs w:val="18"/>
+        </w:rPr>
+        <w:t xml:space="preserve">The data gap is fixable: extend the SRS 611.0 balance brackets above the thresholds, decompose SRS 551.0 outflows by driver, and agree an information-sharing route with the ATO for total superannuation balance.</w:t>
+      </w:r>
+      <w:r>
+        <w:rPr>
+          <w:rFonts w:ascii="Arial" w:cs="Arial" w:eastAsia="Arial" w:hAnsi="Arial"/>
+          <w:b/>
+          <w:bCs/>
+          <w:color w:val="0072CE"/>
+          <w:sz w:val="13"/>
+          <w:szCs w:val="13"/>
+          <w:vertAlign w:val="superscript"/>
+        </w:rPr>
+        <w:t xml:space="preserve"> [I]</w:t>
+      </w:r>
+    </w:p>
+    <w:p>
+      <w:pPr>
+        <w:spacing w:after="60" w:before="0" w:line="264"/>
+      </w:pPr>
+      <w:r>
+        <w:rPr>
+          <w:rFonts w:ascii="Arial" w:cs="Arial" w:eastAsia="Arial" w:hAnsi="Arial"/>
+          <w:color w:val="1A1A1A"/>
+          <w:sz w:val="19"/>
+          <w:szCs w:val="19"/>
+        </w:rPr>
+        <w:t xml:space="preserve"/>
+      </w:r>
+    </w:p>
+    <w:tbl>
+      <w:tblPr>
+        <w:tblW w:type="dxa" w:w="9906"/>
+        <w:tblBorders>
+          <w:top w:val="single" w:color="auto" w:sz="4"/>
+          <w:left w:val="single" w:color="auto" w:sz="4"/>
+          <w:bottom w:val="single" w:color="auto" w:sz="4"/>
+          <w:right w:val="single" w:color="auto" w:sz="4"/>
+          <w:insideH w:val="single" w:color="auto" w:sz="4"/>
+          <w:insideV w:val="single" w:color="auto" w:sz="4"/>
+        </w:tblBorders>
+        <w:tblLayout w:type="fixed"/>
+      </w:tblPr>
+      <w:tblGrid>
+        <w:gridCol w:w="9906"/>
+      </w:tblGrid>
+      <w:tr>
+        <w:tc>
+          <w:tcPr>
+            <w:tcW w:type="dxa" w:w="9906"/>
+            <w:tcBorders>
+              <w:top w:val="none" w:color="FFFFFF" w:sz="0"/>
+              <w:left w:val="single" w:color="00B398" w:sz="18"/>
+              <w:bottom w:val="none" w:color="FFFFFF" w:sz="0"/>
+              <w:right w:val="none" w:color="FFFFFF" w:sz="0"/>
+            </w:tcBorders>
+            <w:shd w:fill="F4F9FC" w:color="auto" w:val="clear"/>
+            <w:tcMar>
+              <w:top w:type="dxa" w:w="90"/>
+              <w:left w:type="dxa" w:w="150"/>
+              <w:bottom w:type="dxa" w:w="90"/>
+              <w:right w:type="dxa" w:w="150"/>
+            </w:tcMar>
+          </w:tcPr>
+          <w:p>
+            <w:pPr>
+              <w:spacing w:after="0" w:line="240"/>
+            </w:pPr>
+            <w:r>
+              <w:rPr>
+                <w:rFonts w:ascii="Arial" w:cs="Arial" w:eastAsia="Arial" w:hAnsi="Arial"/>
+                <w:b/>
+                <w:bCs/>
+                <w:color w:val="012169"/>
+                <w:sz w:val="14"/>
+                <w:szCs w:val="14"/>
+              </w:rPr>
+              <w:t xml:space="preserve">How to read the provenance marks.  </w:t>
+            </w:r>
+            <w:r>
+              <w:rPr>
+                <w:rFonts w:ascii="Arial" w:cs="Arial" w:eastAsia="Arial" w:hAnsi="Arial"/>
+                <w:b/>
+                <w:bCs/>
+                <w:color w:val="00806D"/>
+                <w:sz w:val="14"/>
+                <w:szCs w:val="14"/>
+              </w:rPr>
+              <w:t xml:space="preserve">[S]</w:t>
+            </w:r>
+            <w:r>
+              <w:rPr>
+                <w:rFonts w:ascii="Arial" w:cs="Arial" w:eastAsia="Arial" w:hAnsi="Arial"/>
+                <w:color w:val="52514E"/>
+                <w:sz w:val="14"/>
+                <w:szCs w:val="14"/>
+              </w:rPr>
+              <w:t xml:space="preserve"> Sourced — stated in a citable document.  </w:t>
+            </w:r>
+            <w:r>
+              <w:rPr>
+                <w:rFonts w:ascii="Arial" w:cs="Arial" w:eastAsia="Arial" w:hAnsi="Arial"/>
+                <w:b/>
+                <w:bCs/>
+                <w:color w:val="0072CE"/>
+                <w:sz w:val="14"/>
+                <w:szCs w:val="14"/>
+              </w:rPr>
+              <w:t xml:space="preserve">[I]</w:t>
+            </w:r>
+            <w:r>
+              <w:rPr>
+                <w:rFonts w:ascii="Arial" w:cs="Arial" w:eastAsia="Arial" w:hAnsi="Arial"/>
+                <w:color w:val="52514E"/>
+                <w:sz w:val="14"/>
+                <w:szCs w:val="14"/>
+              </w:rPr>
+              <w:t xml:space="preserve"> Inferred — reasoning from sourced facts.  </w:t>
+            </w:r>
+            <w:r>
+              <w:rPr>
+                <w:rFonts w:ascii="Arial" w:cs="Arial" w:eastAsia="Arial" w:hAnsi="Arial"/>
+                <w:b/>
+                <w:bCs/>
+                <w:color w:val="E87722"/>
+                <w:sz w:val="14"/>
+                <w:szCs w:val="14"/>
+              </w:rPr>
+              <w:t xml:space="preserve">[C]</w:t>
+            </w:r>
+            <w:r>
+              <w:rPr>
+                <w:rFonts w:ascii="Arial" w:cs="Arial" w:eastAsia="Arial" w:hAnsi="Arial"/>
+                <w:color w:val="52514E"/>
+                <w:sz w:val="14"/>
+                <w:szCs w:val="14"/>
+              </w:rPr>
+              <w:t xml:space="preserve"> Created — original analysis for this note, flagged deliberately.  Citations and reasoning chains are in Annex C.</w:t>
+            </w:r>
+          </w:p>
+        </w:tc>
+      </w:tr>
+    </w:tbl>
+    <w:p>
+      <w:r>
+        <w:br w:type="page"/>
+      </w:r>
+    </w:p>
+    <w:p>
+      <w:pPr>
+        <w:spacing w:after="30"/>
+      </w:pPr>
+      <w:r>
+        <w:rPr>
+          <w:rFonts w:ascii="Arial" w:cs="Arial" w:eastAsia="Arial" w:hAnsi="Arial"/>
+          <w:b/>
+          <w:bCs/>
+          <w:caps/>
+          <w:color w:val="00B398"/>
+          <w:sz w:val="20"/>
+          <w:szCs w:val="20"/>
+        </w:rPr>
+        <w:t xml:space="preserve">Annex</w:t>
+      </w:r>
+    </w:p>
+    <w:p>
+      <w:pPr>
+        <w:pBdr>
+          <w:bottom w:val="single" w:color="00B398" w:sz="12" w:space="8"/>
+        </w:pBdr>
+        <w:spacing w:after="60" w:line="330"/>
+      </w:pPr>
+      <w:r>
+        <w:rPr>
+          <w:rFonts w:ascii="Arial" w:cs="Arial" w:eastAsia="Arial" w:hAnsi="Arial"/>
+          <w:b/>
+          <w:bCs/>
+          <w:color w:val="012169"/>
+          <w:sz w:val="30"/>
+          <w:szCs w:val="30"/>
+        </w:rPr>
+        <w:t xml:space="preserve">Supporting detail, evidence and audit trail</w:t>
+      </w:r>
+    </w:p>
+    <w:p>
+      <w:pPr>
+        <w:spacing w:after="160" w:before="0" w:line="264"/>
+      </w:pPr>
+      <w:r>
+        <w:rPr>
+          <w:rFonts w:ascii="Arial" w:cs="Arial" w:eastAsia="Arial" w:hAnsi="Arial"/>
+          <w:color w:val="52514E"/>
+          <w:sz w:val="17"/>
+          <w:szCs w:val="17"/>
+        </w:rPr>
+        <w:t xml:space="preserve">Every claim in the three-page brief traces back to this annex. Nothing is asserted without a provenance mark, and all sources are public.</w:t>
+      </w:r>
+    </w:p>
+    <w:p>
+      <w:pPr>
+        <w:pBdr>
+          <w:bottom w:val="single" w:color="0072CE" w:sz="6" w:space="4"/>
+        </w:pBdr>
+        <w:spacing w:after="100" w:before="0"/>
+      </w:pPr>
+      <w:r>
+        <w:rPr>
+          <w:rFonts w:ascii="Arial" w:cs="Arial" w:eastAsia="Arial" w:hAnsi="Arial"/>
+          <w:b/>
+          <w:bCs/>
+          <w:color w:val="012169"/>
+          <w:sz w:val="22"/>
+          <w:szCs w:val="22"/>
+        </w:rPr>
+        <w:t xml:space="preserve">Where the obligations actually sit</w:t>
+      </w:r>
+    </w:p>
+    <w:p>
+      <w:pPr>
+        <w:spacing w:after="120" w:before="0" w:line="264"/>
+      </w:pPr>
+      <w:r>
+        <w:rPr>
+          <w:rFonts w:ascii="Arial" w:cs="Arial" w:eastAsia="Arial" w:hAnsi="Arial"/>
+          <w:color w:val="52514E"/>
+          <w:sz w:val="17"/>
+          <w:szCs w:val="17"/>
+        </w:rPr>
+        <w:t xml:space="preserve">A note on where to look, because the numbering misleads. Division 296 of the Income Tax Assessment Act 1997 does not itself place obligations on funds — its own Guide points to the Taxation Administration Act for the administration rules, and the term 'RSE licensee' does not appear in the Act at all. It uses 'superannuation provider'. The table below sets out where each part of the machinery actually sits.</w:t>
+      </w:r>
+    </w:p>
+    <w:tbl>
+      <w:tblPr>
+        <w:tblW w:type="dxa" w:w="9906"/>
+        <w:tblBorders>
+          <w:top w:val="single" w:color="auto" w:sz="4"/>
+          <w:left w:val="single" w:color="auto" w:sz="4"/>
+          <w:bottom w:val="single" w:color="auto" w:sz="4"/>
+          <w:right w:val="single" w:color="auto" w:sz="4"/>
+          <w:insideH w:val="single" w:color="auto" w:sz="4"/>
+          <w:insideV w:val="single" w:color="auto" w:sz="4"/>
+        </w:tblBorders>
+        <w:tblLayout w:type="fixed"/>
+      </w:tblPr>
+      <w:tblGrid>
+        <w:gridCol w:w="2300"/>
+        <w:gridCol w:w="4900"/>
+        <w:gridCol w:w="1500"/>
+        <w:gridCol w:w="1206"/>
+      </w:tblGrid>
+      <w:tr>
+        <w:trPr>
+          <w:tblHeader/>
+        </w:trPr>
+        <w:tc>
+          <w:tcPr>
+            <w:tcW w:type="dxa" w:w="2300"/>
+            <w:tcBorders>
+              <w:top w:val="single" w:color="0072CE" w:sz="8"/>
+              <w:left w:val="none" w:color="FFFFFF" w:sz="0"/>
+              <w:bottom w:val="single" w:color="D9D8D2" w:sz="3"/>
+              <w:right w:val="none" w:color="FFFFFF" w:sz="0"/>
+            </w:tcBorders>
+            <w:shd w:fill="F4F9FC" w:color="auto" w:val="clear"/>
+            <w:tcMar>
+              <w:top w:type="dxa" w:w="70"/>
+              <w:left w:type="dxa" w:w="100"/>
+              <w:bottom w:type="dxa" w:w="70"/>
+              <w:right w:type="dxa" w:w="100"/>
+            </w:tcMar>
+            <w:vAlign w:val="top"/>
+          </w:tcPr>
+          <w:p>
+            <w:pPr>
+              <w:spacing w:after="0" w:line="240"/>
+            </w:pPr>
+            <w:r>
+              <w:rPr>
+                <w:rFonts w:ascii="Arial" w:cs="Arial" w:eastAsia="Arial" w:hAnsi="Arial"/>
+                <w:b/>
+                <w:bCs/>
+                <w:caps/>
+                <w:color w:val="012169"/>
+                <w:sz w:val="15"/>
+                <w:szCs w:val="15"/>
+              </w:rPr>
+              <w:t xml:space="preserve">Provision</w:t>
+            </w:r>
+          </w:p>
+        </w:tc>
+        <w:tc>
+          <w:tcPr>
+            <w:tcW w:type="dxa" w:w="4900"/>
+            <w:tcBorders>
+              <w:top w:val="single" w:color="0072CE" w:sz="8"/>
+              <w:left w:val="none" w:color="FFFFFF" w:sz="0"/>
+              <w:bottom w:val="single" w:color="D9D8D2" w:sz="3"/>
+              <w:right w:val="none" w:color="FFFFFF" w:sz="0"/>
+            </w:tcBorders>
+            <w:shd w:fill="F4F9FC" w:color="auto" w:val="clear"/>
+            <w:tcMar>
+              <w:top w:type="dxa" w:w="70"/>
+              <w:left w:type="dxa" w:w="100"/>
+              <w:bottom w:type="dxa" w:w="70"/>
+              <w:right w:type="dxa" w:w="100"/>
+            </w:tcMar>
+            <w:vAlign w:val="top"/>
+          </w:tcPr>
+          <w:p>
+            <w:pPr>
+              <w:spacing w:after="0" w:line="240"/>
+            </w:pPr>
+            <w:r>
+              <w:rPr>
+                <w:rFonts w:ascii="Arial" w:cs="Arial" w:eastAsia="Arial" w:hAnsi="Arial"/>
+                <w:b/>
+                <w:bCs/>
+                <w:caps/>
+                <w:color w:val="012169"/>
+                <w:sz w:val="15"/>
+                <w:szCs w:val="15"/>
+              </w:rPr>
+              <w:t xml:space="preserve">What it does</w:t>
+            </w:r>
+          </w:p>
+        </w:tc>
+        <w:tc>
+          <w:tcPr>
+            <w:tcW w:type="dxa" w:w="1500"/>
+            <w:tcBorders>
+              <w:top w:val="single" w:color="0072CE" w:sz="8"/>
+              <w:left w:val="none" w:color="FFFFFF" w:sz="0"/>
+              <w:bottom w:val="single" w:color="D9D8D2" w:sz="3"/>
+              <w:right w:val="none" w:color="FFFFFF" w:sz="0"/>
+            </w:tcBorders>
+            <w:shd w:fill="F4F9FC" w:color="auto" w:val="clear"/>
+            <w:tcMar>
+              <w:top w:type="dxa" w:w="70"/>
+              <w:left w:type="dxa" w:w="100"/>
+              <w:bottom w:type="dxa" w:w="70"/>
+              <w:right w:type="dxa" w:w="100"/>
+            </w:tcMar>
+            <w:vAlign w:val="top"/>
+          </w:tcPr>
+          <w:p>
+            <w:pPr>
+              <w:spacing w:after="0" w:line="240"/>
+            </w:pPr>
+            <w:r>
+              <w:rPr>
+                <w:rFonts w:ascii="Arial" w:cs="Arial" w:eastAsia="Arial" w:hAnsi="Arial"/>
+                <w:b/>
+                <w:bCs/>
+                <w:caps/>
+                <w:color w:val="012169"/>
+                <w:sz w:val="15"/>
+                <w:szCs w:val="15"/>
+              </w:rPr>
+              <w:t xml:space="preserve">Heading</w:t>
+            </w:r>
+          </w:p>
+        </w:tc>
+        <w:tc>
+          <w:tcPr>
+            <w:tcW w:type="dxa" w:w="1206"/>
+            <w:tcBorders>
+              <w:top w:val="single" w:color="0072CE" w:sz="8"/>
+              <w:left w:val="none" w:color="FFFFFF" w:sz="0"/>
+              <w:bottom w:val="single" w:color="D9D8D2" w:sz="3"/>
+              <w:right w:val="none" w:color="FFFFFF" w:sz="0"/>
+            </w:tcBorders>
+            <w:shd w:fill="F4F9FC" w:color="auto" w:val="clear"/>
+            <w:tcMar>
+              <w:top w:type="dxa" w:w="70"/>
+              <w:left w:type="dxa" w:w="100"/>
+              <w:bottom w:type="dxa" w:w="70"/>
+              <w:right w:type="dxa" w:w="100"/>
+            </w:tcMar>
+            <w:vAlign w:val="top"/>
+          </w:tcPr>
+          <w:p>
+            <w:pPr>
+              <w:spacing w:after="0" w:line="240"/>
+              <w:jc w:val="center"/>
+            </w:pPr>
+            <w:r>
+              <w:rPr>
+                <w:rFonts w:ascii="Arial" w:cs="Arial" w:eastAsia="Arial" w:hAnsi="Arial"/>
+                <w:b/>
+                <w:bCs/>
+                <w:caps/>
+                <w:color w:val="012169"/>
+                <w:sz w:val="15"/>
+                <w:szCs w:val="15"/>
+              </w:rPr>
+              <w:t xml:space="preserve">Obliges</w:t>
+            </w:r>
+          </w:p>
+        </w:tc>
+      </w:tr>
+      <w:tr>
+        <w:tc>
+          <w:tcPr>
+            <w:tcW w:type="dxa" w:w="2300"/>
+            <w:tcBorders>
+              <w:top w:val="single" w:color="D9D8D2" w:sz="3"/>
+              <w:left w:val="none" w:color="FFFFFF" w:sz="0"/>
+              <w:bottom w:val="single" w:color="D9D8D2" w:sz="3"/>
+              <w:right w:val="none" w:color="FFFFFF" w:sz="0"/>
+            </w:tcBorders>
+            <w:tcMar>
+              <w:top w:type="dxa" w:w="70"/>
+              <w:left w:type="dxa" w:w="100"/>
+              <w:bottom w:type="dxa" w:w="70"/>
+              <w:right w:type="dxa" w:w="100"/>
+            </w:tcMar>
+            <w:vAlign w:val="top"/>
+          </w:tcPr>
+          <w:p>
+            <w:pPr>
+              <w:spacing w:after="0" w:line="250"/>
+            </w:pPr>
+            <w:r>
+              <w:rPr>
+                <w:rFonts w:ascii="Arial" w:cs="Arial" w:eastAsia="Arial" w:hAnsi="Arial"/>
+                <w:b/>
+                <w:bCs/>
+                <w:color w:val="012169"/>
+                <w:sz w:val="15"/>
+                <w:szCs w:val="15"/>
+              </w:rPr>
+              <w:t xml:space="preserve">Subdivision 296-A (ITAA 1997)</w:t>
+            </w:r>
+          </w:p>
+        </w:tc>
+        <w:tc>
+          <w:tcPr>
+            <w:tcW w:type="dxa" w:w="4900"/>
+            <w:tcBorders>
+              <w:top w:val="single" w:color="D9D8D2" w:sz="3"/>
+              <w:left w:val="none" w:color="FFFFFF" w:sz="0"/>
+              <w:bottom w:val="single" w:color="D9D8D2" w:sz="3"/>
+              <w:right w:val="none" w:color="FFFFFF" w:sz="0"/>
+            </w:tcBorders>
+            <w:tcMar>
+              <w:top w:type="dxa" w:w="70"/>
+              <w:left w:type="dxa" w:w="100"/>
+              <w:bottom w:type="dxa" w:w="70"/>
+              <w:right w:type="dxa" w:w="100"/>
+            </w:tcMar>
+            <w:vAlign w:val="top"/>
+          </w:tcPr>
+          <w:p>
+            <w:pPr>
+              <w:spacing w:after="0" w:line="250"/>
+            </w:pPr>
+            <w:r>
+              <w:rPr>
+                <w:rFonts w:ascii="Arial" w:cs="Arial" w:eastAsia="Arial" w:hAnsi="Arial"/>
+                <w:color w:val="52514E"/>
+                <w:sz w:val="14"/>
+                <w:szCs w:val="14"/>
+              </w:rPr>
+              <w:t xml:space="preserve">A single objects clause, s 296-5, and nothing else. It imposes no obligation on the trustee, the member or the Commissioner. Its only legal work is interpretive — but that matters here, because it is the lens against which a trustee's 'fair and reasonable' attribution would be construed.</w:t>
+            </w:r>
+          </w:p>
+        </w:tc>
+        <w:tc>
+          <w:tcPr>
+            <w:tcW w:type="dxa" w:w="1500"/>
+            <w:tcBorders>
+              <w:top w:val="single" w:color="D9D8D2" w:sz="3"/>
+              <w:left w:val="none" w:color="FFFFFF" w:sz="0"/>
+              <w:bottom w:val="single" w:color="D9D8D2" w:sz="3"/>
+              <w:right w:val="none" w:color="FFFFFF" w:sz="0"/>
+            </w:tcBorders>
+            <w:tcMar>
+              <w:top w:type="dxa" w:w="70"/>
+              <w:left w:type="dxa" w:w="100"/>
+              <w:bottom w:type="dxa" w:w="70"/>
+              <w:right w:type="dxa" w:w="100"/>
+            </w:tcMar>
+            <w:vAlign w:val="top"/>
+          </w:tcPr>
+          <w:p>
+            <w:pPr>
+              <w:spacing w:after="0" w:line="250"/>
+            </w:pPr>
+            <w:r>
+              <w:rPr>
+                <w:rFonts w:ascii="Arial" w:cs="Arial" w:eastAsia="Arial" w:hAnsi="Arial"/>
+                <w:i/>
+                <w:iCs/>
+                <w:color w:val="52514E"/>
+                <w:sz w:val="14"/>
+                <w:szCs w:val="14"/>
+              </w:rPr>
+              <w:t xml:space="preserve">Object of this Division</w:t>
+            </w:r>
+          </w:p>
+        </w:tc>
+        <w:tc>
+          <w:tcPr>
+            <w:tcW w:type="dxa" w:w="1206"/>
+            <w:tcBorders>
+              <w:top w:val="single" w:color="D9D8D2" w:sz="3"/>
+              <w:left w:val="none" w:color="FFFFFF" w:sz="0"/>
+              <w:bottom w:val="single" w:color="D9D8D2" w:sz="3"/>
+              <w:right w:val="none" w:color="FFFFFF" w:sz="0"/>
+            </w:tcBorders>
+            <w:tcMar>
+              <w:top w:type="dxa" w:w="70"/>
+              <w:left w:type="dxa" w:w="100"/>
+              <w:bottom w:type="dxa" w:w="70"/>
+              <w:right w:type="dxa" w:w="100"/>
+            </w:tcMar>
+            <w:vAlign w:val="top"/>
+          </w:tcPr>
+          <w:p>
+            <w:pPr>
+              <w:spacing w:after="0" w:line="250"/>
+              <w:jc w:val="center"/>
+            </w:pPr>
+            <w:r>
+              <w:rPr>
+                <w:rFonts w:ascii="Arial" w:cs="Arial" w:eastAsia="Arial" w:hAnsi="Arial"/>
+                <w:b/>
+                <w:bCs/>
+                <w:color w:val="898781"/>
+                <w:sz w:val="14"/>
+                <w:szCs w:val="14"/>
+              </w:rPr>
+              <w:t xml:space="preserve">No one</w:t>
+            </w:r>
+          </w:p>
+        </w:tc>
+      </w:tr>
+      <w:tr>
+        <w:tc>
+          <w:tcPr>
+            <w:tcW w:type="dxa" w:w="2300"/>
+            <w:tcBorders>
+              <w:top w:val="single" w:color="D9D8D2" w:sz="3"/>
+              <w:left w:val="none" w:color="FFFFFF" w:sz="0"/>
+              <w:bottom w:val="single" w:color="D9D8D2" w:sz="3"/>
+              <w:right w:val="none" w:color="FFFFFF" w:sz="0"/>
+            </w:tcBorders>
+            <w:shd w:fill="EFEEE9" w:color="auto" w:val="clear"/>
+            <w:tcMar>
+              <w:top w:type="dxa" w:w="70"/>
+              <w:left w:type="dxa" w:w="100"/>
+              <w:bottom w:type="dxa" w:w="70"/>
+              <w:right w:type="dxa" w:w="100"/>
+            </w:tcMar>
+            <w:vAlign w:val="top"/>
+          </w:tcPr>
+          <w:p>
+            <w:pPr>
+              <w:spacing w:after="0" w:line="250"/>
+            </w:pPr>
+            <w:r>
+              <w:rPr>
+                <w:rFonts w:ascii="Arial" w:cs="Arial" w:eastAsia="Arial" w:hAnsi="Arial"/>
+                <w:b/>
+                <w:bCs/>
+                <w:color w:val="012169"/>
+                <w:sz w:val="15"/>
+                <w:szCs w:val="15"/>
+              </w:rPr>
+              <w:t xml:space="preserve">Subdivision 296-B (ITAA 1997)</w:t>
+            </w:r>
+          </w:p>
+        </w:tc>
+        <w:tc>
+          <w:tcPr>
+            <w:tcW w:type="dxa" w:w="4900"/>
+            <w:tcBorders>
+              <w:top w:val="single" w:color="D9D8D2" w:sz="3"/>
+              <w:left w:val="none" w:color="FFFFFF" w:sz="0"/>
+              <w:bottom w:val="single" w:color="D9D8D2" w:sz="3"/>
+              <w:right w:val="none" w:color="FFFFFF" w:sz="0"/>
+            </w:tcBorders>
+            <w:shd w:fill="EFEEE9" w:color="auto" w:val="clear"/>
+            <w:tcMar>
+              <w:top w:type="dxa" w:w="70"/>
+              <w:left w:type="dxa" w:w="100"/>
+              <w:bottom w:type="dxa" w:w="70"/>
+              <w:right w:type="dxa" w:w="100"/>
+            </w:tcMar>
+            <w:vAlign w:val="top"/>
+          </w:tcPr>
+          <w:p>
+            <w:pPr>
+              <w:spacing w:after="0" w:line="250"/>
+            </w:pPr>
+            <w:r>
+              <w:rPr>
+                <w:rFonts w:ascii="Arial" w:cs="Arial" w:eastAsia="Arial" w:hAnsi="Arial"/>
+                <w:color w:val="52514E"/>
+                <w:sz w:val="14"/>
+                <w:szCs w:val="14"/>
+              </w:rPr>
+              <w:t xml:space="preserve">Where the tax actually bites: liability (s 296-15), both thresholds (ss 296-30, 296-35), taxable and total superannuation earnings, Division 296 fund earnings (s 296-60), and the separate treatment of defined benefit and other interests (s 296-70).</w:t>
+            </w:r>
+          </w:p>
+        </w:tc>
+        <w:tc>
+          <w:tcPr>
+            <w:tcW w:type="dxa" w:w="1500"/>
+            <w:tcBorders>
+              <w:top w:val="single" w:color="D9D8D2" w:sz="3"/>
+              <w:left w:val="none" w:color="FFFFFF" w:sz="0"/>
+              <w:bottom w:val="single" w:color="D9D8D2" w:sz="3"/>
+              <w:right w:val="none" w:color="FFFFFF" w:sz="0"/>
+            </w:tcBorders>
+            <w:shd w:fill="EFEEE9" w:color="auto" w:val="clear"/>
+            <w:tcMar>
+              <w:top w:type="dxa" w:w="70"/>
+              <w:left w:type="dxa" w:w="100"/>
+              <w:bottom w:type="dxa" w:w="70"/>
+              <w:right w:type="dxa" w:w="100"/>
+            </w:tcMar>
+            <w:vAlign w:val="top"/>
+          </w:tcPr>
+          <w:p>
+            <w:pPr>
+              <w:spacing w:after="0" w:line="250"/>
+            </w:pPr>
+            <w:r>
+              <w:rPr>
+                <w:rFonts w:ascii="Arial" w:cs="Arial" w:eastAsia="Arial" w:hAnsi="Arial"/>
+                <w:i/>
+                <w:iCs/>
+                <w:color w:val="52514E"/>
+                <w:sz w:val="14"/>
+                <w:szCs w:val="14"/>
+              </w:rPr>
+              <w:t xml:space="preserve">Better targeted superannuation concessions</w:t>
+            </w:r>
+          </w:p>
+        </w:tc>
+        <w:tc>
+          <w:tcPr>
+            <w:tcW w:type="dxa" w:w="1206"/>
+            <w:tcBorders>
+              <w:top w:val="single" w:color="D9D8D2" w:sz="3"/>
+              <w:left w:val="none" w:color="FFFFFF" w:sz="0"/>
+              <w:bottom w:val="single" w:color="D9D8D2" w:sz="3"/>
+              <w:right w:val="none" w:color="FFFFFF" w:sz="0"/>
+            </w:tcBorders>
+            <w:shd w:fill="EFEEE9" w:color="auto" w:val="clear"/>
+            <w:tcMar>
+              <w:top w:type="dxa" w:w="70"/>
+              <w:left w:type="dxa" w:w="100"/>
+              <w:bottom w:type="dxa" w:w="70"/>
+              <w:right w:type="dxa" w:w="100"/>
+            </w:tcMar>
+            <w:vAlign w:val="top"/>
+          </w:tcPr>
+          <w:p>
+            <w:pPr>
+              <w:spacing w:after="0" w:line="250"/>
+              <w:jc w:val="center"/>
+            </w:pPr>
+            <w:r>
+              <w:rPr>
+                <w:rFonts w:ascii="Arial" w:cs="Arial" w:eastAsia="Arial" w:hAnsi="Arial"/>
+                <w:b/>
+                <w:bCs/>
+                <w:color w:val="0072CE"/>
+                <w:sz w:val="14"/>
+                <w:szCs w:val="14"/>
+              </w:rPr>
+              <w:t xml:space="preserve">The member</w:t>
+            </w:r>
+          </w:p>
+        </w:tc>
+      </w:tr>
+      <w:tr>
+        <w:tc>
+          <w:tcPr>
+            <w:tcW w:type="dxa" w:w="2300"/>
+            <w:tcBorders>
+              <w:top w:val="single" w:color="D9D8D2" w:sz="3"/>
+              <w:left w:val="none" w:color="FFFFFF" w:sz="0"/>
+              <w:bottom w:val="single" w:color="D9D8D2" w:sz="3"/>
+              <w:right w:val="none" w:color="FFFFFF" w:sz="0"/>
+            </w:tcBorders>
+            <w:tcMar>
+              <w:top w:type="dxa" w:w="70"/>
+              <w:left w:type="dxa" w:w="100"/>
+              <w:bottom w:type="dxa" w:w="70"/>
+              <w:right w:type="dxa" w:w="100"/>
+            </w:tcMar>
+            <w:vAlign w:val="top"/>
+          </w:tcPr>
+          <w:p>
+            <w:pPr>
+              <w:spacing w:after="0" w:line="250"/>
+            </w:pPr>
+            <w:r>
+              <w:rPr>
+                <w:rFonts w:ascii="Arial" w:cs="Arial" w:eastAsia="Arial" w:hAnsi="Arial"/>
+                <w:b/>
+                <w:bCs/>
+                <w:color w:val="012169"/>
+                <w:sz w:val="15"/>
+                <w:szCs w:val="15"/>
+              </w:rPr>
+              <w:t xml:space="preserve">s 134-140, Sch 1 TAA 1953</w:t>
+            </w:r>
+          </w:p>
+        </w:tc>
+        <w:tc>
+          <w:tcPr>
+            <w:tcW w:type="dxa" w:w="4900"/>
+            <w:tcBorders>
+              <w:top w:val="single" w:color="D9D8D2" w:sz="3"/>
+              <w:left w:val="none" w:color="FFFFFF" w:sz="0"/>
+              <w:bottom w:val="single" w:color="D9D8D2" w:sz="3"/>
+              <w:right w:val="none" w:color="FFFFFF" w:sz="0"/>
+            </w:tcBorders>
+            <w:tcMar>
+              <w:top w:type="dxa" w:w="70"/>
+              <w:left w:type="dxa" w:w="100"/>
+              <w:bottom w:type="dxa" w:w="70"/>
+              <w:right w:type="dxa" w:w="100"/>
+            </w:tcMar>
+            <w:vAlign w:val="top"/>
+          </w:tcPr>
+          <w:p>
+            <w:pPr>
+              <w:spacing w:after="0" w:line="250"/>
+            </w:pPr>
+            <w:r>
+              <w:rPr>
+                <w:rFonts w:ascii="Arial" w:cs="Arial" w:eastAsia="Arial" w:hAnsi="Arial"/>
+                <w:color w:val="52514E"/>
+                <w:sz w:val="14"/>
+                <w:szCs w:val="14"/>
+              </w:rPr>
+              <w:t xml:space="preserve">The clearest new duty on a fund. Where the Commissioner keeps a Division 296 debt account for an interest and the end benefit becomes payable, the provider must notify the Commissioner of the expected payment date within 14 days, in the approved form. The section carries an express note that a dissatisfied person may complain under the AFCA scheme.</w:t>
+            </w:r>
+          </w:p>
+        </w:tc>
+        <w:tc>
+          <w:tcPr>
+            <w:tcW w:type="dxa" w:w="1500"/>
+            <w:tcBorders>
+              <w:top w:val="single" w:color="D9D8D2" w:sz="3"/>
+              <w:left w:val="none" w:color="FFFFFF" w:sz="0"/>
+              <w:bottom w:val="single" w:color="D9D8D2" w:sz="3"/>
+              <w:right w:val="none" w:color="FFFFFF" w:sz="0"/>
+            </w:tcBorders>
+            <w:tcMar>
+              <w:top w:type="dxa" w:w="70"/>
+              <w:left w:type="dxa" w:w="100"/>
+              <w:bottom w:type="dxa" w:w="70"/>
+              <w:right w:type="dxa" w:w="100"/>
+            </w:tcMar>
+            <w:vAlign w:val="top"/>
+          </w:tcPr>
+          <w:p>
+            <w:pPr>
+              <w:spacing w:after="0" w:line="250"/>
+            </w:pPr>
+            <w:r>
+              <w:rPr>
+                <w:rFonts w:ascii="Arial" w:cs="Arial" w:eastAsia="Arial" w:hAnsi="Arial"/>
+                <w:i/>
+                <w:iCs/>
+                <w:color w:val="52514E"/>
+                <w:sz w:val="14"/>
+                <w:szCs w:val="14"/>
+              </w:rPr>
+              <w:t xml:space="preserve">Division 296 end benefit notice</w:t>
+            </w:r>
+          </w:p>
+        </w:tc>
+        <w:tc>
+          <w:tcPr>
+            <w:tcW w:type="dxa" w:w="1206"/>
+            <w:tcBorders>
+              <w:top w:val="single" w:color="D9D8D2" w:sz="3"/>
+              <w:left w:val="none" w:color="FFFFFF" w:sz="0"/>
+              <w:bottom w:val="single" w:color="D9D8D2" w:sz="3"/>
+              <w:right w:val="none" w:color="FFFFFF" w:sz="0"/>
+            </w:tcBorders>
+            <w:tcMar>
+              <w:top w:type="dxa" w:w="70"/>
+              <w:left w:type="dxa" w:w="100"/>
+              <w:bottom w:type="dxa" w:w="70"/>
+              <w:right w:type="dxa" w:w="100"/>
+            </w:tcMar>
+            <w:vAlign w:val="top"/>
+          </w:tcPr>
+          <w:p>
+            <w:pPr>
+              <w:spacing w:after="0" w:line="250"/>
+              <w:jc w:val="center"/>
+            </w:pPr>
+            <w:r>
+              <w:rPr>
+                <w:rFonts w:ascii="Arial" w:cs="Arial" w:eastAsia="Arial" w:hAnsi="Arial"/>
+                <w:b/>
+                <w:bCs/>
+                <w:color w:val="890C58"/>
+                <w:sz w:val="14"/>
+                <w:szCs w:val="14"/>
+              </w:rPr>
+              <w:t xml:space="preserve">The fund</w:t>
+            </w:r>
+          </w:p>
+        </w:tc>
+      </w:tr>
+      <w:tr>
+        <w:tc>
+          <w:tcPr>
+            <w:tcW w:type="dxa" w:w="2300"/>
+            <w:tcBorders>
+              <w:top w:val="single" w:color="D9D8D2" w:sz="3"/>
+              <w:left w:val="none" w:color="FFFFFF" w:sz="0"/>
+              <w:bottom w:val="single" w:color="D9D8D2" w:sz="3"/>
+              <w:right w:val="none" w:color="FFFFFF" w:sz="0"/>
+            </w:tcBorders>
+            <w:shd w:fill="EFEEE9" w:color="auto" w:val="clear"/>
+            <w:tcMar>
+              <w:top w:type="dxa" w:w="70"/>
+              <w:left w:type="dxa" w:w="100"/>
+              <w:bottom w:type="dxa" w:w="70"/>
+              <w:right w:type="dxa" w:w="100"/>
+            </w:tcMar>
+            <w:vAlign w:val="top"/>
+          </w:tcPr>
+          <w:p>
+            <w:pPr>
+              <w:spacing w:after="0" w:line="250"/>
+            </w:pPr>
+            <w:r>
+              <w:rPr>
+                <w:rFonts w:ascii="Arial" w:cs="Arial" w:eastAsia="Arial" w:hAnsi="Arial"/>
+                <w:b/>
+                <w:bCs/>
+                <w:color w:val="012169"/>
+                <w:sz w:val="15"/>
+                <w:szCs w:val="15"/>
+              </w:rPr>
+              <w:t xml:space="preserve">s 134-145, Sch 1 TAA 1953</w:t>
+            </w:r>
+          </w:p>
+        </w:tc>
+        <w:tc>
+          <w:tcPr>
+            <w:tcW w:type="dxa" w:w="4900"/>
+            <w:tcBorders>
+              <w:top w:val="single" w:color="D9D8D2" w:sz="3"/>
+              <w:left w:val="none" w:color="FFFFFF" w:sz="0"/>
+              <w:bottom w:val="single" w:color="D9D8D2" w:sz="3"/>
+              <w:right w:val="none" w:color="FFFFFF" w:sz="0"/>
+            </w:tcBorders>
+            <w:shd w:fill="EFEEE9" w:color="auto" w:val="clear"/>
+            <w:tcMar>
+              <w:top w:type="dxa" w:w="70"/>
+              <w:left w:type="dxa" w:w="100"/>
+              <w:bottom w:type="dxa" w:w="70"/>
+              <w:right w:type="dxa" w:w="100"/>
+            </w:tcMar>
+            <w:vAlign w:val="top"/>
+          </w:tcPr>
+          <w:p>
+            <w:pPr>
+              <w:spacing w:after="0" w:line="250"/>
+            </w:pPr>
+            <w:r>
+              <w:rPr>
+                <w:rFonts w:ascii="Arial" w:cs="Arial" w:eastAsia="Arial" w:hAnsi="Arial"/>
+                <w:color w:val="52514E"/>
+                <w:sz w:val="14"/>
+                <w:szCs w:val="14"/>
+              </w:rPr>
+              <w:t xml:space="preserve">A material change or omission in a s 134-140 notice must be corrected within 7 days of the fund becoming aware of it.</w:t>
+            </w:r>
+          </w:p>
+        </w:tc>
+        <w:tc>
+          <w:tcPr>
+            <w:tcW w:type="dxa" w:w="1500"/>
+            <w:tcBorders>
+              <w:top w:val="single" w:color="D9D8D2" w:sz="3"/>
+              <w:left w:val="none" w:color="FFFFFF" w:sz="0"/>
+              <w:bottom w:val="single" w:color="D9D8D2" w:sz="3"/>
+              <w:right w:val="none" w:color="FFFFFF" w:sz="0"/>
+            </w:tcBorders>
+            <w:shd w:fill="EFEEE9" w:color="auto" w:val="clear"/>
+            <w:tcMar>
+              <w:top w:type="dxa" w:w="70"/>
+              <w:left w:type="dxa" w:w="100"/>
+              <w:bottom w:type="dxa" w:w="70"/>
+              <w:right w:type="dxa" w:w="100"/>
+            </w:tcMar>
+            <w:vAlign w:val="top"/>
+          </w:tcPr>
+          <w:p>
+            <w:pPr>
+              <w:spacing w:after="0" w:line="250"/>
+            </w:pPr>
+            <w:r>
+              <w:rPr>
+                <w:rFonts w:ascii="Arial" w:cs="Arial" w:eastAsia="Arial" w:hAnsi="Arial"/>
+                <w:i/>
+                <w:iCs/>
+                <w:color w:val="52514E"/>
+                <w:sz w:val="14"/>
+                <w:szCs w:val="14"/>
+              </w:rPr>
+              <w:t xml:space="preserve">Material changes or omissions</w:t>
+            </w:r>
+          </w:p>
+        </w:tc>
+        <w:tc>
+          <w:tcPr>
+            <w:tcW w:type="dxa" w:w="1206"/>
+            <w:tcBorders>
+              <w:top w:val="single" w:color="D9D8D2" w:sz="3"/>
+              <w:left w:val="none" w:color="FFFFFF" w:sz="0"/>
+              <w:bottom w:val="single" w:color="D9D8D2" w:sz="3"/>
+              <w:right w:val="none" w:color="FFFFFF" w:sz="0"/>
+            </w:tcBorders>
+            <w:shd w:fill="EFEEE9" w:color="auto" w:val="clear"/>
+            <w:tcMar>
+              <w:top w:type="dxa" w:w="70"/>
+              <w:left w:type="dxa" w:w="100"/>
+              <w:bottom w:type="dxa" w:w="70"/>
+              <w:right w:type="dxa" w:w="100"/>
+            </w:tcMar>
+            <w:vAlign w:val="top"/>
+          </w:tcPr>
+          <w:p>
+            <w:pPr>
+              <w:spacing w:after="0" w:line="250"/>
+              <w:jc w:val="center"/>
+            </w:pPr>
+            <w:r>
+              <w:rPr>
+                <w:rFonts w:ascii="Arial" w:cs="Arial" w:eastAsia="Arial" w:hAnsi="Arial"/>
+                <w:b/>
+                <w:bCs/>
+                <w:color w:val="890C58"/>
+                <w:sz w:val="14"/>
+                <w:szCs w:val="14"/>
+              </w:rPr>
+              <w:t xml:space="preserve">The fund</w:t>
+            </w:r>
+          </w:p>
+        </w:tc>
+      </w:tr>
+      <w:tr>
+        <w:tc>
+          <w:tcPr>
+            <w:tcW w:type="dxa" w:w="2300"/>
+            <w:tcBorders>
+              <w:top w:val="single" w:color="D9D8D2" w:sz="3"/>
+              <w:left w:val="none" w:color="FFFFFF" w:sz="0"/>
+              <w:bottom w:val="single" w:color="D9D8D2" w:sz="3"/>
+              <w:right w:val="none" w:color="FFFFFF" w:sz="0"/>
+            </w:tcBorders>
+            <w:tcMar>
+              <w:top w:type="dxa" w:w="70"/>
+              <w:left w:type="dxa" w:w="100"/>
+              <w:bottom w:type="dxa" w:w="70"/>
+              <w:right w:type="dxa" w:w="100"/>
+            </w:tcMar>
+            <w:vAlign w:val="top"/>
+          </w:tcPr>
+          <w:p>
+            <w:pPr>
+              <w:spacing w:after="0" w:line="250"/>
+            </w:pPr>
+            <w:r>
+              <w:rPr>
+                <w:rFonts w:ascii="Arial" w:cs="Arial" w:eastAsia="Arial" w:hAnsi="Arial"/>
+                <w:b/>
+                <w:bCs/>
+                <w:color w:val="012169"/>
+                <w:sz w:val="15"/>
+                <w:szCs w:val="15"/>
+              </w:rPr>
+              <w:t xml:space="preserve">Division 131, Sch 1 TAA 1953</w:t>
+            </w:r>
+          </w:p>
+        </w:tc>
+        <w:tc>
+          <w:tcPr>
+            <w:tcW w:type="dxa" w:w="4900"/>
+            <w:tcBorders>
+              <w:top w:val="single" w:color="D9D8D2" w:sz="3"/>
+              <w:left w:val="none" w:color="FFFFFF" w:sz="0"/>
+              <w:bottom w:val="single" w:color="D9D8D2" w:sz="3"/>
+              <w:right w:val="none" w:color="FFFFFF" w:sz="0"/>
+            </w:tcBorders>
+            <w:tcMar>
+              <w:top w:type="dxa" w:w="70"/>
+              <w:left w:type="dxa" w:w="100"/>
+              <w:bottom w:type="dxa" w:w="70"/>
+              <w:right w:type="dxa" w:w="100"/>
+            </w:tcMar>
+            <w:vAlign w:val="top"/>
+          </w:tcPr>
+          <w:p>
+            <w:pPr>
+              <w:spacing w:after="0" w:line="250"/>
+            </w:pPr>
+            <w:r>
+              <w:rPr>
+                <w:rFonts w:ascii="Arial" w:cs="Arial" w:eastAsia="Arial" w:hAnsi="Arial"/>
+                <w:color w:val="52514E"/>
+                <w:sz w:val="14"/>
+                <w:szCs w:val="14"/>
+              </w:rPr>
+              <w:t xml:space="preserve">Extends the existing release authority machinery to Division 296, so a member can direct that the liability be paid from their superannuation.</w:t>
+            </w:r>
+          </w:p>
+        </w:tc>
+        <w:tc>
+          <w:tcPr>
+            <w:tcW w:type="dxa" w:w="1500"/>
+            <w:tcBorders>
+              <w:top w:val="single" w:color="D9D8D2" w:sz="3"/>
+              <w:left w:val="none" w:color="FFFFFF" w:sz="0"/>
+              <w:bottom w:val="single" w:color="D9D8D2" w:sz="3"/>
+              <w:right w:val="none" w:color="FFFFFF" w:sz="0"/>
+            </w:tcBorders>
+            <w:tcMar>
+              <w:top w:type="dxa" w:w="70"/>
+              <w:left w:type="dxa" w:w="100"/>
+              <w:bottom w:type="dxa" w:w="70"/>
+              <w:right w:type="dxa" w:w="100"/>
+            </w:tcMar>
+            <w:vAlign w:val="top"/>
+          </w:tcPr>
+          <w:p>
+            <w:pPr>
+              <w:spacing w:after="0" w:line="250"/>
+            </w:pPr>
+            <w:r>
+              <w:rPr>
+                <w:rFonts w:ascii="Arial" w:cs="Arial" w:eastAsia="Arial" w:hAnsi="Arial"/>
+                <w:i/>
+                <w:iCs/>
+                <w:color w:val="52514E"/>
+                <w:sz w:val="14"/>
+                <w:szCs w:val="14"/>
+              </w:rPr>
+              <w:t xml:space="preserve">Release authorities</w:t>
+            </w:r>
+          </w:p>
+        </w:tc>
+        <w:tc>
+          <w:tcPr>
+            <w:tcW w:type="dxa" w:w="1206"/>
+            <w:tcBorders>
+              <w:top w:val="single" w:color="D9D8D2" w:sz="3"/>
+              <w:left w:val="none" w:color="FFFFFF" w:sz="0"/>
+              <w:bottom w:val="single" w:color="D9D8D2" w:sz="3"/>
+              <w:right w:val="none" w:color="FFFFFF" w:sz="0"/>
+            </w:tcBorders>
+            <w:tcMar>
+              <w:top w:type="dxa" w:w="70"/>
+              <w:left w:type="dxa" w:w="100"/>
+              <w:bottom w:type="dxa" w:w="70"/>
+              <w:right w:type="dxa" w:w="100"/>
+            </w:tcMar>
+            <w:vAlign w:val="top"/>
+          </w:tcPr>
+          <w:p>
+            <w:pPr>
+              <w:spacing w:after="0" w:line="250"/>
+              <w:jc w:val="center"/>
+            </w:pPr>
+            <w:r>
+              <w:rPr>
+                <w:rFonts w:ascii="Arial" w:cs="Arial" w:eastAsia="Arial" w:hAnsi="Arial"/>
+                <w:b/>
+                <w:bCs/>
+                <w:color w:val="890C58"/>
+                <w:sz w:val="14"/>
+                <w:szCs w:val="14"/>
+              </w:rPr>
+              <w:t xml:space="preserve">The fund</w:t>
+            </w:r>
+          </w:p>
+        </w:tc>
+      </w:tr>
+      <w:tr>
+        <w:tc>
+          <w:tcPr>
+            <w:tcW w:type="dxa" w:w="2300"/>
+            <w:tcBorders>
+              <w:top w:val="single" w:color="D9D8D2" w:sz="3"/>
+              <w:left w:val="none" w:color="FFFFFF" w:sz="0"/>
+              <w:bottom w:val="single" w:color="D9D8D2" w:sz="3"/>
+              <w:right w:val="none" w:color="FFFFFF" w:sz="0"/>
+            </w:tcBorders>
+            <w:shd w:fill="EFEEE9" w:color="auto" w:val="clear"/>
+            <w:tcMar>
+              <w:top w:type="dxa" w:w="70"/>
+              <w:left w:type="dxa" w:w="100"/>
+              <w:bottom w:type="dxa" w:w="70"/>
+              <w:right w:type="dxa" w:w="100"/>
+            </w:tcMar>
+            <w:vAlign w:val="top"/>
+          </w:tcPr>
+          <w:p>
+            <w:pPr>
+              <w:spacing w:after="0" w:line="250"/>
+            </w:pPr>
+            <w:r>
+              <w:rPr>
+                <w:rFonts w:ascii="Arial" w:cs="Arial" w:eastAsia="Arial" w:hAnsi="Arial"/>
+                <w:b/>
+                <w:bCs/>
+                <w:color w:val="012169"/>
+                <w:sz w:val="15"/>
+                <w:szCs w:val="15"/>
+              </w:rPr>
+              <w:t xml:space="preserve">Regulations F2026L00726</w:t>
+            </w:r>
+          </w:p>
+        </w:tc>
+        <w:tc>
+          <w:tcPr>
+            <w:tcW w:type="dxa" w:w="4900"/>
+            <w:tcBorders>
+              <w:top w:val="single" w:color="D9D8D2" w:sz="3"/>
+              <w:left w:val="none" w:color="FFFFFF" w:sz="0"/>
+              <w:bottom w:val="single" w:color="D9D8D2" w:sz="3"/>
+              <w:right w:val="none" w:color="FFFFFF" w:sz="0"/>
+            </w:tcBorders>
+            <w:shd w:fill="EFEEE9" w:color="auto" w:val="clear"/>
+            <w:tcMar>
+              <w:top w:type="dxa" w:w="70"/>
+              <w:left w:type="dxa" w:w="100"/>
+              <w:bottom w:type="dxa" w:w="70"/>
+              <w:right w:type="dxa" w:w="100"/>
+            </w:tcMar>
+            <w:vAlign w:val="top"/>
+          </w:tcPr>
+          <w:p>
+            <w:pPr>
+              <w:spacing w:after="0" w:line="250"/>
+            </w:pPr>
+            <w:r>
+              <w:rPr>
+                <w:rFonts w:ascii="Arial" w:cs="Arial" w:eastAsia="Arial" w:hAnsi="Arial"/>
+                <w:color w:val="52514E"/>
+                <w:sz w:val="14"/>
+                <w:szCs w:val="14"/>
+              </w:rPr>
+              <w:t xml:space="preserve">The 'fair and reasonable' attribution standard for funds with more than six members, and the prescribed formula plus actuarial certificate for funds with six or fewer. Made 11 June 2026, registered 18 June 2026 — twelve days before the first measurement year began.</w:t>
+            </w:r>
+          </w:p>
+        </w:tc>
+        <w:tc>
+          <w:tcPr>
+            <w:tcW w:type="dxa" w:w="1500"/>
+            <w:tcBorders>
+              <w:top w:val="single" w:color="D9D8D2" w:sz="3"/>
+              <w:left w:val="none" w:color="FFFFFF" w:sz="0"/>
+              <w:bottom w:val="single" w:color="D9D8D2" w:sz="3"/>
+              <w:right w:val="none" w:color="FFFFFF" w:sz="0"/>
+            </w:tcBorders>
+            <w:shd w:fill="EFEEE9" w:color="auto" w:val="clear"/>
+            <w:tcMar>
+              <w:top w:type="dxa" w:w="70"/>
+              <w:left w:type="dxa" w:w="100"/>
+              <w:bottom w:type="dxa" w:w="70"/>
+              <w:right w:type="dxa" w:w="100"/>
+            </w:tcMar>
+            <w:vAlign w:val="top"/>
+          </w:tcPr>
+          <w:p>
+            <w:pPr>
+              <w:spacing w:after="0" w:line="250"/>
+            </w:pPr>
+            <w:r>
+              <w:rPr>
+                <w:rFonts w:ascii="Arial" w:cs="Arial" w:eastAsia="Arial" w:hAnsi="Arial"/>
+                <w:i/>
+                <w:iCs/>
+                <w:color w:val="52514E"/>
+                <w:sz w:val="14"/>
+                <w:szCs w:val="14"/>
+              </w:rPr>
+              <w:t xml:space="preserve">Attribution method</w:t>
+            </w:r>
+          </w:p>
+        </w:tc>
+        <w:tc>
+          <w:tcPr>
+            <w:tcW w:type="dxa" w:w="1206"/>
+            <w:tcBorders>
+              <w:top w:val="single" w:color="D9D8D2" w:sz="3"/>
+              <w:left w:val="none" w:color="FFFFFF" w:sz="0"/>
+              <w:bottom w:val="single" w:color="D9D8D2" w:sz="3"/>
+              <w:right w:val="none" w:color="FFFFFF" w:sz="0"/>
+            </w:tcBorders>
+            <w:shd w:fill="EFEEE9" w:color="auto" w:val="clear"/>
+            <w:tcMar>
+              <w:top w:type="dxa" w:w="70"/>
+              <w:left w:type="dxa" w:w="100"/>
+              <w:bottom w:type="dxa" w:w="70"/>
+              <w:right w:type="dxa" w:w="100"/>
+            </w:tcMar>
+            <w:vAlign w:val="top"/>
+          </w:tcPr>
+          <w:p>
+            <w:pPr>
+              <w:spacing w:after="0" w:line="250"/>
+              <w:jc w:val="center"/>
+            </w:pPr>
+            <w:r>
+              <w:rPr>
+                <w:rFonts w:ascii="Arial" w:cs="Arial" w:eastAsia="Arial" w:hAnsi="Arial"/>
+                <w:b/>
+                <w:bCs/>
+                <w:color w:val="890C58"/>
+                <w:sz w:val="14"/>
+                <w:szCs w:val="14"/>
+              </w:rPr>
+              <w:t xml:space="preserve">The fund</w:t>
+            </w:r>
+          </w:p>
+        </w:tc>
+      </w:tr>
+    </w:tbl>
+    <w:p>
+      <w:pPr>
+        <w:spacing w:after="200" w:before="0" w:line="264"/>
+      </w:pPr>
+      <w:r>
+        <w:rPr>
+          <w:rFonts w:ascii="Arial" w:cs="Arial" w:eastAsia="Arial" w:hAnsi="Arial"/>
+          <w:color w:val="1A1A1A"/>
+          <w:sz w:val="19"/>
+          <w:szCs w:val="19"/>
+        </w:rPr>
+        <w:t xml:space="preserve"/>
       </w:r>
     </w:p>
     <w:p>
@@ -2529,7 +4072,7 @@
       <w:r>
         <w:drawing>
           <wp:inline distT="0" distB="0" distL="0" distR="0">
-            <wp:extent cx="6143625" cy="2047875"/>
+            <wp:extent cx="6143625" cy="1209675"/>
             <wp:effectExtent t="0" r="0" b="0" l="0"/>
             <wp:docPr id="1" name="" descr="" title=""/>
             <wp:cNvGraphicFramePr>
@@ -2554,7 +4097,7 @@
                   <pic:spPr bwMode="auto">
                     <a:xfrm>
                       <a:off x="0" y="0"/>
-                      <a:ext cx="6143625" cy="2047875"/>
+                      <a:ext cx="6143625" cy="1209675"/>
                     </a:xfrm>
                     <a:prstGeom prst="rect">
                       <a:avLst/>
@@ -2581,1517 +4124,23 @@
           <w:sz w:val="13"/>
           <w:szCs w:val="13"/>
         </w:rPr>
-        <w:t xml:space="preserve">Figure 4 — The runway. Our influence is real only in the near term.</w:t>
-      </w:r>
-    </w:p>
-    <w:p>
-      <w:pPr>
-        <w:pBdr>
-          <w:bottom w:val="single" w:color="0072CE" w:sz="6" w:space="4"/>
-        </w:pBdr>
-        <w:spacing w:after="100" w:before="240"/>
-      </w:pPr>
-      <w:r>
-        <w:rPr>
-          <w:rFonts w:ascii="Arial" w:cs="Arial" w:eastAsia="Arial" w:hAnsi="Arial"/>
-          <w:b/>
-          <w:bCs/>
-          <w:color w:val="012169"/>
-          <w:sz w:val="22"/>
-          <w:szCs w:val="22"/>
-        </w:rPr>
-        <w:t xml:space="preserve">What APRA should do</w:t>
-      </w:r>
-    </w:p>
-    <w:p>
-      <w:pPr>
-        <w:pStyle w:val="ListParagraph"/>
-        <w:numPr>
-          <w:ilvl w:val="0"/>
-          <w:numId w:val="2"/>
-        </w:numPr>
-        <w:spacing w:after="70" w:line="258"/>
-      </w:pPr>
-      <w:r>
-        <w:rPr>
-          <w:rFonts w:ascii="Arial" w:cs="Arial" w:eastAsia="Arial" w:hAnsi="Arial"/>
-          <w:b/>
-          <w:bCs/>
-          <w:caps/>
-          <w:color w:val="00B398"/>
-          <w:sz w:val="15"/>
-          <w:szCs w:val="15"/>
-        </w:rPr>
-        <w:t xml:space="preserve">Now  </w:t>
-      </w:r>
-      <w:r>
-        <w:rPr>
-          <w:rFonts w:ascii="Arial" w:cs="Arial" w:eastAsia="Arial" w:hAnsi="Arial"/>
-          <w:color w:val="1A1A1A"/>
-          <w:sz w:val="18"/>
-          <w:szCs w:val="18"/>
-        </w:rPr>
-        <w:t xml:space="preserve">Carry a prudential perspective into the attribution work still under way with Treasury and the ATO, and consider whether closer involvement in the co-design process would be useful.</w:t>
-      </w:r>
-      <w:r>
-        <w:rPr>
-          <w:rFonts w:ascii="Arial" w:cs="Arial" w:eastAsia="Arial" w:hAnsi="Arial"/>
-          <w:b/>
-          <w:bCs/>
-          <w:color w:val="E87722"/>
-          <w:sz w:val="13"/>
-          <w:szCs w:val="13"/>
-          <w:vertAlign w:val="superscript"/>
-        </w:rPr>
-        <w:t xml:space="preserve"> [C]</w:t>
-      </w:r>
-    </w:p>
-    <w:p>
-      <w:pPr>
-        <w:pStyle w:val="ListParagraph"/>
-        <w:numPr>
-          <w:ilvl w:val="0"/>
-          <w:numId w:val="2"/>
-        </w:numPr>
-        <w:spacing w:after="70" w:line="258"/>
-      </w:pPr>
-      <w:r>
-        <w:rPr>
-          <w:rFonts w:ascii="Arial" w:cs="Arial" w:eastAsia="Arial" w:hAnsi="Arial"/>
-          <w:b/>
-          <w:bCs/>
-          <w:caps/>
-          <w:color w:val="00B398"/>
-          <w:sz w:val="15"/>
-          <w:szCs w:val="15"/>
-        </w:rPr>
-        <w:t xml:space="preserve">Now  </w:t>
-      </w:r>
-      <w:r>
-        <w:rPr>
-          <w:rFonts w:ascii="Arial" w:cs="Arial" w:eastAsia="Arial" w:hAnsi="Arial"/>
-          <w:color w:val="1A1A1A"/>
-          <w:sz w:val="18"/>
-          <w:szCs w:val="18"/>
-        </w:rPr>
-        <w:t xml:space="preserve">Consider a short letter to RSE licensees confirming that existing obligations already apply — fund administration as a critical operation under CPS 230, policy-driven liquidity stress under SPG 530, and the annual board risk declaration under SPS 220. No new instrument required.</w:t>
-      </w:r>
-      <w:r>
-        <w:rPr>
-          <w:rFonts w:ascii="Arial" w:cs="Arial" w:eastAsia="Arial" w:hAnsi="Arial"/>
-          <w:b/>
-          <w:bCs/>
-          <w:color w:val="E87722"/>
-          <w:sz w:val="13"/>
-          <w:szCs w:val="13"/>
-          <w:vertAlign w:val="superscript"/>
-        </w:rPr>
-        <w:t xml:space="preserve"> [C]</w:t>
-      </w:r>
-    </w:p>
-    <w:p>
-      <w:pPr>
-        <w:pStyle w:val="ListParagraph"/>
-        <w:numPr>
-          <w:ilvl w:val="0"/>
-          <w:numId w:val="2"/>
-        </w:numPr>
-        <w:spacing w:after="70" w:line="258"/>
-      </w:pPr>
-      <w:r>
-        <w:rPr>
-          <w:rFonts w:ascii="Arial" w:cs="Arial" w:eastAsia="Arial" w:hAnsi="Arial"/>
-          <w:b/>
-          <w:bCs/>
-          <w:caps/>
-          <w:color w:val="00B398"/>
-          <w:sz w:val="15"/>
-          <w:szCs w:val="15"/>
-        </w:rPr>
-        <w:t xml:space="preserve">Now  </w:t>
-      </w:r>
-      <w:r>
-        <w:rPr>
-          <w:rFonts w:ascii="Arial" w:cs="Arial" w:eastAsia="Arial" w:hAnsi="Arial"/>
-          <w:color w:val="1A1A1A"/>
-          <w:sz w:val="18"/>
-          <w:szCs w:val="18"/>
-        </w:rPr>
-        <w:t xml:space="preserve">Use the material service provider registers we already hold to map which administrators will build this for how many funds, then engage provider by provider rather than licensee by licensee.</w:t>
-      </w:r>
+        <w:t xml:space="preserve">Figure A1 — Where the affected population actually sits. Most of it is outside the prudential perimeter.</w:t>
+      </w:r>
+    </w:p>
+    <w:p>
+      <w:pPr>
+        <w:spacing w:after="60" w:before="160"/>
+      </w:pPr>
       <w:r>
         <w:rPr>
           <w:rFonts w:ascii="Arial" w:cs="Arial" w:eastAsia="Arial" w:hAnsi="Arial"/>
           <w:b/>
           <w:bCs/>
           <w:color w:val="0072CE"/>
-          <w:sz w:val="13"/>
-          <w:szCs w:val="13"/>
-          <w:vertAlign w:val="superscript"/>
-        </w:rPr>
-        <w:t xml:space="preserve"> [I]</w:t>
-      </w:r>
-    </w:p>
-    <w:p>
-      <w:pPr>
-        <w:pStyle w:val="ListParagraph"/>
-        <w:numPr>
-          <w:ilvl w:val="0"/>
-          <w:numId w:val="2"/>
-        </w:numPr>
-        <w:spacing w:after="70" w:line="258"/>
-      </w:pPr>
-      <w:r>
-        <w:rPr>
-          <w:rFonts w:ascii="Arial" w:cs="Arial" w:eastAsia="Arial" w:hAnsi="Arial"/>
-          <w:b/>
-          <w:bCs/>
-          <w:caps/>
-          <w:color w:val="00B398"/>
-          <w:sz w:val="15"/>
-          <w:szCs w:val="15"/>
-        </w:rPr>
-        <w:t xml:space="preserve">By Q4 2026  </w:t>
-      </w:r>
-      <w:r>
-        <w:rPr>
-          <w:rFonts w:ascii="Arial" w:cs="Arial" w:eastAsia="Arial" w:hAnsi="Arial"/>
-          <w:color w:val="1A1A1A"/>
-          <w:sz w:val="18"/>
-          <w:szCs w:val="18"/>
-        </w:rPr>
-        <w:t xml:space="preserve">Target the cohort we have already named — the platform and wrap trustees from the December 2024 thematic review, who hold the highest share of very large accounts and face the hardest attribution problem.</w:t>
-      </w:r>
-      <w:r>
-        <w:rPr>
-          <w:rFonts w:ascii="Arial" w:cs="Arial" w:eastAsia="Arial" w:hAnsi="Arial"/>
-          <w:b/>
-          <w:bCs/>
-          <w:color w:val="0072CE"/>
-          <w:sz w:val="13"/>
-          <w:szCs w:val="13"/>
-          <w:vertAlign w:val="superscript"/>
-        </w:rPr>
-        <w:t xml:space="preserve"> [I]</w:t>
-      </w:r>
-    </w:p>
-    <w:p>
-      <w:pPr>
-        <w:pStyle w:val="ListParagraph"/>
-        <w:numPr>
-          <w:ilvl w:val="0"/>
-          <w:numId w:val="2"/>
-        </w:numPr>
-        <w:spacing w:after="70" w:line="258"/>
-      </w:pPr>
-      <w:r>
-        <w:rPr>
-          <w:rFonts w:ascii="Arial" w:cs="Arial" w:eastAsia="Arial" w:hAnsi="Arial"/>
-          <w:b/>
-          <w:bCs/>
-          <w:caps/>
-          <w:color w:val="00B398"/>
-          <w:sz w:val="15"/>
-          <w:szCs w:val="15"/>
-        </w:rPr>
-        <w:t xml:space="preserve">Before 30 Jun 2027  </w:t>
-      </w:r>
-      <w:r>
-        <w:rPr>
-          <w:rFonts w:ascii="Arial" w:cs="Arial" w:eastAsia="Arial" w:hAnsi="Arial"/>
-          <w:color w:val="1A1A1A"/>
-          <w:sz w:val="18"/>
-          <w:szCs w:val="18"/>
-        </w:rPr>
-        <w:t xml:space="preserve">Ask funds to model the 30 June 2027 measurement date, which SPG 530 already allows us to require.</w:t>
-      </w:r>
-      <w:r>
-        <w:rPr>
-          <w:rFonts w:ascii="Arial" w:cs="Arial" w:eastAsia="Arial" w:hAnsi="Arial"/>
-          <w:b/>
-          <w:bCs/>
-          <w:color w:val="0072CE"/>
-          <w:sz w:val="13"/>
-          <w:szCs w:val="13"/>
-          <w:vertAlign w:val="superscript"/>
-        </w:rPr>
-        <w:t xml:space="preserve"> [I]</w:t>
-      </w:r>
-    </w:p>
-    <w:p>
-      <w:pPr>
-        <w:pStyle w:val="ListParagraph"/>
-        <w:numPr>
-          <w:ilvl w:val="0"/>
-          <w:numId w:val="2"/>
-        </w:numPr>
-        <w:spacing w:after="70" w:line="258"/>
-      </w:pPr>
-      <w:r>
-        <w:rPr>
-          <w:rFonts w:ascii="Arial" w:cs="Arial" w:eastAsia="Arial" w:hAnsi="Arial"/>
-          <w:b/>
-          <w:bCs/>
-          <w:caps/>
-          <w:color w:val="00B398"/>
-          <w:sz w:val="15"/>
-          <w:szCs w:val="15"/>
-        </w:rPr>
-        <w:t xml:space="preserve">2027  </w:t>
-      </w:r>
-      <w:r>
-        <w:rPr>
-          <w:rFonts w:ascii="Arial" w:cs="Arial" w:eastAsia="Arial" w:hAnsi="Arial"/>
-          <w:color w:val="1A1A1A"/>
-          <w:sz w:val="18"/>
-          <w:szCs w:val="18"/>
-        </w:rPr>
-        <w:t xml:space="preserve">Fix our own blind spot: extend the SRS 611.0 balance brackets above the thresholds, decompose SRS 551.0 outflows by driver, and agree an information-sharing route with the ATO for total balance.</w:t>
-      </w:r>
-      <w:r>
-        <w:rPr>
-          <w:rFonts w:ascii="Arial" w:cs="Arial" w:eastAsia="Arial" w:hAnsi="Arial"/>
-          <w:b/>
-          <w:bCs/>
-          <w:color w:val="0072CE"/>
-          <w:sz w:val="13"/>
-          <w:szCs w:val="13"/>
-          <w:vertAlign w:val="superscript"/>
-        </w:rPr>
-        <w:t xml:space="preserve"> [I]</w:t>
-      </w:r>
-    </w:p>
-    <w:p>
-      <w:pPr>
-        <w:spacing w:after="120" w:before="0" w:line="264"/>
-      </w:pPr>
-      <w:r>
-        <w:rPr>
-          <w:rFonts w:ascii="Arial" w:cs="Arial" w:eastAsia="Arial" w:hAnsi="Arial"/>
-          <w:color w:val="1A1A1A"/>
           <w:sz w:val="19"/>
           <w:szCs w:val="19"/>
         </w:rPr>
-        <w:t xml:space="preserve"/>
-      </w:r>
-    </w:p>
-    <w:tbl>
-      <w:tblPr>
-        <w:tblW w:type="dxa" w:w="9906"/>
-        <w:tblBorders>
-          <w:top w:val="single" w:color="auto" w:sz="4"/>
-          <w:left w:val="single" w:color="auto" w:sz="4"/>
-          <w:bottom w:val="single" w:color="auto" w:sz="4"/>
-          <w:right w:val="single" w:color="auto" w:sz="4"/>
-          <w:insideH w:val="single" w:color="auto" w:sz="4"/>
-          <w:insideV w:val="single" w:color="auto" w:sz="4"/>
-        </w:tblBorders>
-        <w:tblLayout w:type="fixed"/>
-      </w:tblPr>
-      <w:tblGrid>
-        <w:gridCol w:w="9906"/>
-      </w:tblGrid>
-      <w:tr>
-        <w:tc>
-          <w:tcPr>
-            <w:tcW w:type="dxa" w:w="9906"/>
-            <w:tcBorders>
-              <w:top w:val="none" w:color="FFFFFF" w:sz="0"/>
-              <w:left w:val="single" w:color="00B398" w:sz="18"/>
-              <w:bottom w:val="none" w:color="FFFFFF" w:sz="0"/>
-              <w:right w:val="none" w:color="FFFFFF" w:sz="0"/>
-            </w:tcBorders>
-            <w:shd w:fill="F4F9FC" w:color="auto" w:val="clear"/>
-            <w:tcMar>
-              <w:top w:type="dxa" w:w="90"/>
-              <w:left w:type="dxa" w:w="150"/>
-              <w:bottom w:type="dxa" w:w="90"/>
-              <w:right w:type="dxa" w:w="150"/>
-            </w:tcMar>
-          </w:tcPr>
-          <w:p>
-            <w:pPr>
-              <w:spacing w:after="0" w:line="240"/>
-            </w:pPr>
-            <w:r>
-              <w:rPr>
-                <w:rFonts w:ascii="Arial" w:cs="Arial" w:eastAsia="Arial" w:hAnsi="Arial"/>
-                <w:b/>
-                <w:bCs/>
-                <w:color w:val="012169"/>
-                <w:sz w:val="14"/>
-                <w:szCs w:val="14"/>
-              </w:rPr>
-              <w:t xml:space="preserve">How to read the provenance marks.  </w:t>
-            </w:r>
-            <w:r>
-              <w:rPr>
-                <w:rFonts w:ascii="Arial" w:cs="Arial" w:eastAsia="Arial" w:hAnsi="Arial"/>
-                <w:b/>
-                <w:bCs/>
-                <w:color w:val="00806D"/>
-                <w:sz w:val="14"/>
-                <w:szCs w:val="14"/>
-              </w:rPr>
-              <w:t xml:space="preserve">[S]</w:t>
-            </w:r>
-            <w:r>
-              <w:rPr>
-                <w:rFonts w:ascii="Arial" w:cs="Arial" w:eastAsia="Arial" w:hAnsi="Arial"/>
-                <w:color w:val="52514E"/>
-                <w:sz w:val="14"/>
-                <w:szCs w:val="14"/>
-              </w:rPr>
-              <w:t xml:space="preserve"> Sourced — stated in a citable document.  </w:t>
-            </w:r>
-            <w:r>
-              <w:rPr>
-                <w:rFonts w:ascii="Arial" w:cs="Arial" w:eastAsia="Arial" w:hAnsi="Arial"/>
-                <w:b/>
-                <w:bCs/>
-                <w:color w:val="0072CE"/>
-                <w:sz w:val="14"/>
-                <w:szCs w:val="14"/>
-              </w:rPr>
-              <w:t xml:space="preserve">[I]</w:t>
-            </w:r>
-            <w:r>
-              <w:rPr>
-                <w:rFonts w:ascii="Arial" w:cs="Arial" w:eastAsia="Arial" w:hAnsi="Arial"/>
-                <w:color w:val="52514E"/>
-                <w:sz w:val="14"/>
-                <w:szCs w:val="14"/>
-              </w:rPr>
-              <w:t xml:space="preserve"> Inferred — our reasoning from sourced facts.  </w:t>
-            </w:r>
-            <w:r>
-              <w:rPr>
-                <w:rFonts w:ascii="Arial" w:cs="Arial" w:eastAsia="Arial" w:hAnsi="Arial"/>
-                <w:b/>
-                <w:bCs/>
-                <w:color w:val="E87722"/>
-                <w:sz w:val="14"/>
-                <w:szCs w:val="14"/>
-              </w:rPr>
-              <w:t xml:space="preserve">[C]</w:t>
-            </w:r>
-            <w:r>
-              <w:rPr>
-                <w:rFonts w:ascii="Arial" w:cs="Arial" w:eastAsia="Arial" w:hAnsi="Arial"/>
-                <w:color w:val="52514E"/>
-                <w:sz w:val="14"/>
-                <w:szCs w:val="14"/>
-              </w:rPr>
-              <w:t xml:space="preserve"> Created — original judgement written for this meeting, flagged deliberately.  Citations and reasoning chains are in Annex C.</w:t>
-            </w:r>
-          </w:p>
-        </w:tc>
-      </w:tr>
-    </w:tbl>
-    <w:p>
-      <w:r>
-        <w:br w:type="page"/>
-      </w:r>
-    </w:p>
-    <w:p>
-      <w:pPr>
-        <w:spacing w:after="30"/>
-      </w:pPr>
-      <w:r>
-        <w:rPr>
-          <w:rFonts w:ascii="Arial" w:cs="Arial" w:eastAsia="Arial" w:hAnsi="Arial"/>
-          <w:b/>
-          <w:bCs/>
-          <w:caps/>
-          <w:color w:val="00B398"/>
-          <w:sz w:val="20"/>
-          <w:szCs w:val="20"/>
-        </w:rPr>
-        <w:t xml:space="preserve">Annex</w:t>
-      </w:r>
-    </w:p>
-    <w:p>
-      <w:pPr>
-        <w:pBdr>
-          <w:bottom w:val="single" w:color="00B398" w:sz="12" w:space="8"/>
-        </w:pBdr>
-        <w:spacing w:after="60" w:line="330"/>
-      </w:pPr>
-      <w:r>
-        <w:rPr>
-          <w:rFonts w:ascii="Arial" w:cs="Arial" w:eastAsia="Arial" w:hAnsi="Arial"/>
-          <w:b/>
-          <w:bCs/>
-          <w:color w:val="012169"/>
-          <w:sz w:val="30"/>
-          <w:szCs w:val="30"/>
-        </w:rPr>
-        <w:t xml:space="preserve">Supporting detail, evidence and audit trail</w:t>
-      </w:r>
-    </w:p>
-    <w:p>
-      <w:pPr>
-        <w:spacing w:after="160" w:before="0" w:line="264"/>
-      </w:pPr>
-      <w:r>
-        <w:rPr>
-          <w:rFonts w:ascii="Arial" w:cs="Arial" w:eastAsia="Arial" w:hAnsi="Arial"/>
-          <w:color w:val="52514E"/>
-          <w:sz w:val="17"/>
-          <w:szCs w:val="17"/>
-        </w:rPr>
-        <w:t xml:space="preserve">Everything in the three-page brief traces back to this annex. Nothing in the brief is asserted without a provenance mark.</w:t>
-      </w:r>
-    </w:p>
-    <w:p>
-      <w:pPr>
-        <w:pBdr>
-          <w:bottom w:val="single" w:color="0072CE" w:sz="6" w:space="4"/>
-        </w:pBdr>
-        <w:spacing w:after="100" w:before="0"/>
-      </w:pPr>
-      <w:r>
-        <w:rPr>
-          <w:rFonts w:ascii="Arial" w:cs="Arial" w:eastAsia="Arial" w:hAnsi="Arial"/>
-          <w:b/>
-          <w:bCs/>
-          <w:color w:val="012169"/>
-          <w:sz w:val="22"/>
-          <w:szCs w:val="22"/>
-        </w:rPr>
-        <w:t xml:space="preserve">Where the obligations actually sit</w:t>
-      </w:r>
-    </w:p>
-    <w:p>
-      <w:pPr>
-        <w:spacing w:after="120" w:before="0" w:line="264"/>
-      </w:pPr>
-      <w:r>
-        <w:rPr>
-          <w:rFonts w:ascii="Arial" w:cs="Arial" w:eastAsia="Arial" w:hAnsi="Arial"/>
-          <w:color w:val="52514E"/>
-          <w:sz w:val="17"/>
-          <w:szCs w:val="17"/>
-        </w:rPr>
-        <w:t xml:space="preserve">A note on where to look, because the numbering misleads. Division 296 of the Income Tax Assessment Act 1997 does not itself place obligations on funds — its own Guide points to the Taxation Administration Act for the administration rules, and the term 'RSE licensee' does not appear in the Act at all. It uses 'superannuation provider'. The table below is where each part of the machinery actually sits.</w:t>
-      </w:r>
-    </w:p>
-    <w:tbl>
-      <w:tblPr>
-        <w:tblW w:type="dxa" w:w="9906"/>
-        <w:tblBorders>
-          <w:top w:val="single" w:color="auto" w:sz="4"/>
-          <w:left w:val="single" w:color="auto" w:sz="4"/>
-          <w:bottom w:val="single" w:color="auto" w:sz="4"/>
-          <w:right w:val="single" w:color="auto" w:sz="4"/>
-          <w:insideH w:val="single" w:color="auto" w:sz="4"/>
-          <w:insideV w:val="single" w:color="auto" w:sz="4"/>
-        </w:tblBorders>
-        <w:tblLayout w:type="fixed"/>
-      </w:tblPr>
-      <w:tblGrid>
-        <w:gridCol w:w="2300"/>
-        <w:gridCol w:w="4900"/>
-        <w:gridCol w:w="1500"/>
-        <w:gridCol w:w="1206"/>
-      </w:tblGrid>
-      <w:tr>
-        <w:trPr>
-          <w:tblHeader/>
-        </w:trPr>
-        <w:tc>
-          <w:tcPr>
-            <w:tcW w:type="dxa" w:w="2300"/>
-            <w:tcBorders>
-              <w:top w:val="single" w:color="0072CE" w:sz="8"/>
-              <w:left w:val="none" w:color="FFFFFF" w:sz="0"/>
-              <w:bottom w:val="single" w:color="D9D8D2" w:sz="3"/>
-              <w:right w:val="none" w:color="FFFFFF" w:sz="0"/>
-            </w:tcBorders>
-            <w:shd w:fill="F4F9FC" w:color="auto" w:val="clear"/>
-            <w:tcMar>
-              <w:top w:type="dxa" w:w="70"/>
-              <w:left w:type="dxa" w:w="100"/>
-              <w:bottom w:type="dxa" w:w="70"/>
-              <w:right w:type="dxa" w:w="100"/>
-            </w:tcMar>
-            <w:vAlign w:val="top"/>
-          </w:tcPr>
-          <w:p>
-            <w:pPr>
-              <w:spacing w:after="0" w:line="240"/>
-            </w:pPr>
-            <w:r>
-              <w:rPr>
-                <w:rFonts w:ascii="Arial" w:cs="Arial" w:eastAsia="Arial" w:hAnsi="Arial"/>
-                <w:b/>
-                <w:bCs/>
-                <w:caps/>
-                <w:color w:val="012169"/>
-                <w:sz w:val="15"/>
-                <w:szCs w:val="15"/>
-              </w:rPr>
-              <w:t xml:space="preserve">Provision</w:t>
-            </w:r>
-          </w:p>
-        </w:tc>
-        <w:tc>
-          <w:tcPr>
-            <w:tcW w:type="dxa" w:w="4900"/>
-            <w:tcBorders>
-              <w:top w:val="single" w:color="0072CE" w:sz="8"/>
-              <w:left w:val="none" w:color="FFFFFF" w:sz="0"/>
-              <w:bottom w:val="single" w:color="D9D8D2" w:sz="3"/>
-              <w:right w:val="none" w:color="FFFFFF" w:sz="0"/>
-            </w:tcBorders>
-            <w:shd w:fill="F4F9FC" w:color="auto" w:val="clear"/>
-            <w:tcMar>
-              <w:top w:type="dxa" w:w="70"/>
-              <w:left w:type="dxa" w:w="100"/>
-              <w:bottom w:type="dxa" w:w="70"/>
-              <w:right w:type="dxa" w:w="100"/>
-            </w:tcMar>
-            <w:vAlign w:val="top"/>
-          </w:tcPr>
-          <w:p>
-            <w:pPr>
-              <w:spacing w:after="0" w:line="240"/>
-            </w:pPr>
-            <w:r>
-              <w:rPr>
-                <w:rFonts w:ascii="Arial" w:cs="Arial" w:eastAsia="Arial" w:hAnsi="Arial"/>
-                <w:b/>
-                <w:bCs/>
-                <w:caps/>
-                <w:color w:val="012169"/>
-                <w:sz w:val="15"/>
-                <w:szCs w:val="15"/>
-              </w:rPr>
-              <w:t xml:space="preserve">What it does</w:t>
-            </w:r>
-          </w:p>
-        </w:tc>
-        <w:tc>
-          <w:tcPr>
-            <w:tcW w:type="dxa" w:w="1500"/>
-            <w:tcBorders>
-              <w:top w:val="single" w:color="0072CE" w:sz="8"/>
-              <w:left w:val="none" w:color="FFFFFF" w:sz="0"/>
-              <w:bottom w:val="single" w:color="D9D8D2" w:sz="3"/>
-              <w:right w:val="none" w:color="FFFFFF" w:sz="0"/>
-            </w:tcBorders>
-            <w:shd w:fill="F4F9FC" w:color="auto" w:val="clear"/>
-            <w:tcMar>
-              <w:top w:type="dxa" w:w="70"/>
-              <w:left w:type="dxa" w:w="100"/>
-              <w:bottom w:type="dxa" w:w="70"/>
-              <w:right w:type="dxa" w:w="100"/>
-            </w:tcMar>
-            <w:vAlign w:val="top"/>
-          </w:tcPr>
-          <w:p>
-            <w:pPr>
-              <w:spacing w:after="0" w:line="240"/>
-            </w:pPr>
-            <w:r>
-              <w:rPr>
-                <w:rFonts w:ascii="Arial" w:cs="Arial" w:eastAsia="Arial" w:hAnsi="Arial"/>
-                <w:b/>
-                <w:bCs/>
-                <w:caps/>
-                <w:color w:val="012169"/>
-                <w:sz w:val="15"/>
-                <w:szCs w:val="15"/>
-              </w:rPr>
-              <w:t xml:space="preserve">Heading</w:t>
-            </w:r>
-          </w:p>
-        </w:tc>
-        <w:tc>
-          <w:tcPr>
-            <w:tcW w:type="dxa" w:w="1206"/>
-            <w:tcBorders>
-              <w:top w:val="single" w:color="0072CE" w:sz="8"/>
-              <w:left w:val="none" w:color="FFFFFF" w:sz="0"/>
-              <w:bottom w:val="single" w:color="D9D8D2" w:sz="3"/>
-              <w:right w:val="none" w:color="FFFFFF" w:sz="0"/>
-            </w:tcBorders>
-            <w:shd w:fill="F4F9FC" w:color="auto" w:val="clear"/>
-            <w:tcMar>
-              <w:top w:type="dxa" w:w="70"/>
-              <w:left w:type="dxa" w:w="100"/>
-              <w:bottom w:type="dxa" w:w="70"/>
-              <w:right w:type="dxa" w:w="100"/>
-            </w:tcMar>
-            <w:vAlign w:val="top"/>
-          </w:tcPr>
-          <w:p>
-            <w:pPr>
-              <w:spacing w:after="0" w:line="240"/>
-              <w:jc w:val="center"/>
-            </w:pPr>
-            <w:r>
-              <w:rPr>
-                <w:rFonts w:ascii="Arial" w:cs="Arial" w:eastAsia="Arial" w:hAnsi="Arial"/>
-                <w:b/>
-                <w:bCs/>
-                <w:caps/>
-                <w:color w:val="012169"/>
-                <w:sz w:val="15"/>
-                <w:szCs w:val="15"/>
-              </w:rPr>
-              <w:t xml:space="preserve">Obliges</w:t>
-            </w:r>
-          </w:p>
-        </w:tc>
-      </w:tr>
-      <w:tr>
-        <w:tc>
-          <w:tcPr>
-            <w:tcW w:type="dxa" w:w="2300"/>
-            <w:tcBorders>
-              <w:top w:val="single" w:color="D9D8D2" w:sz="3"/>
-              <w:left w:val="none" w:color="FFFFFF" w:sz="0"/>
-              <w:bottom w:val="single" w:color="D9D8D2" w:sz="3"/>
-              <w:right w:val="none" w:color="FFFFFF" w:sz="0"/>
-            </w:tcBorders>
-            <w:tcMar>
-              <w:top w:type="dxa" w:w="70"/>
-              <w:left w:type="dxa" w:w="100"/>
-              <w:bottom w:type="dxa" w:w="70"/>
-              <w:right w:type="dxa" w:w="100"/>
-            </w:tcMar>
-            <w:vAlign w:val="top"/>
-          </w:tcPr>
-          <w:p>
-            <w:pPr>
-              <w:spacing w:after="0" w:line="250"/>
-            </w:pPr>
-            <w:r>
-              <w:rPr>
-                <w:rFonts w:ascii="Arial" w:cs="Arial" w:eastAsia="Arial" w:hAnsi="Arial"/>
-                <w:b/>
-                <w:bCs/>
-                <w:color w:val="012169"/>
-                <w:sz w:val="15"/>
-                <w:szCs w:val="15"/>
-              </w:rPr>
-              <w:t xml:space="preserve">Subdivision 296-A (ITAA 1997)</w:t>
-            </w:r>
-          </w:p>
-        </w:tc>
-        <w:tc>
-          <w:tcPr>
-            <w:tcW w:type="dxa" w:w="4900"/>
-            <w:tcBorders>
-              <w:top w:val="single" w:color="D9D8D2" w:sz="3"/>
-              <w:left w:val="none" w:color="FFFFFF" w:sz="0"/>
-              <w:bottom w:val="single" w:color="D9D8D2" w:sz="3"/>
-              <w:right w:val="none" w:color="FFFFFF" w:sz="0"/>
-            </w:tcBorders>
-            <w:tcMar>
-              <w:top w:type="dxa" w:w="70"/>
-              <w:left w:type="dxa" w:w="100"/>
-              <w:bottom w:type="dxa" w:w="70"/>
-              <w:right w:type="dxa" w:w="100"/>
-            </w:tcMar>
-            <w:vAlign w:val="top"/>
-          </w:tcPr>
-          <w:p>
-            <w:pPr>
-              <w:spacing w:after="0" w:line="250"/>
-            </w:pPr>
-            <w:r>
-              <w:rPr>
-                <w:rFonts w:ascii="Arial" w:cs="Arial" w:eastAsia="Arial" w:hAnsi="Arial"/>
-                <w:color w:val="52514E"/>
-                <w:sz w:val="14"/>
-                <w:szCs w:val="14"/>
-              </w:rPr>
-              <w:t xml:space="preserve">A single objects clause, s 296-5, and nothing else. It imposes no obligation on the trustee, the member or the Commissioner. Its only legal work is interpretive — but that matters here, because it is the lens against which a trustee's 'fair and reasonable' attribution would be construed.</w:t>
-            </w:r>
-          </w:p>
-        </w:tc>
-        <w:tc>
-          <w:tcPr>
-            <w:tcW w:type="dxa" w:w="1500"/>
-            <w:tcBorders>
-              <w:top w:val="single" w:color="D9D8D2" w:sz="3"/>
-              <w:left w:val="none" w:color="FFFFFF" w:sz="0"/>
-              <w:bottom w:val="single" w:color="D9D8D2" w:sz="3"/>
-              <w:right w:val="none" w:color="FFFFFF" w:sz="0"/>
-            </w:tcBorders>
-            <w:tcMar>
-              <w:top w:type="dxa" w:w="70"/>
-              <w:left w:type="dxa" w:w="100"/>
-              <w:bottom w:type="dxa" w:w="70"/>
-              <w:right w:type="dxa" w:w="100"/>
-            </w:tcMar>
-            <w:vAlign w:val="top"/>
-          </w:tcPr>
-          <w:p>
-            <w:pPr>
-              <w:spacing w:after="0" w:line="250"/>
-            </w:pPr>
-            <w:r>
-              <w:rPr>
-                <w:rFonts w:ascii="Arial" w:cs="Arial" w:eastAsia="Arial" w:hAnsi="Arial"/>
-                <w:i/>
-                <w:iCs/>
-                <w:color w:val="52514E"/>
-                <w:sz w:val="14"/>
-                <w:szCs w:val="14"/>
-              </w:rPr>
-              <w:t xml:space="preserve">Object of this Division</w:t>
-            </w:r>
-          </w:p>
-        </w:tc>
-        <w:tc>
-          <w:tcPr>
-            <w:tcW w:type="dxa" w:w="1206"/>
-            <w:tcBorders>
-              <w:top w:val="single" w:color="D9D8D2" w:sz="3"/>
-              <w:left w:val="none" w:color="FFFFFF" w:sz="0"/>
-              <w:bottom w:val="single" w:color="D9D8D2" w:sz="3"/>
-              <w:right w:val="none" w:color="FFFFFF" w:sz="0"/>
-            </w:tcBorders>
-            <w:tcMar>
-              <w:top w:type="dxa" w:w="70"/>
-              <w:left w:type="dxa" w:w="100"/>
-              <w:bottom w:type="dxa" w:w="70"/>
-              <w:right w:type="dxa" w:w="100"/>
-            </w:tcMar>
-            <w:vAlign w:val="top"/>
-          </w:tcPr>
-          <w:p>
-            <w:pPr>
-              <w:spacing w:after="0" w:line="250"/>
-              <w:jc w:val="center"/>
-            </w:pPr>
-            <w:r>
-              <w:rPr>
-                <w:rFonts w:ascii="Arial" w:cs="Arial" w:eastAsia="Arial" w:hAnsi="Arial"/>
-                <w:b/>
-                <w:bCs/>
-                <w:color w:val="898781"/>
-                <w:sz w:val="14"/>
-                <w:szCs w:val="14"/>
-              </w:rPr>
-              <w:t xml:space="preserve">No one</w:t>
-            </w:r>
-          </w:p>
-        </w:tc>
-      </w:tr>
-      <w:tr>
-        <w:tc>
-          <w:tcPr>
-            <w:tcW w:type="dxa" w:w="2300"/>
-            <w:tcBorders>
-              <w:top w:val="single" w:color="D9D8D2" w:sz="3"/>
-              <w:left w:val="none" w:color="FFFFFF" w:sz="0"/>
-              <w:bottom w:val="single" w:color="D9D8D2" w:sz="3"/>
-              <w:right w:val="none" w:color="FFFFFF" w:sz="0"/>
-            </w:tcBorders>
-            <w:shd w:fill="EFEEE9" w:color="auto" w:val="clear"/>
-            <w:tcMar>
-              <w:top w:type="dxa" w:w="70"/>
-              <w:left w:type="dxa" w:w="100"/>
-              <w:bottom w:type="dxa" w:w="70"/>
-              <w:right w:type="dxa" w:w="100"/>
-            </w:tcMar>
-            <w:vAlign w:val="top"/>
-          </w:tcPr>
-          <w:p>
-            <w:pPr>
-              <w:spacing w:after="0" w:line="250"/>
-            </w:pPr>
-            <w:r>
-              <w:rPr>
-                <w:rFonts w:ascii="Arial" w:cs="Arial" w:eastAsia="Arial" w:hAnsi="Arial"/>
-                <w:b/>
-                <w:bCs/>
-                <w:color w:val="012169"/>
-                <w:sz w:val="15"/>
-                <w:szCs w:val="15"/>
-              </w:rPr>
-              <w:t xml:space="preserve">Subdivision 296-B (ITAA 1997)</w:t>
-            </w:r>
-          </w:p>
-        </w:tc>
-        <w:tc>
-          <w:tcPr>
-            <w:tcW w:type="dxa" w:w="4900"/>
-            <w:tcBorders>
-              <w:top w:val="single" w:color="D9D8D2" w:sz="3"/>
-              <w:left w:val="none" w:color="FFFFFF" w:sz="0"/>
-              <w:bottom w:val="single" w:color="D9D8D2" w:sz="3"/>
-              <w:right w:val="none" w:color="FFFFFF" w:sz="0"/>
-            </w:tcBorders>
-            <w:shd w:fill="EFEEE9" w:color="auto" w:val="clear"/>
-            <w:tcMar>
-              <w:top w:type="dxa" w:w="70"/>
-              <w:left w:type="dxa" w:w="100"/>
-              <w:bottom w:type="dxa" w:w="70"/>
-              <w:right w:type="dxa" w:w="100"/>
-            </w:tcMar>
-            <w:vAlign w:val="top"/>
-          </w:tcPr>
-          <w:p>
-            <w:pPr>
-              <w:spacing w:after="0" w:line="250"/>
-            </w:pPr>
-            <w:r>
-              <w:rPr>
-                <w:rFonts w:ascii="Arial" w:cs="Arial" w:eastAsia="Arial" w:hAnsi="Arial"/>
-                <w:color w:val="52514E"/>
-                <w:sz w:val="14"/>
-                <w:szCs w:val="14"/>
-              </w:rPr>
-              <w:t xml:space="preserve">Where the tax actually bites: liability (s 296-15), both thresholds (ss 296-30, 296-35), taxable and total superannuation earnings, Division 296 fund earnings (s 296-60), and the separate treatment of defined benefit and other interests (s 296-70).</w:t>
-            </w:r>
-          </w:p>
-        </w:tc>
-        <w:tc>
-          <w:tcPr>
-            <w:tcW w:type="dxa" w:w="1500"/>
-            <w:tcBorders>
-              <w:top w:val="single" w:color="D9D8D2" w:sz="3"/>
-              <w:left w:val="none" w:color="FFFFFF" w:sz="0"/>
-              <w:bottom w:val="single" w:color="D9D8D2" w:sz="3"/>
-              <w:right w:val="none" w:color="FFFFFF" w:sz="0"/>
-            </w:tcBorders>
-            <w:shd w:fill="EFEEE9" w:color="auto" w:val="clear"/>
-            <w:tcMar>
-              <w:top w:type="dxa" w:w="70"/>
-              <w:left w:type="dxa" w:w="100"/>
-              <w:bottom w:type="dxa" w:w="70"/>
-              <w:right w:type="dxa" w:w="100"/>
-            </w:tcMar>
-            <w:vAlign w:val="top"/>
-          </w:tcPr>
-          <w:p>
-            <w:pPr>
-              <w:spacing w:after="0" w:line="250"/>
-            </w:pPr>
-            <w:r>
-              <w:rPr>
-                <w:rFonts w:ascii="Arial" w:cs="Arial" w:eastAsia="Arial" w:hAnsi="Arial"/>
-                <w:i/>
-                <w:iCs/>
-                <w:color w:val="52514E"/>
-                <w:sz w:val="14"/>
-                <w:szCs w:val="14"/>
-              </w:rPr>
-              <w:t xml:space="preserve">Better targeted superannuation concessions</w:t>
-            </w:r>
-          </w:p>
-        </w:tc>
-        <w:tc>
-          <w:tcPr>
-            <w:tcW w:type="dxa" w:w="1206"/>
-            <w:tcBorders>
-              <w:top w:val="single" w:color="D9D8D2" w:sz="3"/>
-              <w:left w:val="none" w:color="FFFFFF" w:sz="0"/>
-              <w:bottom w:val="single" w:color="D9D8D2" w:sz="3"/>
-              <w:right w:val="none" w:color="FFFFFF" w:sz="0"/>
-            </w:tcBorders>
-            <w:shd w:fill="EFEEE9" w:color="auto" w:val="clear"/>
-            <w:tcMar>
-              <w:top w:type="dxa" w:w="70"/>
-              <w:left w:type="dxa" w:w="100"/>
-              <w:bottom w:type="dxa" w:w="70"/>
-              <w:right w:type="dxa" w:w="100"/>
-            </w:tcMar>
-            <w:vAlign w:val="top"/>
-          </w:tcPr>
-          <w:p>
-            <w:pPr>
-              <w:spacing w:after="0" w:line="250"/>
-              <w:jc w:val="center"/>
-            </w:pPr>
-            <w:r>
-              <w:rPr>
-                <w:rFonts w:ascii="Arial" w:cs="Arial" w:eastAsia="Arial" w:hAnsi="Arial"/>
-                <w:b/>
-                <w:bCs/>
-                <w:color w:val="0072CE"/>
-                <w:sz w:val="14"/>
-                <w:szCs w:val="14"/>
-              </w:rPr>
-              <w:t xml:space="preserve">The member</w:t>
-            </w:r>
-          </w:p>
-        </w:tc>
-      </w:tr>
-      <w:tr>
-        <w:tc>
-          <w:tcPr>
-            <w:tcW w:type="dxa" w:w="2300"/>
-            <w:tcBorders>
-              <w:top w:val="single" w:color="D9D8D2" w:sz="3"/>
-              <w:left w:val="none" w:color="FFFFFF" w:sz="0"/>
-              <w:bottom w:val="single" w:color="D9D8D2" w:sz="3"/>
-              <w:right w:val="none" w:color="FFFFFF" w:sz="0"/>
-            </w:tcBorders>
-            <w:tcMar>
-              <w:top w:type="dxa" w:w="70"/>
-              <w:left w:type="dxa" w:w="100"/>
-              <w:bottom w:type="dxa" w:w="70"/>
-              <w:right w:type="dxa" w:w="100"/>
-            </w:tcMar>
-            <w:vAlign w:val="top"/>
-          </w:tcPr>
-          <w:p>
-            <w:pPr>
-              <w:spacing w:after="0" w:line="250"/>
-            </w:pPr>
-            <w:r>
-              <w:rPr>
-                <w:rFonts w:ascii="Arial" w:cs="Arial" w:eastAsia="Arial" w:hAnsi="Arial"/>
-                <w:b/>
-                <w:bCs/>
-                <w:color w:val="012169"/>
-                <w:sz w:val="15"/>
-                <w:szCs w:val="15"/>
-              </w:rPr>
-              <w:t xml:space="preserve">s 134-140, Sch 1 TAA 1953</w:t>
-            </w:r>
-          </w:p>
-        </w:tc>
-        <w:tc>
-          <w:tcPr>
-            <w:tcW w:type="dxa" w:w="4900"/>
-            <w:tcBorders>
-              <w:top w:val="single" w:color="D9D8D2" w:sz="3"/>
-              <w:left w:val="none" w:color="FFFFFF" w:sz="0"/>
-              <w:bottom w:val="single" w:color="D9D8D2" w:sz="3"/>
-              <w:right w:val="none" w:color="FFFFFF" w:sz="0"/>
-            </w:tcBorders>
-            <w:tcMar>
-              <w:top w:type="dxa" w:w="70"/>
-              <w:left w:type="dxa" w:w="100"/>
-              <w:bottom w:type="dxa" w:w="70"/>
-              <w:right w:type="dxa" w:w="100"/>
-            </w:tcMar>
-            <w:vAlign w:val="top"/>
-          </w:tcPr>
-          <w:p>
-            <w:pPr>
-              <w:spacing w:after="0" w:line="250"/>
-            </w:pPr>
-            <w:r>
-              <w:rPr>
-                <w:rFonts w:ascii="Arial" w:cs="Arial" w:eastAsia="Arial" w:hAnsi="Arial"/>
-                <w:color w:val="52514E"/>
-                <w:sz w:val="14"/>
-                <w:szCs w:val="14"/>
-              </w:rPr>
-              <w:t xml:space="preserve">The clearest new duty on a fund. Where the Commissioner keeps a Division 296 debt account for an interest and the end benefit becomes payable, the provider must notify the Commissioner of the expected payment date within 14 days, in the approved form. The section carries an express note that a dissatisfied person may complain under the AFCA scheme.</w:t>
-            </w:r>
-          </w:p>
-        </w:tc>
-        <w:tc>
-          <w:tcPr>
-            <w:tcW w:type="dxa" w:w="1500"/>
-            <w:tcBorders>
-              <w:top w:val="single" w:color="D9D8D2" w:sz="3"/>
-              <w:left w:val="none" w:color="FFFFFF" w:sz="0"/>
-              <w:bottom w:val="single" w:color="D9D8D2" w:sz="3"/>
-              <w:right w:val="none" w:color="FFFFFF" w:sz="0"/>
-            </w:tcBorders>
-            <w:tcMar>
-              <w:top w:type="dxa" w:w="70"/>
-              <w:left w:type="dxa" w:w="100"/>
-              <w:bottom w:type="dxa" w:w="70"/>
-              <w:right w:type="dxa" w:w="100"/>
-            </w:tcMar>
-            <w:vAlign w:val="top"/>
-          </w:tcPr>
-          <w:p>
-            <w:pPr>
-              <w:spacing w:after="0" w:line="250"/>
-            </w:pPr>
-            <w:r>
-              <w:rPr>
-                <w:rFonts w:ascii="Arial" w:cs="Arial" w:eastAsia="Arial" w:hAnsi="Arial"/>
-                <w:i/>
-                <w:iCs/>
-                <w:color w:val="52514E"/>
-                <w:sz w:val="14"/>
-                <w:szCs w:val="14"/>
-              </w:rPr>
-              <w:t xml:space="preserve">Division 296 end benefit notice</w:t>
-            </w:r>
-          </w:p>
-        </w:tc>
-        <w:tc>
-          <w:tcPr>
-            <w:tcW w:type="dxa" w:w="1206"/>
-            <w:tcBorders>
-              <w:top w:val="single" w:color="D9D8D2" w:sz="3"/>
-              <w:left w:val="none" w:color="FFFFFF" w:sz="0"/>
-              <w:bottom w:val="single" w:color="D9D8D2" w:sz="3"/>
-              <w:right w:val="none" w:color="FFFFFF" w:sz="0"/>
-            </w:tcBorders>
-            <w:tcMar>
-              <w:top w:type="dxa" w:w="70"/>
-              <w:left w:type="dxa" w:w="100"/>
-              <w:bottom w:type="dxa" w:w="70"/>
-              <w:right w:type="dxa" w:w="100"/>
-            </w:tcMar>
-            <w:vAlign w:val="top"/>
-          </w:tcPr>
-          <w:p>
-            <w:pPr>
-              <w:spacing w:after="0" w:line="250"/>
-              <w:jc w:val="center"/>
-            </w:pPr>
-            <w:r>
-              <w:rPr>
-                <w:rFonts w:ascii="Arial" w:cs="Arial" w:eastAsia="Arial" w:hAnsi="Arial"/>
-                <w:b/>
-                <w:bCs/>
-                <w:color w:val="890C58"/>
-                <w:sz w:val="14"/>
-                <w:szCs w:val="14"/>
-              </w:rPr>
-              <w:t xml:space="preserve">The fund</w:t>
-            </w:r>
-          </w:p>
-        </w:tc>
-      </w:tr>
-      <w:tr>
-        <w:tc>
-          <w:tcPr>
-            <w:tcW w:type="dxa" w:w="2300"/>
-            <w:tcBorders>
-              <w:top w:val="single" w:color="D9D8D2" w:sz="3"/>
-              <w:left w:val="none" w:color="FFFFFF" w:sz="0"/>
-              <w:bottom w:val="single" w:color="D9D8D2" w:sz="3"/>
-              <w:right w:val="none" w:color="FFFFFF" w:sz="0"/>
-            </w:tcBorders>
-            <w:shd w:fill="EFEEE9" w:color="auto" w:val="clear"/>
-            <w:tcMar>
-              <w:top w:type="dxa" w:w="70"/>
-              <w:left w:type="dxa" w:w="100"/>
-              <w:bottom w:type="dxa" w:w="70"/>
-              <w:right w:type="dxa" w:w="100"/>
-            </w:tcMar>
-            <w:vAlign w:val="top"/>
-          </w:tcPr>
-          <w:p>
-            <w:pPr>
-              <w:spacing w:after="0" w:line="250"/>
-            </w:pPr>
-            <w:r>
-              <w:rPr>
-                <w:rFonts w:ascii="Arial" w:cs="Arial" w:eastAsia="Arial" w:hAnsi="Arial"/>
-                <w:b/>
-                <w:bCs/>
-                <w:color w:val="012169"/>
-                <w:sz w:val="15"/>
-                <w:szCs w:val="15"/>
-              </w:rPr>
-              <w:t xml:space="preserve">s 134-145, Sch 1 TAA 1953</w:t>
-            </w:r>
-          </w:p>
-        </w:tc>
-        <w:tc>
-          <w:tcPr>
-            <w:tcW w:type="dxa" w:w="4900"/>
-            <w:tcBorders>
-              <w:top w:val="single" w:color="D9D8D2" w:sz="3"/>
-              <w:left w:val="none" w:color="FFFFFF" w:sz="0"/>
-              <w:bottom w:val="single" w:color="D9D8D2" w:sz="3"/>
-              <w:right w:val="none" w:color="FFFFFF" w:sz="0"/>
-            </w:tcBorders>
-            <w:shd w:fill="EFEEE9" w:color="auto" w:val="clear"/>
-            <w:tcMar>
-              <w:top w:type="dxa" w:w="70"/>
-              <w:left w:type="dxa" w:w="100"/>
-              <w:bottom w:type="dxa" w:w="70"/>
-              <w:right w:type="dxa" w:w="100"/>
-            </w:tcMar>
-            <w:vAlign w:val="top"/>
-          </w:tcPr>
-          <w:p>
-            <w:pPr>
-              <w:spacing w:after="0" w:line="250"/>
-            </w:pPr>
-            <w:r>
-              <w:rPr>
-                <w:rFonts w:ascii="Arial" w:cs="Arial" w:eastAsia="Arial" w:hAnsi="Arial"/>
-                <w:color w:val="52514E"/>
-                <w:sz w:val="14"/>
-                <w:szCs w:val="14"/>
-              </w:rPr>
-              <w:t xml:space="preserve">A material change or omission in a s 134-140 notice must be corrected within 7 days of the fund becoming aware of it.</w:t>
-            </w:r>
-          </w:p>
-        </w:tc>
-        <w:tc>
-          <w:tcPr>
-            <w:tcW w:type="dxa" w:w="1500"/>
-            <w:tcBorders>
-              <w:top w:val="single" w:color="D9D8D2" w:sz="3"/>
-              <w:left w:val="none" w:color="FFFFFF" w:sz="0"/>
-              <w:bottom w:val="single" w:color="D9D8D2" w:sz="3"/>
-              <w:right w:val="none" w:color="FFFFFF" w:sz="0"/>
-            </w:tcBorders>
-            <w:shd w:fill="EFEEE9" w:color="auto" w:val="clear"/>
-            <w:tcMar>
-              <w:top w:type="dxa" w:w="70"/>
-              <w:left w:type="dxa" w:w="100"/>
-              <w:bottom w:type="dxa" w:w="70"/>
-              <w:right w:type="dxa" w:w="100"/>
-            </w:tcMar>
-            <w:vAlign w:val="top"/>
-          </w:tcPr>
-          <w:p>
-            <w:pPr>
-              <w:spacing w:after="0" w:line="250"/>
-            </w:pPr>
-            <w:r>
-              <w:rPr>
-                <w:rFonts w:ascii="Arial" w:cs="Arial" w:eastAsia="Arial" w:hAnsi="Arial"/>
-                <w:i/>
-                <w:iCs/>
-                <w:color w:val="52514E"/>
-                <w:sz w:val="14"/>
-                <w:szCs w:val="14"/>
-              </w:rPr>
-              <w:t xml:space="preserve">Material changes or omissions</w:t>
-            </w:r>
-          </w:p>
-        </w:tc>
-        <w:tc>
-          <w:tcPr>
-            <w:tcW w:type="dxa" w:w="1206"/>
-            <w:tcBorders>
-              <w:top w:val="single" w:color="D9D8D2" w:sz="3"/>
-              <w:left w:val="none" w:color="FFFFFF" w:sz="0"/>
-              <w:bottom w:val="single" w:color="D9D8D2" w:sz="3"/>
-              <w:right w:val="none" w:color="FFFFFF" w:sz="0"/>
-            </w:tcBorders>
-            <w:shd w:fill="EFEEE9" w:color="auto" w:val="clear"/>
-            <w:tcMar>
-              <w:top w:type="dxa" w:w="70"/>
-              <w:left w:type="dxa" w:w="100"/>
-              <w:bottom w:type="dxa" w:w="70"/>
-              <w:right w:type="dxa" w:w="100"/>
-            </w:tcMar>
-            <w:vAlign w:val="top"/>
-          </w:tcPr>
-          <w:p>
-            <w:pPr>
-              <w:spacing w:after="0" w:line="250"/>
-              <w:jc w:val="center"/>
-            </w:pPr>
-            <w:r>
-              <w:rPr>
-                <w:rFonts w:ascii="Arial" w:cs="Arial" w:eastAsia="Arial" w:hAnsi="Arial"/>
-                <w:b/>
-                <w:bCs/>
-                <w:color w:val="890C58"/>
-                <w:sz w:val="14"/>
-                <w:szCs w:val="14"/>
-              </w:rPr>
-              <w:t xml:space="preserve">The fund</w:t>
-            </w:r>
-          </w:p>
-        </w:tc>
-      </w:tr>
-      <w:tr>
-        <w:tc>
-          <w:tcPr>
-            <w:tcW w:type="dxa" w:w="2300"/>
-            <w:tcBorders>
-              <w:top w:val="single" w:color="D9D8D2" w:sz="3"/>
-              <w:left w:val="none" w:color="FFFFFF" w:sz="0"/>
-              <w:bottom w:val="single" w:color="D9D8D2" w:sz="3"/>
-              <w:right w:val="none" w:color="FFFFFF" w:sz="0"/>
-            </w:tcBorders>
-            <w:tcMar>
-              <w:top w:type="dxa" w:w="70"/>
-              <w:left w:type="dxa" w:w="100"/>
-              <w:bottom w:type="dxa" w:w="70"/>
-              <w:right w:type="dxa" w:w="100"/>
-            </w:tcMar>
-            <w:vAlign w:val="top"/>
-          </w:tcPr>
-          <w:p>
-            <w:pPr>
-              <w:spacing w:after="0" w:line="250"/>
-            </w:pPr>
-            <w:r>
-              <w:rPr>
-                <w:rFonts w:ascii="Arial" w:cs="Arial" w:eastAsia="Arial" w:hAnsi="Arial"/>
-                <w:b/>
-                <w:bCs/>
-                <w:color w:val="012169"/>
-                <w:sz w:val="15"/>
-                <w:szCs w:val="15"/>
-              </w:rPr>
-              <w:t xml:space="preserve">Division 131, Sch 1 TAA 1953</w:t>
-            </w:r>
-          </w:p>
-        </w:tc>
-        <w:tc>
-          <w:tcPr>
-            <w:tcW w:type="dxa" w:w="4900"/>
-            <w:tcBorders>
-              <w:top w:val="single" w:color="D9D8D2" w:sz="3"/>
-              <w:left w:val="none" w:color="FFFFFF" w:sz="0"/>
-              <w:bottom w:val="single" w:color="D9D8D2" w:sz="3"/>
-              <w:right w:val="none" w:color="FFFFFF" w:sz="0"/>
-            </w:tcBorders>
-            <w:tcMar>
-              <w:top w:type="dxa" w:w="70"/>
-              <w:left w:type="dxa" w:w="100"/>
-              <w:bottom w:type="dxa" w:w="70"/>
-              <w:right w:type="dxa" w:w="100"/>
-            </w:tcMar>
-            <w:vAlign w:val="top"/>
-          </w:tcPr>
-          <w:p>
-            <w:pPr>
-              <w:spacing w:after="0" w:line="250"/>
-            </w:pPr>
-            <w:r>
-              <w:rPr>
-                <w:rFonts w:ascii="Arial" w:cs="Arial" w:eastAsia="Arial" w:hAnsi="Arial"/>
-                <w:color w:val="52514E"/>
-                <w:sz w:val="14"/>
-                <w:szCs w:val="14"/>
-              </w:rPr>
-              <w:t xml:space="preserve">Extends the existing release authority machinery to Division 296, so a member can direct that the liability be paid from their superannuation.</w:t>
-            </w:r>
-          </w:p>
-        </w:tc>
-        <w:tc>
-          <w:tcPr>
-            <w:tcW w:type="dxa" w:w="1500"/>
-            <w:tcBorders>
-              <w:top w:val="single" w:color="D9D8D2" w:sz="3"/>
-              <w:left w:val="none" w:color="FFFFFF" w:sz="0"/>
-              <w:bottom w:val="single" w:color="D9D8D2" w:sz="3"/>
-              <w:right w:val="none" w:color="FFFFFF" w:sz="0"/>
-            </w:tcBorders>
-            <w:tcMar>
-              <w:top w:type="dxa" w:w="70"/>
-              <w:left w:type="dxa" w:w="100"/>
-              <w:bottom w:type="dxa" w:w="70"/>
-              <w:right w:type="dxa" w:w="100"/>
-            </w:tcMar>
-            <w:vAlign w:val="top"/>
-          </w:tcPr>
-          <w:p>
-            <w:pPr>
-              <w:spacing w:after="0" w:line="250"/>
-            </w:pPr>
-            <w:r>
-              <w:rPr>
-                <w:rFonts w:ascii="Arial" w:cs="Arial" w:eastAsia="Arial" w:hAnsi="Arial"/>
-                <w:i/>
-                <w:iCs/>
-                <w:color w:val="52514E"/>
-                <w:sz w:val="14"/>
-                <w:szCs w:val="14"/>
-              </w:rPr>
-              <w:t xml:space="preserve">Release authorities</w:t>
-            </w:r>
-          </w:p>
-        </w:tc>
-        <w:tc>
-          <w:tcPr>
-            <w:tcW w:type="dxa" w:w="1206"/>
-            <w:tcBorders>
-              <w:top w:val="single" w:color="D9D8D2" w:sz="3"/>
-              <w:left w:val="none" w:color="FFFFFF" w:sz="0"/>
-              <w:bottom w:val="single" w:color="D9D8D2" w:sz="3"/>
-              <w:right w:val="none" w:color="FFFFFF" w:sz="0"/>
-            </w:tcBorders>
-            <w:tcMar>
-              <w:top w:type="dxa" w:w="70"/>
-              <w:left w:type="dxa" w:w="100"/>
-              <w:bottom w:type="dxa" w:w="70"/>
-              <w:right w:type="dxa" w:w="100"/>
-            </w:tcMar>
-            <w:vAlign w:val="top"/>
-          </w:tcPr>
-          <w:p>
-            <w:pPr>
-              <w:spacing w:after="0" w:line="250"/>
-              <w:jc w:val="center"/>
-            </w:pPr>
-            <w:r>
-              <w:rPr>
-                <w:rFonts w:ascii="Arial" w:cs="Arial" w:eastAsia="Arial" w:hAnsi="Arial"/>
-                <w:b/>
-                <w:bCs/>
-                <w:color w:val="890C58"/>
-                <w:sz w:val="14"/>
-                <w:szCs w:val="14"/>
-              </w:rPr>
-              <w:t xml:space="preserve">The fund</w:t>
-            </w:r>
-          </w:p>
-        </w:tc>
-      </w:tr>
-      <w:tr>
-        <w:tc>
-          <w:tcPr>
-            <w:tcW w:type="dxa" w:w="2300"/>
-            <w:tcBorders>
-              <w:top w:val="single" w:color="D9D8D2" w:sz="3"/>
-              <w:left w:val="none" w:color="FFFFFF" w:sz="0"/>
-              <w:bottom w:val="single" w:color="D9D8D2" w:sz="3"/>
-              <w:right w:val="none" w:color="FFFFFF" w:sz="0"/>
-            </w:tcBorders>
-            <w:shd w:fill="EFEEE9" w:color="auto" w:val="clear"/>
-            <w:tcMar>
-              <w:top w:type="dxa" w:w="70"/>
-              <w:left w:type="dxa" w:w="100"/>
-              <w:bottom w:type="dxa" w:w="70"/>
-              <w:right w:type="dxa" w:w="100"/>
-            </w:tcMar>
-            <w:vAlign w:val="top"/>
-          </w:tcPr>
-          <w:p>
-            <w:pPr>
-              <w:spacing w:after="0" w:line="250"/>
-            </w:pPr>
-            <w:r>
-              <w:rPr>
-                <w:rFonts w:ascii="Arial" w:cs="Arial" w:eastAsia="Arial" w:hAnsi="Arial"/>
-                <w:b/>
-                <w:bCs/>
-                <w:color w:val="012169"/>
-                <w:sz w:val="15"/>
-                <w:szCs w:val="15"/>
-              </w:rPr>
-              <w:t xml:space="preserve">Regulations F2026L00726</w:t>
-            </w:r>
-          </w:p>
-        </w:tc>
-        <w:tc>
-          <w:tcPr>
-            <w:tcW w:type="dxa" w:w="4900"/>
-            <w:tcBorders>
-              <w:top w:val="single" w:color="D9D8D2" w:sz="3"/>
-              <w:left w:val="none" w:color="FFFFFF" w:sz="0"/>
-              <w:bottom w:val="single" w:color="D9D8D2" w:sz="3"/>
-              <w:right w:val="none" w:color="FFFFFF" w:sz="0"/>
-            </w:tcBorders>
-            <w:shd w:fill="EFEEE9" w:color="auto" w:val="clear"/>
-            <w:tcMar>
-              <w:top w:type="dxa" w:w="70"/>
-              <w:left w:type="dxa" w:w="100"/>
-              <w:bottom w:type="dxa" w:w="70"/>
-              <w:right w:type="dxa" w:w="100"/>
-            </w:tcMar>
-            <w:vAlign w:val="top"/>
-          </w:tcPr>
-          <w:p>
-            <w:pPr>
-              <w:spacing w:after="0" w:line="250"/>
-            </w:pPr>
-            <w:r>
-              <w:rPr>
-                <w:rFonts w:ascii="Arial" w:cs="Arial" w:eastAsia="Arial" w:hAnsi="Arial"/>
-                <w:color w:val="52514E"/>
-                <w:sz w:val="14"/>
-                <w:szCs w:val="14"/>
-              </w:rPr>
-              <w:t xml:space="preserve">The 'fair and reasonable' attribution standard for funds with more than six members, and the prescribed formula plus actuarial certificate for funds with six or fewer. Made 11 June 2026, registered 18 June 2026 — twelve days before the first measurement year began.</w:t>
-            </w:r>
-          </w:p>
-        </w:tc>
-        <w:tc>
-          <w:tcPr>
-            <w:tcW w:type="dxa" w:w="1500"/>
-            <w:tcBorders>
-              <w:top w:val="single" w:color="D9D8D2" w:sz="3"/>
-              <w:left w:val="none" w:color="FFFFFF" w:sz="0"/>
-              <w:bottom w:val="single" w:color="D9D8D2" w:sz="3"/>
-              <w:right w:val="none" w:color="FFFFFF" w:sz="0"/>
-            </w:tcBorders>
-            <w:shd w:fill="EFEEE9" w:color="auto" w:val="clear"/>
-            <w:tcMar>
-              <w:top w:type="dxa" w:w="70"/>
-              <w:left w:type="dxa" w:w="100"/>
-              <w:bottom w:type="dxa" w:w="70"/>
-              <w:right w:type="dxa" w:w="100"/>
-            </w:tcMar>
-            <w:vAlign w:val="top"/>
-          </w:tcPr>
-          <w:p>
-            <w:pPr>
-              <w:spacing w:after="0" w:line="250"/>
-            </w:pPr>
-            <w:r>
-              <w:rPr>
-                <w:rFonts w:ascii="Arial" w:cs="Arial" w:eastAsia="Arial" w:hAnsi="Arial"/>
-                <w:i/>
-                <w:iCs/>
-                <w:color w:val="52514E"/>
-                <w:sz w:val="14"/>
-                <w:szCs w:val="14"/>
-              </w:rPr>
-              <w:t xml:space="preserve">Attribution method</w:t>
-            </w:r>
-          </w:p>
-        </w:tc>
-        <w:tc>
-          <w:tcPr>
-            <w:tcW w:type="dxa" w:w="1206"/>
-            <w:tcBorders>
-              <w:top w:val="single" w:color="D9D8D2" w:sz="3"/>
-              <w:left w:val="none" w:color="FFFFFF" w:sz="0"/>
-              <w:bottom w:val="single" w:color="D9D8D2" w:sz="3"/>
-              <w:right w:val="none" w:color="FFFFFF" w:sz="0"/>
-            </w:tcBorders>
-            <w:shd w:fill="EFEEE9" w:color="auto" w:val="clear"/>
-            <w:tcMar>
-              <w:top w:type="dxa" w:w="70"/>
-              <w:left w:type="dxa" w:w="100"/>
-              <w:bottom w:type="dxa" w:w="70"/>
-              <w:right w:type="dxa" w:w="100"/>
-            </w:tcMar>
-            <w:vAlign w:val="top"/>
-          </w:tcPr>
-          <w:p>
-            <w:pPr>
-              <w:spacing w:after="0" w:line="250"/>
-              <w:jc w:val="center"/>
-            </w:pPr>
-            <w:r>
-              <w:rPr>
-                <w:rFonts w:ascii="Arial" w:cs="Arial" w:eastAsia="Arial" w:hAnsi="Arial"/>
-                <w:b/>
-                <w:bCs/>
-                <w:color w:val="890C58"/>
-                <w:sz w:val="14"/>
-                <w:szCs w:val="14"/>
-              </w:rPr>
-              <w:t xml:space="preserve">The fund</w:t>
-            </w:r>
-          </w:p>
-        </w:tc>
-      </w:tr>
-    </w:tbl>
-    <w:p>
-      <w:pPr>
-        <w:spacing w:after="200" w:before="0" w:line="264"/>
-      </w:pPr>
-      <w:r>
-        <w:rPr>
-          <w:rFonts w:ascii="Arial" w:cs="Arial" w:eastAsia="Arial" w:hAnsi="Arial"/>
-          <w:color w:val="1A1A1A"/>
-          <w:sz w:val="19"/>
-          <w:szCs w:val="19"/>
-        </w:rPr>
-        <w:t xml:space="preserve"/>
+        <w:t xml:space="preserve">How much of this is ours to fix</w:t>
       </w:r>
     </w:p>
     <w:p>
@@ -4102,7 +4151,7 @@
       <w:r>
         <w:drawing>
           <wp:inline distT="0" distB="0" distL="0" distR="0">
-            <wp:extent cx="6143625" cy="1143000"/>
+            <wp:extent cx="3143250" cy="2133600"/>
             <wp:effectExtent t="0" r="0" b="0" l="0"/>
             <wp:docPr id="1" name="" descr="" title=""/>
             <wp:cNvGraphicFramePr>
@@ -4127,85 +4176,6 @@
                   <pic:spPr bwMode="auto">
                     <a:xfrm>
                       <a:off x="0" y="0"/>
-                      <a:ext cx="6143625" cy="1143000"/>
-                    </a:xfrm>
-                    <a:prstGeom prst="rect">
-                      <a:avLst/>
-                    </a:prstGeom>
-                  </pic:spPr>
-                </pic:pic>
-              </a:graphicData>
-            </a:graphic>
-          </wp:inline>
-        </w:drawing>
-      </w:r>
-    </w:p>
-    <w:p>
-      <w:pPr>
-        <w:spacing w:after="120"/>
-        <w:jc w:val="center"/>
-      </w:pPr>
-      <w:r>
-        <w:rPr>
-          <w:rFonts w:ascii="Arial" w:cs="Arial" w:eastAsia="Arial" w:hAnsi="Arial"/>
-          <w:i/>
-          <w:iCs/>
-          <w:color w:val="898781"/>
-          <w:sz w:val="13"/>
-          <w:szCs w:val="13"/>
-        </w:rPr>
-        <w:t xml:space="preserve">Figure A1 — Where the affected population actually sits. Most of it is outside our perimeter.</w:t>
-      </w:r>
-    </w:p>
-    <w:p>
-      <w:pPr>
-        <w:spacing w:after="60" w:before="160"/>
-      </w:pPr>
-      <w:r>
-        <w:rPr>
-          <w:rFonts w:ascii="Arial" w:cs="Arial" w:eastAsia="Arial" w:hAnsi="Arial"/>
-          <w:b/>
-          <w:bCs/>
-          <w:color w:val="0072CE"/>
-          <w:sz w:val="19"/>
-          <w:szCs w:val="19"/>
-        </w:rPr>
-        <w:t xml:space="preserve">How much of this is ours to fix</w:t>
-      </w:r>
-    </w:p>
-    <w:p>
-      <w:pPr>
-        <w:spacing w:after="40" w:before="90"/>
-        <w:jc w:val="center"/>
-      </w:pPr>
-      <w:r>
-        <w:drawing>
-          <wp:inline distT="0" distB="0" distL="0" distR="0">
-            <wp:extent cx="3143250" cy="2133600"/>
-            <wp:effectExtent t="0" r="0" b="0" l="0"/>
-            <wp:docPr id="1" name="" descr="" title=""/>
-            <wp:cNvGraphicFramePr>
-              <a:graphicFrameLocks xmlns:a="http://schemas.openxmlformats.org/drawingml/2006/main" noChangeAspect="1"/>
-            </wp:cNvGraphicFramePr>
-            <a:graphic xmlns:a="http://schemas.openxmlformats.org/drawingml/2006/main">
-              <a:graphicData uri="http://schemas.openxmlformats.org/drawingml/2006/picture">
-                <pic:pic xmlns:pic="http://schemas.openxmlformats.org/drawingml/2006/picture">
-                  <pic:nvPicPr>
-                    <pic:cNvPr id="0" name="" descr=""/>
-                    <pic:cNvPicPr>
-                      <a:picLocks noChangeAspect="1" noChangeArrowheads="1"/>
-                    </pic:cNvPicPr>
-                  </pic:nvPicPr>
-                  <pic:blipFill>
-                    <a:blip r:embed="rId14" cstate="none"/>
-                    <a:srcRect/>
-                    <a:stretch>
-                      <a:fillRect/>
-                    </a:stretch>
-                  </pic:blipFill>
-                  <pic:spPr bwMode="auto">
-                    <a:xfrm>
-                      <a:off x="0" y="0"/>
                       <a:ext cx="3143250" cy="2133600"/>
                     </a:xfrm>
                     <a:prstGeom prst="rect">
@@ -4233,7 +4203,7 @@
           <w:sz w:val="13"/>
           <w:szCs w:val="13"/>
         </w:rPr>
-        <w:t xml:space="preserve">Figure A2 — How much of the register is ours to act on.</w:t>
+        <w:t xml:space="preserve">Figure A2 — How much of the register APRA can act on directly.</w:t>
       </w:r>
     </w:p>
     <w:p>
@@ -21651,7 +21621,7 @@
           <w:sz w:val="17"/>
           <w:szCs w:val="17"/>
         </w:rPr>
-        <w:t xml:space="preserve">The draft register was attacked by three independent adversarial reviewers before it reached this page: a hostile fact-checker instructed to refute rather than agree, a grading sceptic instructed to hunt for inflated ratings, and a completeness critic instructed to find what had been left out. Every challenge was dispositioned — accepted and fixed, partially accepted, or rejected with reasons. The table below is the full record, including the challenges we rejected.</w:t>
+        <w:t xml:space="preserve">The draft register was attacked by three independent adversarial reviewers before it reached this page: a hostile fact-checker instructed to refute rather than agree, a grading sceptic instructed to hunt for inflated ratings, and a completeness critic instructed to find what had been left out. Every challenge was dispositioned — accepted and fixed, partially accepted, or rejected with reasons. The table below is the full record, including the challenges rejected.</w:t>
       </w:r>
     </w:p>
     <w:tbl>
@@ -26804,7 +26774,7 @@
           <w:sz w:val="22"/>
           <w:szCs w:val="22"/>
         </w:rPr>
-        <w:t xml:space="preserve">Annex E2 — What we still do not know</w:t>
+        <w:t xml:space="preserve">Annex E2 — What remains unknown</w:t>
       </w:r>
     </w:p>
     <w:p>
@@ -28677,7 +28647,7 @@
         <w:sz w:val="13"/>
         <w:szCs w:val="13"/>
       </w:rPr>
-      <w:t xml:space="preserve">OFFICIAL — SENSITIVE  ·  Division 296 — prudential implications</w:t>
+      <w:t xml:space="preserve">Prudential research note  ·  Division 296 — prudential implications</w:t>
     </w:r>
     <w:r>
       <w:rPr>
